--- a/Sindhi Muslim/Papers/Final Term/Class 3/Class 3 - GK.docx
+++ b/Sindhi Muslim/Papers/Final Term/Class 3/Class 3 - GK.docx
@@ -1,27 +1,95 @@
 
 <file path=word/document.xml><?xml version="1.0" encoding="utf-8"?>
-<w:document xmlns:wpc="http://schemas.microsoft.com/office/word/2010/wordprocessingCanvas" xmlns:cx="http://schemas.microsoft.com/office/drawing/2014/chartex" xmlns:cx1="http://schemas.microsoft.com/office/drawing/2015/9/8/chartex" xmlns:cx2="http://schemas.microsoft.com/office/drawing/2015/10/21/chartex" xmlns:cx3="http://schemas.microsoft.com/office/drawing/2016/5/9/chartex" xmlns:cx4="http://schemas.microsoft.com/office/drawing/2016/5/10/chartex" xmlns:cx5="http://schemas.microsoft.com/office/drawing/2016/5/11/chartex" xmlns:cx6="http://schemas.microsoft.com/office/drawing/2016/5/12/chartex" xmlns:cx7="http://schemas.microsoft.com/office/drawing/2016/5/13/chartex" xmlns:cx8="http://schemas.microsoft.com/office/drawing/2016/5/14/chartex" xmlns:mc="http://schemas.openxmlformats.org/markup-compatibility/2006" xmlns:aink="http://schemas.microsoft.com/office/drawing/2016/ink" xmlns:am3d="http://schemas.microsoft.com/office/drawing/2017/model3d" xmlns:o="urn:schemas-microsoft-com:office:office" xmlns:oel="http://schemas.microsoft.com/office/2019/extlst" xmlns:r="http://schemas.openxmlformats.org/officeDocument/2006/relationships" xmlns:m="http://schemas.openxmlformats.org/officeDocument/2006/math" xmlns:v="urn:schemas-microsoft-com:vml" xmlns:wp14="http://schemas.microsoft.com/office/word/2010/wordprocessingDrawing" xmlns:wp="http://schemas.openxmlformats.org/drawingml/2006/wordprocessingDrawing" xmlns:w10="urn:schemas-microsoft-com:office:word" xmlns:w="http://schemas.openxmlformats.org/wordprocessingml/2006/main" xmlns:w14="http://schemas.microsoft.com/office/word/2010/wordml" xmlns:w15="http://schemas.microsoft.com/office/word/2012/wordml" xmlns:w16cex="http://schemas.microsoft.com/office/word/2018/wordml/cex" xmlns:w16cid="http://schemas.microsoft.com/office/word/2016/wordml/cid" xmlns:w16="http://schemas.microsoft.com/office/word/2018/wordml" xmlns:w16du="http://schemas.microsoft.com/office/word/2023/wordml/word16du" xmlns:w16sdtdh="http://schemas.microsoft.com/office/word/2020/wordml/sdtdatahash" xmlns:w16se="http://schemas.microsoft.com/office/word/2015/wordml/symex" xmlns:wpg="http://schemas.microsoft.com/office/word/2010/wordprocessingGroup" xmlns:wpi="http://schemas.microsoft.com/office/word/2010/wordprocessingInk" xmlns:wne="http://schemas.microsoft.com/office/word/2006/wordml" xmlns:wps="http://schemas.microsoft.com/office/word/2010/wordprocessingShape" mc:Ignorable="w14 w15 w16se w16cid w16 w16cex w16sdtdh w16du wp14">
+<w:document xmlns:wpc="http://schemas.microsoft.com/office/word/2010/wordprocessingCanvas" xmlns:cx="http://schemas.microsoft.com/office/drawing/2014/chartex" xmlns:cx1="http://schemas.microsoft.com/office/drawing/2015/9/8/chartex" xmlns:cx2="http://schemas.microsoft.com/office/drawing/2015/10/21/chartex" xmlns:cx3="http://schemas.microsoft.com/office/drawing/2016/5/9/chartex" xmlns:cx4="http://schemas.microsoft.com/office/drawing/2016/5/10/chartex" xmlns:cx5="http://schemas.microsoft.com/office/drawing/2016/5/11/chartex" xmlns:cx6="http://schemas.microsoft.com/office/drawing/2016/5/12/chartex" xmlns:cx7="http://schemas.microsoft.com/office/drawing/2016/5/13/chartex" xmlns:cx8="http://schemas.microsoft.com/office/drawing/2016/5/14/chartex" xmlns:mc="http://schemas.openxmlformats.org/markup-compatibility/2006" xmlns:aink="http://schemas.microsoft.com/office/drawing/2016/ink" xmlns:am3d="http://schemas.microsoft.com/office/drawing/2017/model3d" xmlns:o="urn:schemas-microsoft-com:office:office" xmlns:oel="http://schemas.microsoft.com/office/2019/extlst" xmlns:r="http://schemas.openxmlformats.org/officeDocument/2006/relationships" xmlns:m="http://schemas.openxmlformats.org/officeDocument/2006/math" xmlns:v="urn:schemas-microsoft-com:vml" xmlns:wp14="http://schemas.microsoft.com/office/word/2010/wordprocessingDrawing" xmlns:wp="http://schemas.openxmlformats.org/drawingml/2006/wordprocessingDrawing" xmlns:w10="urn:schemas-microsoft-com:office:word" xmlns:w="http://schemas.openxmlformats.org/wordprocessingml/2006/main" xmlns:w14="http://schemas.microsoft.com/office/word/2010/wordml" xmlns:w15="http://schemas.microsoft.com/office/word/2012/wordml" xmlns:w16cex="http://schemas.microsoft.com/office/word/2018/wordml/cex" xmlns:w16cid="http://schemas.microsoft.com/office/word/2016/wordml/cid" xmlns:w16="http://schemas.microsoft.com/office/word/2018/wordml" xmlns:w16du="http://schemas.microsoft.com/office/word/2023/wordml/word16du" xmlns:w16sdtdh="http://schemas.microsoft.com/office/word/2020/wordml/sdtdatahash" xmlns:w16sdtfl="http://schemas.microsoft.com/office/word/2024/wordml/sdtformatlock" xmlns:w16se="http://schemas.microsoft.com/office/word/2015/wordml/symex" xmlns:wpg="http://schemas.microsoft.com/office/word/2010/wordprocessingGroup" xmlns:wpi="http://schemas.microsoft.com/office/word/2010/wordprocessingInk" xmlns:wne="http://schemas.microsoft.com/office/word/2006/wordml" xmlns:wps="http://schemas.microsoft.com/office/word/2010/wordprocessingShape" mc:Ignorable="w14 w15 w16se w16cid w16 w16cex w16sdtdh w16sdtfl w16du wp14">
   <w:body>
     <w:tbl>
       <w:tblPr>
         <w:tblStyle w:val="TableGrid"/>
-        <w:tblW w:w="0" w:type="auto"/>
+        <w:tblW w:w="10530" w:type="dxa"/>
+        <w:tblBorders>
+          <w:top w:val="none" w:sz="0" w:space="0" w:color="auto"/>
+          <w:left w:val="none" w:sz="0" w:space="0" w:color="auto"/>
+          <w:bottom w:val="double" w:sz="12" w:space="0" w:color="auto"/>
+          <w:right w:val="none" w:sz="0" w:space="0" w:color="auto"/>
+          <w:insideH w:val="none" w:sz="0" w:space="0" w:color="auto"/>
+          <w:insideV w:val="none" w:sz="0" w:space="0" w:color="auto"/>
+        </w:tblBorders>
         <w:tblLook w:val="04A0" w:firstRow="1" w:lastRow="0" w:firstColumn="1" w:lastColumn="0" w:noHBand="0" w:noVBand="1"/>
       </w:tblPr>
       <w:tblGrid>
-        <w:gridCol w:w="4675"/>
-        <w:gridCol w:w="4675"/>
+        <w:gridCol w:w="3914"/>
+        <w:gridCol w:w="2710"/>
+        <w:gridCol w:w="3906"/>
       </w:tblGrid>
       <w:tr>
         <w:tc>
           <w:tcPr>
-            <w:tcW w:w="4675" w:type="dxa"/>
-          </w:tcPr>
-          <w:p>
-            <w:pPr>
-              <w:pStyle w:val="Title"/>
-              <w:rPr>
-                <w:rFonts w:asciiTheme="majorBidi" w:hAnsiTheme="majorBidi"/>
+            <w:tcW w:w="10530" w:type="dxa"/>
+            <w:gridSpan w:val="3"/>
+            <w:vAlign w:val="center"/>
+          </w:tcPr>
+          <w:p>
+            <w:pPr>
+              <w:jc w:val="center"/>
+              <w:rPr>
+                <w:rFonts w:asciiTheme="majorBidi" w:hAnsiTheme="majorBidi" w:cstheme="majorBidi"/>
+                <w:b/>
+                <w:bCs/>
+                <w:sz w:val="28"/>
+                <w:szCs w:val="28"/>
+              </w:rPr>
+            </w:pPr>
+            <w:r>
+              <w:rPr>
+                <w:rFonts w:asciiTheme="majorBidi" w:hAnsiTheme="majorBidi" w:cstheme="majorBidi"/>
+                <w:b/>
+                <w:bCs/>
+                <w:sz w:val="52"/>
+                <w:szCs w:val="52"/>
+              </w:rPr>
+              <w:t>Govt. High School</w:t>
+            </w:r>
+          </w:p>
+        </w:tc>
+      </w:tr>
+      <w:tr>
+        <w:tc>
+          <w:tcPr>
+            <w:tcW w:w="10530" w:type="dxa"/>
+            <w:gridSpan w:val="3"/>
+            <w:vAlign w:val="center"/>
+          </w:tcPr>
+          <w:p>
+            <w:pPr>
+              <w:jc w:val="center"/>
+              <w:rPr>
+                <w:rFonts w:asciiTheme="majorBidi" w:hAnsiTheme="majorBidi" w:cstheme="majorBidi"/>
+                <w:sz w:val="28"/>
+                <w:szCs w:val="28"/>
+              </w:rPr>
+            </w:pPr>
+            <w:r>
+              <w:rPr>
+                <w:rFonts w:asciiTheme="majorBidi" w:hAnsiTheme="majorBidi" w:cstheme="majorBidi"/>
+                <w:sz w:val="36"/>
+                <w:szCs w:val="36"/>
+              </w:rPr>
+              <w:t>Sindhi Jamaat Co-Operative Housing Society, Karachi</w:t>
+            </w:r>
+          </w:p>
+        </w:tc>
+      </w:tr>
+      <w:tr>
+        <w:tc>
+          <w:tcPr>
+            <w:tcW w:w="10530" w:type="dxa"/>
+            <w:gridSpan w:val="3"/>
+            <w:vAlign w:val="center"/>
+          </w:tcPr>
+          <w:p>
+            <w:pPr>
+              <w:jc w:val="center"/>
+              <w:rPr>
                 <w:b/>
                 <w:bCs/>
                 <w:sz w:val="36"/>
@@ -30,150 +98,327 @@
             </w:pPr>
             <w:r>
               <w:rPr>
-                <w:rFonts w:asciiTheme="majorBidi" w:hAnsiTheme="majorBidi"/>
                 <w:b/>
                 <w:bCs/>
                 <w:sz w:val="36"/>
                 <w:szCs w:val="36"/>
               </w:rPr>
-              <w:t>Class 3</w:t>
-            </w:r>
-          </w:p>
-        </w:tc>
-        <w:tc>
-          <w:tcPr>
-            <w:tcW w:w="4675" w:type="dxa"/>
-          </w:tcPr>
-          <w:p>
-            <w:pPr>
-              <w:pStyle w:val="Title"/>
-              <w:rPr>
-                <w:rFonts w:asciiTheme="majorBidi" w:hAnsiTheme="majorBidi"/>
+              <w:t>Final</w:t>
+            </w:r>
+            <w:r>
+              <w:rPr>
                 <w:b/>
                 <w:bCs/>
                 <w:sz w:val="36"/>
                 <w:szCs w:val="36"/>
               </w:rPr>
-            </w:pPr>
+              <w:t xml:space="preserve"> Term Examination 2024-25</w:t>
+            </w:r>
           </w:p>
         </w:tc>
       </w:tr>
       <w:tr>
         <w:tc>
           <w:tcPr>
-            <w:tcW w:w="4675" w:type="dxa"/>
-          </w:tcPr>
-          <w:p>
-            <w:pPr>
-              <w:pStyle w:val="Title"/>
-              <w:rPr>
-                <w:rFonts w:asciiTheme="majorBidi" w:hAnsiTheme="majorBidi"/>
+            <w:tcW w:w="3914" w:type="dxa"/>
+          </w:tcPr>
+          <w:p>
+            <w:pPr>
+              <w:rPr>
+                <w:rFonts w:asciiTheme="majorBidi" w:hAnsiTheme="majorBidi" w:cstheme="majorBidi"/>
                 <w:b/>
                 <w:bCs/>
-                <w:sz w:val="36"/>
-                <w:szCs w:val="36"/>
-              </w:rPr>
-            </w:pPr>
-            <w:r>
-              <w:rPr>
-                <w:rFonts w:asciiTheme="majorBidi" w:hAnsiTheme="majorBidi"/>
+                <w:sz w:val="28"/>
+                <w:szCs w:val="28"/>
+              </w:rPr>
+            </w:pPr>
+            <w:r>
+              <w:rPr>
+                <w:rFonts w:asciiTheme="majorBidi" w:hAnsiTheme="majorBidi" w:cstheme="majorBidi"/>
                 <w:b/>
                 <w:bCs/>
-                <w:sz w:val="36"/>
-                <w:szCs w:val="36"/>
+                <w:sz w:val="32"/>
+                <w:szCs w:val="32"/>
               </w:rPr>
               <w:t xml:space="preserve">Subject: </w:t>
             </w:r>
             <w:r>
               <w:rPr>
-                <w:rFonts w:asciiTheme="majorBidi" w:hAnsiTheme="majorBidi"/>
-                <w:sz w:val="36"/>
-                <w:szCs w:val="36"/>
-              </w:rPr>
-              <w:t>General Knowledge</w:t>
-            </w:r>
-          </w:p>
-        </w:tc>
-        <w:tc>
-          <w:tcPr>
-            <w:tcW w:w="4675" w:type="dxa"/>
-          </w:tcPr>
-          <w:p>
-            <w:pPr>
-              <w:pStyle w:val="Title"/>
-              <w:rPr>
-                <w:rFonts w:asciiTheme="majorBidi" w:hAnsiTheme="majorBidi"/>
+                <w:rFonts w:asciiTheme="majorBidi" w:hAnsiTheme="majorBidi" w:cstheme="majorBidi"/>
                 <w:b/>
                 <w:bCs/>
-                <w:sz w:val="36"/>
-                <w:szCs w:val="36"/>
-              </w:rPr>
-            </w:pPr>
-            <w:r>
-              <w:rPr>
-                <w:rFonts w:asciiTheme="majorBidi" w:hAnsiTheme="majorBidi"/>
+                <w:sz w:val="28"/>
+                <w:szCs w:val="28"/>
+              </w:rPr>
+              <w:t>G. K</w:t>
+            </w:r>
+          </w:p>
+        </w:tc>
+        <w:tc>
+          <w:tcPr>
+            <w:tcW w:w="2710" w:type="dxa"/>
+          </w:tcPr>
+          <w:p>
+            <w:pPr>
+              <w:rPr>
+                <w:rFonts w:asciiTheme="majorBidi" w:hAnsiTheme="majorBidi" w:cstheme="majorBidi"/>
                 <w:b/>
                 <w:bCs/>
-                <w:sz w:val="36"/>
-                <w:szCs w:val="36"/>
-              </w:rPr>
-              <w:t>Total Marks: 50</w:t>
+                <w:sz w:val="28"/>
+                <w:szCs w:val="28"/>
+              </w:rPr>
+            </w:pPr>
+            <w:r>
+              <w:rPr>
+                <w:rFonts w:asciiTheme="majorBidi" w:hAnsiTheme="majorBidi" w:cstheme="majorBidi"/>
+                <w:b/>
+                <w:bCs/>
+                <w:sz w:val="32"/>
+                <w:szCs w:val="32"/>
+              </w:rPr>
+              <w:t xml:space="preserve">Class: </w:t>
+            </w:r>
+            <w:r>
+              <w:rPr>
+                <w:rFonts w:asciiTheme="majorBidi" w:hAnsiTheme="majorBidi" w:cstheme="majorBidi"/>
+                <w:b/>
+                <w:bCs/>
+                <w:sz w:val="28"/>
+                <w:szCs w:val="28"/>
+              </w:rPr>
+              <w:t>Three</w:t>
+            </w:r>
+          </w:p>
+        </w:tc>
+        <w:tc>
+          <w:tcPr>
+            <w:tcW w:w="3906" w:type="dxa"/>
+          </w:tcPr>
+          <w:p>
+            <w:pPr>
+              <w:rPr>
+                <w:rFonts w:asciiTheme="majorBidi" w:hAnsiTheme="majorBidi" w:cstheme="majorBidi"/>
+                <w:b/>
+                <w:bCs/>
+                <w:sz w:val="28"/>
+                <w:szCs w:val="28"/>
+              </w:rPr>
+            </w:pPr>
+            <w:r>
+              <w:rPr>
+                <w:rFonts w:asciiTheme="majorBidi" w:hAnsiTheme="majorBidi" w:cstheme="majorBidi"/>
+                <w:b/>
+                <w:bCs/>
+                <w:sz w:val="32"/>
+                <w:szCs w:val="32"/>
+              </w:rPr>
+              <w:t>Total Marks: 75</w:t>
             </w:r>
           </w:p>
         </w:tc>
       </w:tr>
       <w:tr>
-        <w:tc>
-          <w:tcPr>
-            <w:tcW w:w="4675" w:type="dxa"/>
-          </w:tcPr>
-          <w:p>
-            <w:pPr>
-              <w:pStyle w:val="Title"/>
-              <w:rPr>
-                <w:rFonts w:asciiTheme="majorBidi" w:hAnsiTheme="majorBidi"/>
+        <w:trPr>
+          <w:trHeight w:val="432"/>
+        </w:trPr>
+        <w:tc>
+          <w:tcPr>
+            <w:tcW w:w="3914" w:type="dxa"/>
+          </w:tcPr>
+          <w:p>
+            <w:pPr>
+              <w:rPr>
+                <w:rFonts w:asciiTheme="majorBidi" w:hAnsiTheme="majorBidi" w:cstheme="majorBidi"/>
+                <w:sz w:val="28"/>
+                <w:szCs w:val="28"/>
+              </w:rPr>
+            </w:pPr>
+            <w:r>
+              <w:rPr>
+                <w:rFonts w:asciiTheme="majorBidi" w:hAnsiTheme="majorBidi" w:cstheme="majorBidi"/>
                 <w:b/>
                 <w:bCs/>
-                <w:sz w:val="36"/>
-                <w:szCs w:val="36"/>
-              </w:rPr>
-            </w:pPr>
-            <w:r>
-              <w:rPr>
-                <w:rFonts w:asciiTheme="majorBidi" w:hAnsiTheme="majorBidi"/>
+                <w:sz w:val="28"/>
+                <w:szCs w:val="28"/>
+              </w:rPr>
+              <w:t>Name:</w:t>
+            </w:r>
+            <w:r>
+              <w:rPr>
+                <w:rFonts w:asciiTheme="majorBidi" w:hAnsiTheme="majorBidi" w:cstheme="majorBidi"/>
+                <w:sz w:val="28"/>
+                <w:szCs w:val="28"/>
+              </w:rPr>
+              <w:t xml:space="preserve"> ___________________</w:t>
+            </w:r>
+          </w:p>
+        </w:tc>
+        <w:tc>
+          <w:tcPr>
+            <w:tcW w:w="2710" w:type="dxa"/>
+          </w:tcPr>
+          <w:p>
+            <w:pPr>
+              <w:rPr>
+                <w:rFonts w:asciiTheme="majorBidi" w:hAnsiTheme="majorBidi" w:cstheme="majorBidi"/>
+                <w:sz w:val="28"/>
+                <w:szCs w:val="28"/>
+              </w:rPr>
+            </w:pPr>
+          </w:p>
+        </w:tc>
+        <w:tc>
+          <w:tcPr>
+            <w:tcW w:w="3906" w:type="dxa"/>
+          </w:tcPr>
+          <w:p>
+            <w:pPr>
+              <w:rPr>
+                <w:rFonts w:asciiTheme="majorBidi" w:hAnsiTheme="majorBidi" w:cstheme="majorBidi"/>
+                <w:sz w:val="28"/>
+                <w:szCs w:val="28"/>
+              </w:rPr>
+            </w:pPr>
+            <w:r>
+              <w:rPr>
+                <w:rFonts w:asciiTheme="majorBidi" w:hAnsiTheme="majorBidi" w:cstheme="majorBidi"/>
                 <w:b/>
                 <w:bCs/>
-                <w:sz w:val="36"/>
-                <w:szCs w:val="36"/>
-              </w:rPr>
-              <w:t>Name:</w:t>
-            </w:r>
-          </w:p>
-        </w:tc>
-        <w:tc>
-          <w:tcPr>
-            <w:tcW w:w="4675" w:type="dxa"/>
-          </w:tcPr>
-          <w:p>
-            <w:pPr>
-              <w:pStyle w:val="Title"/>
-              <w:rPr>
-                <w:rFonts w:asciiTheme="majorBidi" w:hAnsiTheme="majorBidi"/>
+                <w:sz w:val="32"/>
+                <w:szCs w:val="32"/>
+              </w:rPr>
+              <w:t>Sign:</w:t>
+            </w:r>
+            <w:r>
+              <w:rPr>
+                <w:rFonts w:asciiTheme="majorBidi" w:hAnsiTheme="majorBidi" w:cstheme="majorBidi"/>
+                <w:sz w:val="28"/>
+                <w:szCs w:val="28"/>
+              </w:rPr>
+              <w:t xml:space="preserve"> ____________________</w:t>
+            </w:r>
+          </w:p>
+        </w:tc>
+      </w:tr>
+      <w:tr>
+        <w:trPr>
+          <w:trHeight w:val="432"/>
+        </w:trPr>
+        <w:tc>
+          <w:tcPr>
+            <w:tcW w:w="3914" w:type="dxa"/>
+          </w:tcPr>
+          <w:p>
+            <w:pPr>
+              <w:rPr>
+                <w:rFonts w:asciiTheme="majorBidi" w:hAnsiTheme="majorBidi" w:cstheme="majorBidi"/>
+                <w:sz w:val="28"/>
+                <w:szCs w:val="28"/>
+              </w:rPr>
+            </w:pPr>
+            <w:r>
+              <w:rPr>
+                <w:rFonts w:asciiTheme="majorBidi" w:hAnsiTheme="majorBidi" w:cstheme="majorBidi"/>
                 <w:b/>
                 <w:bCs/>
-                <w:sz w:val="36"/>
-                <w:szCs w:val="36"/>
-              </w:rPr>
-            </w:pPr>
-            <w:r>
-              <w:rPr>
-                <w:rFonts w:asciiTheme="majorBidi" w:hAnsiTheme="majorBidi"/>
+                <w:sz w:val="28"/>
+                <w:szCs w:val="28"/>
+              </w:rPr>
+              <w:t>GR No</w:t>
+            </w:r>
+            <w:r>
+              <w:rPr>
+                <w:rFonts w:asciiTheme="majorBidi" w:hAnsiTheme="majorBidi" w:cstheme="majorBidi"/>
                 <w:b/>
                 <w:bCs/>
-                <w:sz w:val="36"/>
-                <w:szCs w:val="36"/>
-              </w:rPr>
-              <w:t>Date:</w:t>
+                <w:sz w:val="28"/>
+                <w:szCs w:val="28"/>
+              </w:rPr>
+              <w:t>:</w:t>
+            </w:r>
+            <w:r>
+              <w:rPr>
+                <w:rFonts w:asciiTheme="majorBidi" w:hAnsiTheme="majorBidi" w:cstheme="majorBidi"/>
+                <w:sz w:val="28"/>
+                <w:szCs w:val="28"/>
+              </w:rPr>
+              <w:t xml:space="preserve"> ___________________</w:t>
+            </w:r>
+          </w:p>
+        </w:tc>
+        <w:tc>
+          <w:tcPr>
+            <w:tcW w:w="2710" w:type="dxa"/>
+          </w:tcPr>
+          <w:p>
+            <w:pPr>
+              <w:rPr>
+                <w:rFonts w:asciiTheme="majorBidi" w:hAnsiTheme="majorBidi" w:cstheme="majorBidi"/>
+                <w:b/>
+                <w:bCs/>
+                <w:sz w:val="28"/>
+                <w:szCs w:val="28"/>
+              </w:rPr>
+            </w:pPr>
+            <w:r>
+              <w:rPr>
+                <w:rFonts w:asciiTheme="majorBidi" w:hAnsiTheme="majorBidi" w:cstheme="majorBidi"/>
+                <w:b/>
+                <w:bCs/>
+                <w:sz w:val="28"/>
+                <w:szCs w:val="28"/>
+              </w:rPr>
+              <w:t>Date: ____________</w:t>
+            </w:r>
+          </w:p>
+        </w:tc>
+        <w:tc>
+          <w:tcPr>
+            <w:tcW w:w="3906" w:type="dxa"/>
+          </w:tcPr>
+          <w:p>
+            <w:pPr>
+              <w:rPr>
+                <w:rFonts w:asciiTheme="majorBidi" w:hAnsiTheme="majorBidi" w:cstheme="majorBidi"/>
+                <w:sz w:val="28"/>
+                <w:szCs w:val="28"/>
+              </w:rPr>
+            </w:pPr>
+            <w:r>
+              <w:rPr>
+                <w:rFonts w:asciiTheme="majorBidi" w:hAnsiTheme="majorBidi" w:cstheme="majorBidi"/>
+                <w:b/>
+                <w:bCs/>
+                <w:sz w:val="28"/>
+                <w:szCs w:val="28"/>
+              </w:rPr>
+              <w:t>Obtained Marks</w:t>
+            </w:r>
+            <w:r>
+              <w:rPr>
+                <w:rFonts w:asciiTheme="majorBidi" w:hAnsiTheme="majorBidi" w:cstheme="majorBidi"/>
+                <w:b/>
+                <w:bCs/>
+                <w:sz w:val="28"/>
+                <w:szCs w:val="28"/>
+              </w:rPr>
+              <w:t>:</w:t>
+            </w:r>
+            <w:r>
+              <w:rPr>
+                <w:rFonts w:asciiTheme="majorBidi" w:hAnsiTheme="majorBidi" w:cstheme="majorBidi"/>
+                <w:sz w:val="28"/>
+                <w:szCs w:val="28"/>
+              </w:rPr>
+              <w:t xml:space="preserve"> ____</w:t>
+            </w:r>
+            <w:r>
+              <w:rPr>
+                <w:rFonts w:asciiTheme="majorBidi" w:hAnsiTheme="majorBidi" w:cstheme="majorBidi"/>
+                <w:sz w:val="28"/>
+                <w:szCs w:val="28"/>
+              </w:rPr>
+              <w:t>_____</w:t>
             </w:r>
           </w:p>
         </w:tc>
@@ -181,396 +426,1108 @@
     </w:tbl>
     <w:p>
       <w:pPr>
-        <w:pStyle w:val="Title"/>
-        <w:rPr>
+        <w:rPr>
+          <w:rFonts w:ascii="Algerian" w:hAnsi="Algerian"/>
+          <w:sz w:val="36"/>
+          <w:szCs w:val="36"/>
           <w:u w:val="double"/>
         </w:rPr>
       </w:pPr>
+      <w:r>
+        <w:rPr>
+          <w:rFonts w:ascii="Algerian" w:hAnsi="Algerian"/>
+          <w:sz w:val="56"/>
+          <w:szCs w:val="56"/>
+          <w:u w:val="double"/>
+        </w:rPr>
+        <w:t>Section “A”</w:t>
+      </w:r>
     </w:p>
     <w:p>
       <w:pPr>
-        <w:pStyle w:val="Title"/>
-        <w:rPr>
-          <w:rFonts w:ascii="Aharoni" w:hAnsi="Aharoni" w:cs="Aharoni"/>
-          <w:u w:val="double"/>
-        </w:rPr>
-      </w:pPr>
-      <w:r>
-        <w:rPr>
-          <w:rFonts w:ascii="Aharoni" w:hAnsi="Aharoni" w:cs="Aharoni"/>
-          <w:u w:val="double"/>
-        </w:rPr>
-        <w:t>(Section A)</w:t>
-      </w:r>
-    </w:p>
-    <w:p/>
-    <w:p>
-      <w:pPr>
         <w:rPr>
           <w:b/>
           <w:bCs/>
-          <w:sz w:val="32"/>
-          <w:szCs w:val="32"/>
+          <w:sz w:val="28"/>
+          <w:szCs w:val="28"/>
         </w:rPr>
       </w:pPr>
       <w:r>
         <w:rPr>
           <w:b/>
           <w:bCs/>
-          <w:sz w:val="32"/>
-          <w:szCs w:val="32"/>
-        </w:rPr>
-        <w:t>Q1 fill in the blanks with the given words</w:t>
+          <w:sz w:val="28"/>
+          <w:szCs w:val="28"/>
+        </w:rPr>
+        <w:t xml:space="preserve">Q1: </w:t>
       </w:r>
       <w:r>
         <w:rPr>
           <w:b/>
           <w:bCs/>
-          <w:sz w:val="32"/>
-          <w:szCs w:val="32"/>
-        </w:rPr>
-        <w:t>. (5 Marks)</w:t>
-      </w:r>
-    </w:p>
-    <w:p>
-      <w:pPr>
-        <w:pStyle w:val="ListParagraph"/>
-        <w:numPr>
-          <w:ilvl w:val="0"/>
-          <w:numId w:val="1"/>
-        </w:numPr>
-        <w:spacing w:line="360" w:lineRule="auto"/>
-        <w:rPr>
-          <w:sz w:val="32"/>
-          <w:szCs w:val="32"/>
-        </w:rPr>
-      </w:pPr>
-      <w:r>
-        <w:rPr>
-          <w:sz w:val="32"/>
-          <w:szCs w:val="32"/>
-        </w:rPr>
-        <w:t>A shark eats____________</w:t>
-      </w:r>
-    </w:p>
-    <w:p>
-      <w:pPr>
-        <w:pStyle w:val="ListParagraph"/>
-        <w:numPr>
-          <w:ilvl w:val="0"/>
-          <w:numId w:val="1"/>
-        </w:numPr>
-        <w:spacing w:line="360" w:lineRule="auto"/>
-        <w:rPr>
-          <w:sz w:val="32"/>
-          <w:szCs w:val="32"/>
-        </w:rPr>
-      </w:pPr>
-      <w:r>
-        <w:rPr>
-          <w:sz w:val="32"/>
-          <w:szCs w:val="32"/>
-        </w:rPr>
-        <w:t>300 years ago, Karachi was a_________</w:t>
-      </w:r>
-    </w:p>
-    <w:p>
-      <w:pPr>
-        <w:pStyle w:val="ListParagraph"/>
-        <w:numPr>
-          <w:ilvl w:val="0"/>
-          <w:numId w:val="1"/>
-        </w:numPr>
-        <w:spacing w:line="360" w:lineRule="auto"/>
-        <w:rPr>
-          <w:sz w:val="32"/>
-          <w:szCs w:val="32"/>
-        </w:rPr>
-      </w:pPr>
-      <w:r>
-        <w:rPr>
-          <w:sz w:val="32"/>
-          <w:szCs w:val="32"/>
-        </w:rPr>
-        <w:t>A ________ is place where plants and animals live.</w:t>
-      </w:r>
-    </w:p>
-    <w:p>
-      <w:pPr>
-        <w:pStyle w:val="ListParagraph"/>
-        <w:numPr>
-          <w:ilvl w:val="0"/>
-          <w:numId w:val="1"/>
-        </w:numPr>
-        <w:spacing w:line="360" w:lineRule="auto"/>
-        <w:rPr>
-          <w:sz w:val="32"/>
-          <w:szCs w:val="32"/>
-        </w:rPr>
-      </w:pPr>
-      <w:r>
-        <w:rPr>
-          <w:sz w:val="32"/>
-          <w:szCs w:val="32"/>
-        </w:rPr>
-        <w:t>The sun gives out________ and__________</w:t>
-      </w:r>
-    </w:p>
-    <w:p>
-      <w:pPr>
-        <w:pStyle w:val="ListParagraph"/>
-        <w:numPr>
-          <w:ilvl w:val="0"/>
-          <w:numId w:val="1"/>
-        </w:numPr>
-        <w:spacing w:line="360" w:lineRule="auto"/>
-        <w:rPr>
-          <w:sz w:val="32"/>
-          <w:szCs w:val="32"/>
-        </w:rPr>
-      </w:pPr>
-      <w:r>
-        <w:rPr>
-          <w:sz w:val="32"/>
-          <w:szCs w:val="32"/>
-        </w:rPr>
-        <w:t>The first capital of Pakistan was__________</w:t>
-      </w:r>
-    </w:p>
-    <w:p>
-      <w:pPr>
+          <w:sz w:val="28"/>
+          <w:szCs w:val="28"/>
+        </w:rPr>
+        <w:t>Choose the correct answer:</w:t>
+      </w:r>
+      <w:r>
         <w:rPr>
           <w:b/>
           <w:bCs/>
-          <w:sz w:val="32"/>
-          <w:szCs w:val="32"/>
-        </w:rPr>
-      </w:pPr>
-      <w:r>
-        <w:rPr>
-          <w:b/>
-          <w:bCs/>
-          <w:sz w:val="32"/>
-          <w:szCs w:val="32"/>
-        </w:rPr>
-        <w:t>Q2 write T for true statement and F for false statement.</w:t>
-      </w:r>
-      <w:r>
-        <w:rPr>
-          <w:b/>
-          <w:bCs/>
-          <w:sz w:val="32"/>
-          <w:szCs w:val="32"/>
-        </w:rPr>
-        <w:t xml:space="preserve"> (5 Marks)</w:t>
-      </w:r>
+          <w:sz w:val="28"/>
+          <w:szCs w:val="28"/>
+        </w:rPr>
+        <w:t xml:space="preserve"> (7)</w:t>
+      </w:r>
+    </w:p>
+    <w:tbl>
+      <w:tblPr>
+        <w:tblStyle w:val="TableGrid"/>
+        <w:tblW w:w="10530" w:type="dxa"/>
+        <w:tblBorders>
+          <w:top w:val="none" w:sz="0" w:space="0" w:color="auto"/>
+          <w:left w:val="none" w:sz="0" w:space="0" w:color="auto"/>
+          <w:bottom w:val="none" w:sz="0" w:space="0" w:color="auto"/>
+          <w:right w:val="none" w:sz="0" w:space="0" w:color="auto"/>
+          <w:insideH w:val="none" w:sz="0" w:space="0" w:color="auto"/>
+          <w:insideV w:val="none" w:sz="0" w:space="0" w:color="auto"/>
+        </w:tblBorders>
+        <w:tblLook w:val="04A0" w:firstRow="1" w:lastRow="0" w:firstColumn="1" w:lastColumn="0" w:noHBand="0" w:noVBand="1"/>
+      </w:tblPr>
+      <w:tblGrid>
+        <w:gridCol w:w="10530"/>
+      </w:tblGrid>
+      <w:tr>
+        <w:tc>
+          <w:tcPr>
+            <w:tcW w:w="10530" w:type="dxa"/>
+          </w:tcPr>
+          <w:p>
+            <w:pPr>
+              <w:pStyle w:val="ListParagraph"/>
+              <w:numPr>
+                <w:ilvl w:val="0"/>
+                <w:numId w:val="2"/>
+              </w:numPr>
+              <w:rPr>
+                <w:sz w:val="28"/>
+                <w:szCs w:val="28"/>
+              </w:rPr>
+            </w:pPr>
+            <w:r>
+              <w:rPr>
+                <w:sz w:val="28"/>
+                <w:szCs w:val="28"/>
+              </w:rPr>
+              <w:t>What is the main source of water on earth?</w:t>
+            </w:r>
+          </w:p>
+        </w:tc>
+      </w:tr>
+      <w:tr>
+        <w:tc>
+          <w:tcPr>
+            <w:tcW w:w="10530" w:type="dxa"/>
+          </w:tcPr>
+          <w:p>
+            <w:pPr>
+              <w:pStyle w:val="ListParagraph"/>
+              <w:numPr>
+                <w:ilvl w:val="0"/>
+                <w:numId w:val="3"/>
+              </w:numPr>
+              <w:rPr>
+                <w:sz w:val="28"/>
+                <w:szCs w:val="28"/>
+              </w:rPr>
+            </w:pPr>
+            <w:r>
+              <w:rPr>
+                <w:sz w:val="28"/>
+                <w:szCs w:val="28"/>
+              </w:rPr>
+              <w:t>Wells                b) ocean                               c) rain</w:t>
+            </w:r>
+          </w:p>
+        </w:tc>
+      </w:tr>
+      <w:tr>
+        <w:tc>
+          <w:tcPr>
+            <w:tcW w:w="10530" w:type="dxa"/>
+          </w:tcPr>
+          <w:p>
+            <w:pPr>
+              <w:pStyle w:val="ListParagraph"/>
+              <w:numPr>
+                <w:ilvl w:val="0"/>
+                <w:numId w:val="2"/>
+              </w:numPr>
+              <w:rPr>
+                <w:sz w:val="28"/>
+                <w:szCs w:val="28"/>
+              </w:rPr>
+            </w:pPr>
+            <w:r>
+              <w:rPr>
+                <w:sz w:val="28"/>
+                <w:szCs w:val="28"/>
+              </w:rPr>
+              <w:t>Which of the following is not natural resource?</w:t>
+            </w:r>
+          </w:p>
+        </w:tc>
+      </w:tr>
+      <w:tr>
+        <w:tc>
+          <w:tcPr>
+            <w:tcW w:w="10530" w:type="dxa"/>
+          </w:tcPr>
+          <w:p>
+            <w:pPr>
+              <w:pStyle w:val="ListParagraph"/>
+              <w:numPr>
+                <w:ilvl w:val="0"/>
+                <w:numId w:val="4"/>
+              </w:numPr>
+              <w:rPr>
+                <w:sz w:val="28"/>
+                <w:szCs w:val="28"/>
+              </w:rPr>
+            </w:pPr>
+            <w:r>
+              <w:rPr>
+                <w:sz w:val="28"/>
+                <w:szCs w:val="28"/>
+              </w:rPr>
+              <w:t>Coal         b) water      c) gold</w:t>
+            </w:r>
+          </w:p>
+        </w:tc>
+      </w:tr>
+      <w:tr>
+        <w:tc>
+          <w:tcPr>
+            <w:tcW w:w="10530" w:type="dxa"/>
+          </w:tcPr>
+          <w:p>
+            <w:pPr>
+              <w:pStyle w:val="ListParagraph"/>
+              <w:numPr>
+                <w:ilvl w:val="0"/>
+                <w:numId w:val="2"/>
+              </w:numPr>
+              <w:rPr>
+                <w:sz w:val="28"/>
+                <w:szCs w:val="28"/>
+              </w:rPr>
+            </w:pPr>
+            <w:r>
+              <w:rPr>
+                <w:sz w:val="28"/>
+                <w:szCs w:val="28"/>
+              </w:rPr>
+              <w:t>What does a compass help us find?</w:t>
+            </w:r>
+          </w:p>
+        </w:tc>
+      </w:tr>
+      <w:tr>
+        <w:tc>
+          <w:tcPr>
+            <w:tcW w:w="10530" w:type="dxa"/>
+          </w:tcPr>
+          <w:p>
+            <w:pPr>
+              <w:pStyle w:val="ListParagraph"/>
+              <w:numPr>
+                <w:ilvl w:val="0"/>
+                <w:numId w:val="5"/>
+              </w:numPr>
+              <w:rPr>
+                <w:sz w:val="28"/>
+                <w:szCs w:val="28"/>
+              </w:rPr>
+            </w:pPr>
+            <w:r>
+              <w:rPr>
+                <w:sz w:val="28"/>
+                <w:szCs w:val="28"/>
+              </w:rPr>
+              <w:t xml:space="preserve">The weather     b) the </w:t>
+            </w:r>
+            <w:r>
+              <w:rPr>
+                <w:sz w:val="28"/>
+                <w:szCs w:val="28"/>
+              </w:rPr>
+              <w:t>c</w:t>
+            </w:r>
+            <w:r>
+              <w:rPr>
+                <w:sz w:val="28"/>
+                <w:szCs w:val="28"/>
+              </w:rPr>
+              <w:t>a</w:t>
+            </w:r>
+            <w:r>
+              <w:rPr>
+                <w:sz w:val="28"/>
+                <w:szCs w:val="28"/>
+              </w:rPr>
+              <w:t>rdinal</w:t>
+            </w:r>
+            <w:r>
+              <w:rPr>
+                <w:sz w:val="28"/>
+                <w:szCs w:val="28"/>
+              </w:rPr>
+              <w:t xml:space="preserve"> directions       c) time</w:t>
+            </w:r>
+          </w:p>
+        </w:tc>
+      </w:tr>
+      <w:tr>
+        <w:tc>
+          <w:tcPr>
+            <w:tcW w:w="10530" w:type="dxa"/>
+          </w:tcPr>
+          <w:p>
+            <w:pPr>
+              <w:pStyle w:val="ListParagraph"/>
+              <w:numPr>
+                <w:ilvl w:val="0"/>
+                <w:numId w:val="2"/>
+              </w:numPr>
+              <w:rPr>
+                <w:sz w:val="28"/>
+                <w:szCs w:val="28"/>
+              </w:rPr>
+            </w:pPr>
+            <w:r>
+              <w:rPr>
+                <w:sz w:val="28"/>
+                <w:szCs w:val="28"/>
+              </w:rPr>
+              <w:t>The sun rises in the _________ direction.</w:t>
+            </w:r>
+          </w:p>
+        </w:tc>
+      </w:tr>
+      <w:tr>
+        <w:tc>
+          <w:tcPr>
+            <w:tcW w:w="10530" w:type="dxa"/>
+          </w:tcPr>
+          <w:p>
+            <w:pPr>
+              <w:pStyle w:val="ListParagraph"/>
+              <w:numPr>
+                <w:ilvl w:val="0"/>
+                <w:numId w:val="6"/>
+              </w:numPr>
+              <w:rPr>
+                <w:sz w:val="28"/>
+                <w:szCs w:val="28"/>
+              </w:rPr>
+            </w:pPr>
+            <w:r>
+              <w:rPr>
+                <w:sz w:val="28"/>
+                <w:szCs w:val="28"/>
+              </w:rPr>
+              <w:t>North      b) east    c) west</w:t>
+            </w:r>
+          </w:p>
+        </w:tc>
+      </w:tr>
+      <w:tr>
+        <w:tc>
+          <w:tcPr>
+            <w:tcW w:w="10530" w:type="dxa"/>
+          </w:tcPr>
+          <w:p>
+            <w:pPr>
+              <w:pStyle w:val="ListParagraph"/>
+              <w:numPr>
+                <w:ilvl w:val="0"/>
+                <w:numId w:val="2"/>
+              </w:numPr>
+              <w:rPr>
+                <w:sz w:val="28"/>
+                <w:szCs w:val="28"/>
+              </w:rPr>
+            </w:pPr>
+            <w:r>
+              <w:rPr>
+                <w:sz w:val="28"/>
+                <w:szCs w:val="28"/>
+              </w:rPr>
+              <w:t>Which force help to open and close the door?</w:t>
+            </w:r>
+          </w:p>
+        </w:tc>
+      </w:tr>
+      <w:tr>
+        <w:tc>
+          <w:tcPr>
+            <w:tcW w:w="10530" w:type="dxa"/>
+          </w:tcPr>
+          <w:p>
+            <w:pPr>
+              <w:pStyle w:val="ListParagraph"/>
+              <w:numPr>
+                <w:ilvl w:val="0"/>
+                <w:numId w:val="7"/>
+              </w:numPr>
+              <w:rPr>
+                <w:sz w:val="28"/>
+                <w:szCs w:val="28"/>
+              </w:rPr>
+            </w:pPr>
+            <w:r>
+              <w:rPr>
+                <w:sz w:val="28"/>
+                <w:szCs w:val="28"/>
+              </w:rPr>
+              <w:t>Push and pull   b) gravity   c) bending</w:t>
+            </w:r>
+          </w:p>
+        </w:tc>
+      </w:tr>
+      <w:tr>
+        <w:tc>
+          <w:tcPr>
+            <w:tcW w:w="10530" w:type="dxa"/>
+          </w:tcPr>
+          <w:p>
+            <w:pPr>
+              <w:pStyle w:val="ListParagraph"/>
+              <w:numPr>
+                <w:ilvl w:val="0"/>
+                <w:numId w:val="2"/>
+              </w:numPr>
+              <w:rPr>
+                <w:sz w:val="28"/>
+                <w:szCs w:val="28"/>
+              </w:rPr>
+            </w:pPr>
+            <w:r>
+              <w:rPr>
+                <w:sz w:val="28"/>
+                <w:szCs w:val="28"/>
+              </w:rPr>
+              <w:t>What should we do if we have a conflict with a friend?</w:t>
+            </w:r>
+          </w:p>
+        </w:tc>
+      </w:tr>
+      <w:tr>
+        <w:tc>
+          <w:tcPr>
+            <w:tcW w:w="10530" w:type="dxa"/>
+          </w:tcPr>
+          <w:p>
+            <w:pPr>
+              <w:pStyle w:val="ListParagraph"/>
+              <w:numPr>
+                <w:ilvl w:val="0"/>
+                <w:numId w:val="8"/>
+              </w:numPr>
+              <w:rPr>
+                <w:sz w:val="28"/>
+                <w:szCs w:val="28"/>
+              </w:rPr>
+            </w:pPr>
+            <w:r>
+              <w:rPr>
+                <w:sz w:val="28"/>
+                <w:szCs w:val="28"/>
+              </w:rPr>
+              <w:t>Fight b) ignore them    c) talk and solve the problem</w:t>
+            </w:r>
+          </w:p>
+        </w:tc>
+      </w:tr>
+      <w:tr>
+        <w:tc>
+          <w:tcPr>
+            <w:tcW w:w="10530" w:type="dxa"/>
+          </w:tcPr>
+          <w:p>
+            <w:pPr>
+              <w:pStyle w:val="ListParagraph"/>
+              <w:numPr>
+                <w:ilvl w:val="0"/>
+                <w:numId w:val="2"/>
+              </w:numPr>
+              <w:rPr>
+                <w:sz w:val="28"/>
+                <w:szCs w:val="28"/>
+              </w:rPr>
+            </w:pPr>
+            <w:r>
+              <w:rPr>
+                <w:sz w:val="28"/>
+                <w:szCs w:val="28"/>
+              </w:rPr>
+              <w:t>Who invented the light bulb?</w:t>
+            </w:r>
+          </w:p>
+        </w:tc>
+      </w:tr>
+      <w:tr>
+        <w:tc>
+          <w:tcPr>
+            <w:tcW w:w="10530" w:type="dxa"/>
+          </w:tcPr>
+          <w:p>
+            <w:pPr>
+              <w:pStyle w:val="ListParagraph"/>
+              <w:numPr>
+                <w:ilvl w:val="0"/>
+                <w:numId w:val="9"/>
+              </w:numPr>
+              <w:rPr>
+                <w:sz w:val="28"/>
+                <w:szCs w:val="28"/>
+              </w:rPr>
+            </w:pPr>
+            <w:r>
+              <w:rPr>
+                <w:sz w:val="28"/>
+                <w:szCs w:val="28"/>
+              </w:rPr>
+              <w:t>Albert Einstein b) Thomas Edison c) Nikola tesla</w:t>
+            </w:r>
+          </w:p>
+        </w:tc>
+      </w:tr>
+    </w:tbl>
+    <w:p>
+      <w:pPr>
+        <w:rPr>
+          <w:sz w:val="28"/>
+          <w:szCs w:val="28"/>
+        </w:rPr>
+      </w:pPr>
     </w:p>
     <w:tbl>
       <w:tblPr>
         <w:tblStyle w:val="TableGrid"/>
         <w:tblW w:w="0" w:type="auto"/>
-        <w:tblInd w:w="720" w:type="dxa"/>
+        <w:tblBorders>
+          <w:top w:val="none" w:sz="0" w:space="0" w:color="auto"/>
+          <w:left w:val="none" w:sz="0" w:space="0" w:color="auto"/>
+          <w:bottom w:val="none" w:sz="0" w:space="0" w:color="auto"/>
+          <w:right w:val="none" w:sz="0" w:space="0" w:color="auto"/>
+          <w:insideH w:val="none" w:sz="0" w:space="0" w:color="auto"/>
+          <w:insideV w:val="none" w:sz="0" w:space="0" w:color="auto"/>
+        </w:tblBorders>
         <w:tblLook w:val="04A0" w:firstRow="1" w:lastRow="0" w:firstColumn="1" w:lastColumn="0" w:noHBand="0" w:noVBand="1"/>
       </w:tblPr>
       <w:tblGrid>
-        <w:gridCol w:w="6925"/>
-        <w:gridCol w:w="1705"/>
+        <w:gridCol w:w="9350"/>
       </w:tblGrid>
       <w:tr>
         <w:tc>
           <w:tcPr>
-            <w:tcW w:w="6925" w:type="dxa"/>
+            <w:tcW w:w="9350" w:type="dxa"/>
+          </w:tcPr>
+          <w:p>
+            <w:pPr>
+              <w:rPr>
+                <w:b/>
+                <w:bCs/>
+                <w:sz w:val="28"/>
+                <w:szCs w:val="28"/>
+              </w:rPr>
+            </w:pPr>
+            <w:r>
+              <w:rPr>
+                <w:b/>
+                <w:bCs/>
+                <w:sz w:val="28"/>
+                <w:szCs w:val="28"/>
+              </w:rPr>
+              <w:t>Q</w:t>
+            </w:r>
+            <w:r>
+              <w:rPr>
+                <w:b/>
+                <w:bCs/>
+                <w:sz w:val="28"/>
+                <w:szCs w:val="28"/>
+              </w:rPr>
+              <w:t>2- fill in the blanks.</w:t>
+            </w:r>
+            <w:r>
+              <w:rPr>
+                <w:b/>
+                <w:bCs/>
+                <w:sz w:val="28"/>
+                <w:szCs w:val="28"/>
+              </w:rPr>
+              <w:t xml:space="preserve"> (5)</w:t>
+            </w:r>
+          </w:p>
+        </w:tc>
+      </w:tr>
+      <w:tr>
+        <w:tc>
+          <w:tcPr>
+            <w:tcW w:w="9350" w:type="dxa"/>
           </w:tcPr>
           <w:p>
             <w:pPr>
               <w:pStyle w:val="ListParagraph"/>
               <w:numPr>
                 <w:ilvl w:val="0"/>
-                <w:numId w:val="7"/>
+                <w:numId w:val="10"/>
               </w:numPr>
               <w:rPr>
-                <w:sz w:val="32"/>
-                <w:szCs w:val="32"/>
-              </w:rPr>
-            </w:pPr>
-            <w:r>
-              <w:rPr>
-                <w:sz w:val="32"/>
-                <w:szCs w:val="32"/>
-              </w:rPr>
-              <w:t>Dolphins’ lives in desert.</w:t>
-            </w:r>
-          </w:p>
-        </w:tc>
-        <w:tc>
-          <w:tcPr>
-            <w:tcW w:w="1705" w:type="dxa"/>
-          </w:tcPr>
-          <w:p>
-            <w:pPr>
-              <w:rPr>
-                <w:sz w:val="32"/>
-                <w:szCs w:val="32"/>
-              </w:rPr>
-            </w:pPr>
+                <w:sz w:val="28"/>
+                <w:szCs w:val="28"/>
+              </w:rPr>
+            </w:pPr>
+            <w:r>
+              <w:rPr>
+                <w:sz w:val="28"/>
+                <w:szCs w:val="28"/>
+              </w:rPr>
+              <w:t xml:space="preserve">Minerals like gold and silver </w:t>
+            </w:r>
+            <w:r>
+              <w:rPr>
+                <w:sz w:val="28"/>
+                <w:szCs w:val="28"/>
+              </w:rPr>
+              <w:t xml:space="preserve">used </w:t>
+            </w:r>
+            <w:r>
+              <w:rPr>
+                <w:sz w:val="28"/>
+                <w:szCs w:val="28"/>
+              </w:rPr>
+              <w:t>to make</w:t>
+            </w:r>
+            <w:r>
+              <w:rPr>
+                <w:sz w:val="28"/>
+                <w:szCs w:val="28"/>
+              </w:rPr>
+              <w:t xml:space="preserve"> __________ </w:t>
+            </w:r>
           </w:p>
         </w:tc>
       </w:tr>
       <w:tr>
         <w:tc>
           <w:tcPr>
-            <w:tcW w:w="6925" w:type="dxa"/>
+            <w:tcW w:w="9350" w:type="dxa"/>
           </w:tcPr>
           <w:p>
             <w:pPr>
               <w:pStyle w:val="ListParagraph"/>
               <w:numPr>
                 <w:ilvl w:val="0"/>
-                <w:numId w:val="7"/>
+                <w:numId w:val="10"/>
               </w:numPr>
               <w:rPr>
-                <w:sz w:val="32"/>
-                <w:szCs w:val="32"/>
-              </w:rPr>
-            </w:pPr>
-            <w:r>
-              <w:rPr>
-                <w:sz w:val="32"/>
-                <w:szCs w:val="32"/>
-              </w:rPr>
-              <w:t>Camel lives in polar region.</w:t>
-            </w:r>
-          </w:p>
-        </w:tc>
-        <w:tc>
-          <w:tcPr>
-            <w:tcW w:w="1705" w:type="dxa"/>
-          </w:tcPr>
-          <w:p>
-            <w:pPr>
-              <w:rPr>
-                <w:sz w:val="32"/>
-                <w:szCs w:val="32"/>
-              </w:rPr>
-            </w:pPr>
+                <w:sz w:val="28"/>
+                <w:szCs w:val="28"/>
+              </w:rPr>
+            </w:pPr>
+            <w:r>
+              <w:rPr>
+                <w:sz w:val="28"/>
+                <w:szCs w:val="28"/>
+              </w:rPr>
+              <w:t>______ is used for making decorative items.</w:t>
+            </w:r>
+            <w:r>
+              <w:rPr>
+                <w:sz w:val="28"/>
+                <w:szCs w:val="28"/>
+              </w:rPr>
+              <w:t xml:space="preserve"> </w:t>
+            </w:r>
           </w:p>
         </w:tc>
       </w:tr>
       <w:tr>
         <w:tc>
           <w:tcPr>
-            <w:tcW w:w="6925" w:type="dxa"/>
+            <w:tcW w:w="9350" w:type="dxa"/>
           </w:tcPr>
           <w:p>
             <w:pPr>
               <w:pStyle w:val="ListParagraph"/>
               <w:numPr>
                 <w:ilvl w:val="0"/>
-                <w:numId w:val="7"/>
+                <w:numId w:val="10"/>
               </w:numPr>
               <w:rPr>
-                <w:sz w:val="32"/>
-                <w:szCs w:val="32"/>
-              </w:rPr>
-            </w:pPr>
-            <w:r>
-              <w:rPr>
-                <w:sz w:val="32"/>
-                <w:szCs w:val="32"/>
-              </w:rPr>
-              <w:t>The solar energy is not important.</w:t>
-            </w:r>
-          </w:p>
-        </w:tc>
-        <w:tc>
-          <w:tcPr>
-            <w:tcW w:w="1705" w:type="dxa"/>
-          </w:tcPr>
-          <w:p>
-            <w:pPr>
-              <w:rPr>
-                <w:sz w:val="32"/>
-                <w:szCs w:val="32"/>
-              </w:rPr>
-            </w:pPr>
+                <w:sz w:val="28"/>
+                <w:szCs w:val="28"/>
+              </w:rPr>
+            </w:pPr>
+            <w:r>
+              <w:rPr>
+                <w:sz w:val="28"/>
+                <w:szCs w:val="28"/>
+              </w:rPr>
+              <w:t>_________ help people to communicate easily.</w:t>
+            </w:r>
           </w:p>
         </w:tc>
       </w:tr>
       <w:tr>
         <w:tc>
           <w:tcPr>
-            <w:tcW w:w="6925" w:type="dxa"/>
+            <w:tcW w:w="9350" w:type="dxa"/>
           </w:tcPr>
           <w:p>
             <w:pPr>
               <w:pStyle w:val="ListParagraph"/>
               <w:numPr>
                 <w:ilvl w:val="0"/>
-                <w:numId w:val="7"/>
+                <w:numId w:val="10"/>
               </w:numPr>
               <w:rPr>
-                <w:sz w:val="32"/>
-                <w:szCs w:val="32"/>
-              </w:rPr>
-            </w:pPr>
-            <w:r>
-              <w:rPr>
-                <w:sz w:val="32"/>
-                <w:szCs w:val="32"/>
-              </w:rPr>
-              <w:t>The sun is near the earth.</w:t>
-            </w:r>
-          </w:p>
-        </w:tc>
-        <w:tc>
-          <w:tcPr>
-            <w:tcW w:w="1705" w:type="dxa"/>
-          </w:tcPr>
-          <w:p>
-            <w:pPr>
-              <w:rPr>
-                <w:sz w:val="32"/>
-                <w:szCs w:val="32"/>
-              </w:rPr>
-            </w:pPr>
+                <w:sz w:val="28"/>
+                <w:szCs w:val="28"/>
+              </w:rPr>
+            </w:pPr>
+            <w:r>
+              <w:rPr>
+                <w:sz w:val="28"/>
+                <w:szCs w:val="28"/>
+              </w:rPr>
+              <w:t>The light bulb was invented by ______</w:t>
+            </w:r>
           </w:p>
         </w:tc>
       </w:tr>
       <w:tr>
         <w:tc>
           <w:tcPr>
-            <w:tcW w:w="6925" w:type="dxa"/>
+            <w:tcW w:w="9350" w:type="dxa"/>
           </w:tcPr>
           <w:p>
             <w:pPr>
               <w:pStyle w:val="ListParagraph"/>
               <w:numPr>
                 <w:ilvl w:val="0"/>
-                <w:numId w:val="7"/>
+                <w:numId w:val="10"/>
               </w:numPr>
               <w:rPr>
-                <w:sz w:val="32"/>
-                <w:szCs w:val="32"/>
-              </w:rPr>
-            </w:pPr>
-            <w:r>
-              <w:rPr>
-                <w:sz w:val="32"/>
-                <w:szCs w:val="32"/>
-              </w:rPr>
-              <w:t>Now Karachi is the capital of Pakistan.</w:t>
-            </w:r>
-          </w:p>
-        </w:tc>
-        <w:tc>
-          <w:tcPr>
-            <w:tcW w:w="1705" w:type="dxa"/>
-          </w:tcPr>
-          <w:p>
-            <w:pPr>
-              <w:rPr>
-                <w:sz w:val="32"/>
-                <w:szCs w:val="32"/>
+                <w:sz w:val="28"/>
+                <w:szCs w:val="28"/>
+              </w:rPr>
+            </w:pPr>
+            <w:r>
+              <w:rPr>
+                <w:sz w:val="28"/>
+                <w:szCs w:val="28"/>
+              </w:rPr>
+              <w:t>There are __________ main cardinal directions.</w:t>
+            </w:r>
+          </w:p>
+        </w:tc>
+      </w:tr>
+    </w:tbl>
+    <w:p>
+      <w:pPr>
+        <w:rPr>
+          <w:sz w:val="24"/>
+          <w:szCs w:val="24"/>
+        </w:rPr>
+      </w:pPr>
+    </w:p>
+    <w:p>
+      <w:pPr>
+        <w:rPr>
+          <w:sz w:val="24"/>
+          <w:szCs w:val="24"/>
+        </w:rPr>
+      </w:pPr>
+      <w:r>
+        <w:rPr>
+          <w:sz w:val="24"/>
+          <w:szCs w:val="24"/>
+        </w:rPr>
+        <w:br w:type="page"/>
+      </w:r>
+    </w:p>
+    <w:p>
+      <w:pPr>
+        <w:rPr>
+          <w:sz w:val="24"/>
+          <w:szCs w:val="24"/>
+        </w:rPr>
+      </w:pPr>
+    </w:p>
+    <w:tbl>
+      <w:tblPr>
+        <w:tblStyle w:val="TableGrid"/>
+        <w:tblW w:w="0" w:type="auto"/>
+        <w:tblBorders>
+          <w:top w:val="none" w:sz="0" w:space="0" w:color="auto"/>
+          <w:left w:val="none" w:sz="0" w:space="0" w:color="auto"/>
+          <w:bottom w:val="none" w:sz="0" w:space="0" w:color="auto"/>
+          <w:right w:val="none" w:sz="0" w:space="0" w:color="auto"/>
+          <w:insideH w:val="none" w:sz="0" w:space="0" w:color="auto"/>
+          <w:insideV w:val="none" w:sz="0" w:space="0" w:color="auto"/>
+        </w:tblBorders>
+        <w:tblLook w:val="04A0" w:firstRow="1" w:lastRow="0" w:firstColumn="1" w:lastColumn="0" w:noHBand="0" w:noVBand="1"/>
+      </w:tblPr>
+      <w:tblGrid>
+        <w:gridCol w:w="4675"/>
+        <w:gridCol w:w="1265"/>
+        <w:gridCol w:w="3410"/>
+      </w:tblGrid>
+      <w:tr>
+        <w:tc>
+          <w:tcPr>
+            <w:tcW w:w="9350" w:type="dxa"/>
+            <w:gridSpan w:val="3"/>
+          </w:tcPr>
+          <w:p>
+            <w:pPr>
+              <w:rPr>
+                <w:b/>
+                <w:bCs/>
+              </w:rPr>
+            </w:pPr>
+            <w:r>
+              <w:rPr>
+                <w:b/>
+                <w:bCs/>
+                <w:sz w:val="28"/>
+                <w:szCs w:val="28"/>
+              </w:rPr>
+              <w:t xml:space="preserve">Q3: </w:t>
+            </w:r>
+            <w:r>
+              <w:rPr>
+                <w:b/>
+                <w:bCs/>
+                <w:sz w:val="28"/>
+                <w:szCs w:val="28"/>
+              </w:rPr>
+              <w:t>True or false</w:t>
+            </w:r>
+            <w:r>
+              <w:rPr>
+                <w:b/>
+                <w:bCs/>
+                <w:sz w:val="28"/>
+                <w:szCs w:val="28"/>
+              </w:rPr>
+              <w:t xml:space="preserve"> (5)</w:t>
+            </w:r>
+          </w:p>
+        </w:tc>
+      </w:tr>
+      <w:tr>
+        <w:tc>
+          <w:tcPr>
+            <w:tcW w:w="4675" w:type="dxa"/>
+            <w:tcBorders>
+              <w:right w:val="single" w:sz="4" w:space="0" w:color="auto"/>
+            </w:tcBorders>
+          </w:tcPr>
+          <w:p>
+            <w:pPr>
+              <w:rPr>
+                <w:sz w:val="28"/>
+                <w:szCs w:val="28"/>
+              </w:rPr>
+            </w:pPr>
+            <w:r>
+              <w:rPr>
+                <w:sz w:val="28"/>
+                <w:szCs w:val="28"/>
+              </w:rPr>
+              <w:t>1- Forests keep the air clean</w:t>
+            </w:r>
+          </w:p>
+        </w:tc>
+        <w:tc>
+          <w:tcPr>
+            <w:tcW w:w="1265" w:type="dxa"/>
+            <w:tcBorders>
+              <w:top w:val="single" w:sz="4" w:space="0" w:color="auto"/>
+              <w:left w:val="single" w:sz="4" w:space="0" w:color="auto"/>
+              <w:bottom w:val="single" w:sz="4" w:space="0" w:color="auto"/>
+              <w:right w:val="single" w:sz="4" w:space="0" w:color="auto"/>
+            </w:tcBorders>
+          </w:tcPr>
+          <w:p>
+            <w:pPr>
+              <w:rPr>
+                <w:sz w:val="24"/>
+                <w:szCs w:val="24"/>
+              </w:rPr>
+            </w:pPr>
+          </w:p>
+        </w:tc>
+        <w:tc>
+          <w:tcPr>
+            <w:tcW w:w="3410" w:type="dxa"/>
+            <w:tcBorders>
+              <w:left w:val="single" w:sz="4" w:space="0" w:color="auto"/>
+            </w:tcBorders>
+          </w:tcPr>
+          <w:p>
+            <w:pPr>
+              <w:rPr>
+                <w:sz w:val="24"/>
+                <w:szCs w:val="24"/>
+              </w:rPr>
+            </w:pPr>
+          </w:p>
+        </w:tc>
+      </w:tr>
+      <w:tr>
+        <w:tc>
+          <w:tcPr>
+            <w:tcW w:w="4675" w:type="dxa"/>
+            <w:tcBorders>
+              <w:right w:val="single" w:sz="4" w:space="0" w:color="auto"/>
+            </w:tcBorders>
+          </w:tcPr>
+          <w:p>
+            <w:pPr>
+              <w:rPr>
+                <w:sz w:val="28"/>
+                <w:szCs w:val="28"/>
+              </w:rPr>
+            </w:pPr>
+            <w:r>
+              <w:rPr>
+                <w:sz w:val="28"/>
+                <w:szCs w:val="28"/>
+              </w:rPr>
+              <w:t>2- Cutting tress is good.</w:t>
+            </w:r>
+          </w:p>
+        </w:tc>
+        <w:tc>
+          <w:tcPr>
+            <w:tcW w:w="1265" w:type="dxa"/>
+            <w:tcBorders>
+              <w:top w:val="single" w:sz="4" w:space="0" w:color="auto"/>
+              <w:left w:val="single" w:sz="4" w:space="0" w:color="auto"/>
+              <w:bottom w:val="single" w:sz="4" w:space="0" w:color="auto"/>
+              <w:right w:val="single" w:sz="4" w:space="0" w:color="auto"/>
+            </w:tcBorders>
+          </w:tcPr>
+          <w:p>
+            <w:pPr>
+              <w:rPr>
+                <w:sz w:val="24"/>
+                <w:szCs w:val="24"/>
+              </w:rPr>
+            </w:pPr>
+          </w:p>
+        </w:tc>
+        <w:tc>
+          <w:tcPr>
+            <w:tcW w:w="3410" w:type="dxa"/>
+            <w:tcBorders>
+              <w:left w:val="single" w:sz="4" w:space="0" w:color="auto"/>
+            </w:tcBorders>
+          </w:tcPr>
+          <w:p>
+            <w:pPr>
+              <w:rPr>
+                <w:sz w:val="24"/>
+                <w:szCs w:val="24"/>
+              </w:rPr>
+            </w:pPr>
+          </w:p>
+        </w:tc>
+      </w:tr>
+      <w:tr>
+        <w:tc>
+          <w:tcPr>
+            <w:tcW w:w="4675" w:type="dxa"/>
+            <w:tcBorders>
+              <w:right w:val="single" w:sz="4" w:space="0" w:color="auto"/>
+            </w:tcBorders>
+          </w:tcPr>
+          <w:p>
+            <w:pPr>
+              <w:rPr>
+                <w:sz w:val="28"/>
+                <w:szCs w:val="28"/>
+              </w:rPr>
+            </w:pPr>
+            <w:r>
+              <w:rPr>
+                <w:sz w:val="28"/>
+                <w:szCs w:val="28"/>
+              </w:rPr>
+              <w:t>3- The light bulb is invented in 1879.</w:t>
+            </w:r>
+          </w:p>
+        </w:tc>
+        <w:tc>
+          <w:tcPr>
+            <w:tcW w:w="1265" w:type="dxa"/>
+            <w:tcBorders>
+              <w:top w:val="single" w:sz="4" w:space="0" w:color="auto"/>
+              <w:left w:val="single" w:sz="4" w:space="0" w:color="auto"/>
+              <w:bottom w:val="single" w:sz="4" w:space="0" w:color="auto"/>
+              <w:right w:val="single" w:sz="4" w:space="0" w:color="auto"/>
+            </w:tcBorders>
+          </w:tcPr>
+          <w:p>
+            <w:pPr>
+              <w:rPr>
+                <w:sz w:val="24"/>
+                <w:szCs w:val="24"/>
+              </w:rPr>
+            </w:pPr>
+          </w:p>
+        </w:tc>
+        <w:tc>
+          <w:tcPr>
+            <w:tcW w:w="3410" w:type="dxa"/>
+            <w:tcBorders>
+              <w:left w:val="single" w:sz="4" w:space="0" w:color="auto"/>
+            </w:tcBorders>
+          </w:tcPr>
+          <w:p>
+            <w:pPr>
+              <w:rPr>
+                <w:sz w:val="24"/>
+                <w:szCs w:val="24"/>
+              </w:rPr>
+            </w:pPr>
+          </w:p>
+        </w:tc>
+      </w:tr>
+      <w:tr>
+        <w:tc>
+          <w:tcPr>
+            <w:tcW w:w="4675" w:type="dxa"/>
+            <w:tcBorders>
+              <w:right w:val="single" w:sz="4" w:space="0" w:color="auto"/>
+            </w:tcBorders>
+          </w:tcPr>
+          <w:p>
+            <w:pPr>
+              <w:rPr>
+                <w:sz w:val="28"/>
+                <w:szCs w:val="28"/>
+              </w:rPr>
+            </w:pPr>
+            <w:r>
+              <w:rPr>
+                <w:sz w:val="28"/>
+                <w:szCs w:val="28"/>
+              </w:rPr>
+              <w:t>4- Old computer was big.</w:t>
+            </w:r>
+          </w:p>
+        </w:tc>
+        <w:tc>
+          <w:tcPr>
+            <w:tcW w:w="1265" w:type="dxa"/>
+            <w:tcBorders>
+              <w:top w:val="single" w:sz="4" w:space="0" w:color="auto"/>
+              <w:left w:val="single" w:sz="4" w:space="0" w:color="auto"/>
+              <w:bottom w:val="single" w:sz="4" w:space="0" w:color="auto"/>
+              <w:right w:val="single" w:sz="4" w:space="0" w:color="auto"/>
+            </w:tcBorders>
+          </w:tcPr>
+          <w:p>
+            <w:pPr>
+              <w:rPr>
+                <w:sz w:val="24"/>
+                <w:szCs w:val="24"/>
+              </w:rPr>
+            </w:pPr>
+          </w:p>
+        </w:tc>
+        <w:tc>
+          <w:tcPr>
+            <w:tcW w:w="3410" w:type="dxa"/>
+            <w:tcBorders>
+              <w:left w:val="single" w:sz="4" w:space="0" w:color="auto"/>
+            </w:tcBorders>
+          </w:tcPr>
+          <w:p>
+            <w:pPr>
+              <w:rPr>
+                <w:sz w:val="24"/>
+                <w:szCs w:val="24"/>
+              </w:rPr>
+            </w:pPr>
+          </w:p>
+        </w:tc>
+      </w:tr>
+      <w:tr>
+        <w:trPr>
+          <w:trHeight w:val="107"/>
+        </w:trPr>
+        <w:tc>
+          <w:tcPr>
+            <w:tcW w:w="4675" w:type="dxa"/>
+            <w:tcBorders>
+              <w:right w:val="single" w:sz="4" w:space="0" w:color="auto"/>
+            </w:tcBorders>
+          </w:tcPr>
+          <w:p>
+            <w:pPr>
+              <w:rPr>
+                <w:sz w:val="28"/>
+                <w:szCs w:val="28"/>
+              </w:rPr>
+            </w:pPr>
+            <w:r>
+              <w:rPr>
+                <w:sz w:val="28"/>
+                <w:szCs w:val="28"/>
+              </w:rPr>
+              <w:t>5- A push and pull are a force.</w:t>
+            </w:r>
+          </w:p>
+        </w:tc>
+        <w:tc>
+          <w:tcPr>
+            <w:tcW w:w="1265" w:type="dxa"/>
+            <w:tcBorders>
+              <w:top w:val="single" w:sz="4" w:space="0" w:color="auto"/>
+              <w:left w:val="single" w:sz="4" w:space="0" w:color="auto"/>
+              <w:bottom w:val="single" w:sz="4" w:space="0" w:color="auto"/>
+              <w:right w:val="single" w:sz="4" w:space="0" w:color="auto"/>
+            </w:tcBorders>
+          </w:tcPr>
+          <w:p>
+            <w:pPr>
+              <w:rPr>
+                <w:sz w:val="24"/>
+                <w:szCs w:val="24"/>
+              </w:rPr>
+            </w:pPr>
+          </w:p>
+        </w:tc>
+        <w:tc>
+          <w:tcPr>
+            <w:tcW w:w="3410" w:type="dxa"/>
+            <w:tcBorders>
+              <w:left w:val="single" w:sz="4" w:space="0" w:color="auto"/>
+            </w:tcBorders>
+          </w:tcPr>
+          <w:p>
+            <w:pPr>
+              <w:rPr>
+                <w:sz w:val="24"/>
+                <w:szCs w:val="24"/>
               </w:rPr>
             </w:pPr>
           </w:p>
@@ -578,373 +1535,1061 @@
       </w:tr>
     </w:tbl>
     <w:p/>
+    <w:tbl>
+      <w:tblPr>
+        <w:tblStyle w:val="TableGrid"/>
+        <w:tblW w:w="0" w:type="auto"/>
+        <w:tblBorders>
+          <w:top w:val="none" w:sz="0" w:space="0" w:color="auto"/>
+          <w:left w:val="none" w:sz="0" w:space="0" w:color="auto"/>
+          <w:bottom w:val="none" w:sz="0" w:space="0" w:color="auto"/>
+          <w:right w:val="none" w:sz="0" w:space="0" w:color="auto"/>
+          <w:insideH w:val="none" w:sz="0" w:space="0" w:color="auto"/>
+          <w:insideV w:val="none" w:sz="0" w:space="0" w:color="auto"/>
+        </w:tblBorders>
+        <w:tblLook w:val="04A0" w:firstRow="1" w:lastRow="0" w:firstColumn="1" w:lastColumn="0" w:noHBand="0" w:noVBand="1"/>
+      </w:tblPr>
+      <w:tblGrid>
+        <w:gridCol w:w="9350"/>
+      </w:tblGrid>
+      <w:tr>
+        <w:tc>
+          <w:tcPr>
+            <w:tcW w:w="9350" w:type="dxa"/>
+            <w:tcBorders>
+              <w:bottom w:val="single" w:sz="4" w:space="0" w:color="auto"/>
+            </w:tcBorders>
+          </w:tcPr>
+          <w:p>
+            <w:pPr>
+              <w:rPr>
+                <w:rFonts w:ascii="Algerian" w:hAnsi="Algerian"/>
+                <w:sz w:val="36"/>
+                <w:szCs w:val="36"/>
+                <w:u w:val="double"/>
+              </w:rPr>
+            </w:pPr>
+            <w:r>
+              <w:rPr>
+                <w:rFonts w:ascii="Algerian" w:hAnsi="Algerian"/>
+                <w:sz w:val="56"/>
+                <w:szCs w:val="56"/>
+                <w:u w:val="double"/>
+              </w:rPr>
+              <w:t>Section “</w:t>
+            </w:r>
+            <w:r>
+              <w:rPr>
+                <w:rFonts w:ascii="Algerian" w:hAnsi="Algerian"/>
+                <w:sz w:val="56"/>
+                <w:szCs w:val="56"/>
+                <w:u w:val="double"/>
+              </w:rPr>
+              <w:t>B</w:t>
+            </w:r>
+            <w:r>
+              <w:rPr>
+                <w:rFonts w:ascii="Algerian" w:hAnsi="Algerian"/>
+                <w:sz w:val="56"/>
+                <w:szCs w:val="56"/>
+                <w:u w:val="double"/>
+              </w:rPr>
+              <w:t>”</w:t>
+            </w:r>
+          </w:p>
+        </w:tc>
+      </w:tr>
+      <w:tr>
+        <w:tc>
+          <w:tcPr>
+            <w:tcW w:w="9350" w:type="dxa"/>
+            <w:tcBorders>
+              <w:top w:val="single" w:sz="4" w:space="0" w:color="auto"/>
+              <w:left w:val="single" w:sz="4" w:space="0" w:color="auto"/>
+              <w:bottom w:val="single" w:sz="4" w:space="0" w:color="auto"/>
+              <w:right w:val="single" w:sz="4" w:space="0" w:color="auto"/>
+            </w:tcBorders>
+          </w:tcPr>
+          <w:p>
+            <w:pPr>
+              <w:rPr>
+                <w:b/>
+                <w:bCs/>
+                <w:sz w:val="28"/>
+                <w:szCs w:val="28"/>
+              </w:rPr>
+            </w:pPr>
+            <w:r>
+              <w:rPr>
+                <w:b/>
+                <w:bCs/>
+                <w:sz w:val="28"/>
+                <w:szCs w:val="28"/>
+              </w:rPr>
+              <w:t xml:space="preserve">Q4: </w:t>
+            </w:r>
+            <w:r>
+              <w:rPr>
+                <w:b/>
+                <w:bCs/>
+                <w:sz w:val="28"/>
+                <w:szCs w:val="28"/>
+              </w:rPr>
+              <w:t>Answer the following questions</w:t>
+            </w:r>
+            <w:r>
+              <w:rPr>
+                <w:b/>
+                <w:bCs/>
+                <w:sz w:val="28"/>
+                <w:szCs w:val="28"/>
+              </w:rPr>
+              <w:t>. (16)</w:t>
+            </w:r>
+          </w:p>
+        </w:tc>
+      </w:tr>
+      <w:tr>
+        <w:tc>
+          <w:tcPr>
+            <w:tcW w:w="9350" w:type="dxa"/>
+            <w:tcBorders>
+              <w:top w:val="single" w:sz="4" w:space="0" w:color="auto"/>
+              <w:left w:val="single" w:sz="4" w:space="0" w:color="auto"/>
+              <w:bottom w:val="single" w:sz="4" w:space="0" w:color="auto"/>
+              <w:right w:val="single" w:sz="4" w:space="0" w:color="auto"/>
+            </w:tcBorders>
+          </w:tcPr>
+          <w:p>
+            <w:pPr>
+              <w:pStyle w:val="ListParagraph"/>
+              <w:numPr>
+                <w:ilvl w:val="0"/>
+                <w:numId w:val="11"/>
+              </w:numPr>
+              <w:rPr>
+                <w:sz w:val="28"/>
+                <w:szCs w:val="28"/>
+              </w:rPr>
+            </w:pPr>
+            <w:r>
+              <w:rPr>
+                <w:sz w:val="28"/>
+                <w:szCs w:val="28"/>
+              </w:rPr>
+              <w:t>What are machines?</w:t>
+            </w:r>
+          </w:p>
+        </w:tc>
+      </w:tr>
+      <w:tr>
+        <w:tc>
+          <w:tcPr>
+            <w:tcW w:w="9350" w:type="dxa"/>
+            <w:tcBorders>
+              <w:top w:val="single" w:sz="4" w:space="0" w:color="auto"/>
+              <w:left w:val="single" w:sz="4" w:space="0" w:color="auto"/>
+              <w:bottom w:val="single" w:sz="4" w:space="0" w:color="auto"/>
+              <w:right w:val="single" w:sz="4" w:space="0" w:color="auto"/>
+            </w:tcBorders>
+          </w:tcPr>
+          <w:p>
+            <w:pPr>
+              <w:pStyle w:val="ListParagraph"/>
+              <w:rPr>
+                <w:sz w:val="28"/>
+                <w:szCs w:val="28"/>
+              </w:rPr>
+            </w:pPr>
+          </w:p>
+        </w:tc>
+      </w:tr>
+      <w:tr>
+        <w:tc>
+          <w:tcPr>
+            <w:tcW w:w="9350" w:type="dxa"/>
+            <w:tcBorders>
+              <w:top w:val="single" w:sz="4" w:space="0" w:color="auto"/>
+              <w:left w:val="single" w:sz="4" w:space="0" w:color="auto"/>
+              <w:bottom w:val="single" w:sz="4" w:space="0" w:color="auto"/>
+              <w:right w:val="single" w:sz="4" w:space="0" w:color="auto"/>
+            </w:tcBorders>
+          </w:tcPr>
+          <w:p>
+            <w:pPr>
+              <w:rPr>
+                <w:sz w:val="28"/>
+                <w:szCs w:val="28"/>
+              </w:rPr>
+            </w:pPr>
+          </w:p>
+        </w:tc>
+      </w:tr>
+      <w:tr>
+        <w:tc>
+          <w:tcPr>
+            <w:tcW w:w="9350" w:type="dxa"/>
+            <w:tcBorders>
+              <w:top w:val="single" w:sz="4" w:space="0" w:color="auto"/>
+              <w:left w:val="single" w:sz="4" w:space="0" w:color="auto"/>
+              <w:bottom w:val="single" w:sz="4" w:space="0" w:color="auto"/>
+              <w:right w:val="single" w:sz="4" w:space="0" w:color="auto"/>
+            </w:tcBorders>
+          </w:tcPr>
+          <w:p>
+            <w:pPr>
+              <w:pStyle w:val="ListParagraph"/>
+              <w:numPr>
+                <w:ilvl w:val="0"/>
+                <w:numId w:val="11"/>
+              </w:numPr>
+              <w:rPr>
+                <w:sz w:val="28"/>
+                <w:szCs w:val="28"/>
+              </w:rPr>
+            </w:pPr>
+            <w:r>
+              <w:rPr>
+                <w:sz w:val="28"/>
+                <w:szCs w:val="28"/>
+              </w:rPr>
+              <w:t>What (NGOs) stand for?</w:t>
+            </w:r>
+          </w:p>
+        </w:tc>
+      </w:tr>
+      <w:tr>
+        <w:tc>
+          <w:tcPr>
+            <w:tcW w:w="9350" w:type="dxa"/>
+            <w:tcBorders>
+              <w:top w:val="single" w:sz="4" w:space="0" w:color="auto"/>
+              <w:left w:val="single" w:sz="4" w:space="0" w:color="auto"/>
+              <w:bottom w:val="single" w:sz="4" w:space="0" w:color="auto"/>
+              <w:right w:val="single" w:sz="4" w:space="0" w:color="auto"/>
+            </w:tcBorders>
+          </w:tcPr>
+          <w:p>
+            <w:pPr>
+              <w:pStyle w:val="ListParagraph"/>
+              <w:rPr>
+                <w:sz w:val="28"/>
+                <w:szCs w:val="28"/>
+              </w:rPr>
+            </w:pPr>
+          </w:p>
+        </w:tc>
+      </w:tr>
+      <w:tr>
+        <w:tc>
+          <w:tcPr>
+            <w:tcW w:w="9350" w:type="dxa"/>
+            <w:tcBorders>
+              <w:top w:val="single" w:sz="4" w:space="0" w:color="auto"/>
+              <w:left w:val="single" w:sz="4" w:space="0" w:color="auto"/>
+              <w:bottom w:val="single" w:sz="4" w:space="0" w:color="auto"/>
+              <w:right w:val="single" w:sz="4" w:space="0" w:color="auto"/>
+            </w:tcBorders>
+          </w:tcPr>
+          <w:p>
+            <w:pPr>
+              <w:rPr>
+                <w:sz w:val="28"/>
+                <w:szCs w:val="28"/>
+              </w:rPr>
+            </w:pPr>
+          </w:p>
+        </w:tc>
+      </w:tr>
+      <w:tr>
+        <w:tc>
+          <w:tcPr>
+            <w:tcW w:w="9350" w:type="dxa"/>
+            <w:tcBorders>
+              <w:top w:val="single" w:sz="4" w:space="0" w:color="auto"/>
+              <w:left w:val="single" w:sz="4" w:space="0" w:color="auto"/>
+              <w:bottom w:val="single" w:sz="4" w:space="0" w:color="auto"/>
+              <w:right w:val="single" w:sz="4" w:space="0" w:color="auto"/>
+            </w:tcBorders>
+          </w:tcPr>
+          <w:p>
+            <w:pPr>
+              <w:pStyle w:val="ListParagraph"/>
+              <w:numPr>
+                <w:ilvl w:val="0"/>
+                <w:numId w:val="11"/>
+              </w:numPr>
+              <w:rPr>
+                <w:sz w:val="28"/>
+                <w:szCs w:val="28"/>
+              </w:rPr>
+            </w:pPr>
+            <w:r>
+              <w:rPr>
+                <w:sz w:val="28"/>
+                <w:szCs w:val="28"/>
+              </w:rPr>
+              <w:t>What covers most of the earth’s surface?</w:t>
+            </w:r>
+          </w:p>
+        </w:tc>
+      </w:tr>
+      <w:tr>
+        <w:tc>
+          <w:tcPr>
+            <w:tcW w:w="9350" w:type="dxa"/>
+            <w:tcBorders>
+              <w:top w:val="single" w:sz="4" w:space="0" w:color="auto"/>
+              <w:left w:val="single" w:sz="4" w:space="0" w:color="auto"/>
+              <w:bottom w:val="single" w:sz="4" w:space="0" w:color="auto"/>
+              <w:right w:val="single" w:sz="4" w:space="0" w:color="auto"/>
+            </w:tcBorders>
+          </w:tcPr>
+          <w:p>
+            <w:pPr>
+              <w:rPr>
+                <w:sz w:val="28"/>
+                <w:szCs w:val="28"/>
+              </w:rPr>
+            </w:pPr>
+          </w:p>
+        </w:tc>
+      </w:tr>
+      <w:tr>
+        <w:tc>
+          <w:tcPr>
+            <w:tcW w:w="9350" w:type="dxa"/>
+            <w:tcBorders>
+              <w:top w:val="single" w:sz="4" w:space="0" w:color="auto"/>
+              <w:left w:val="single" w:sz="4" w:space="0" w:color="auto"/>
+              <w:bottom w:val="single" w:sz="4" w:space="0" w:color="auto"/>
+              <w:right w:val="single" w:sz="4" w:space="0" w:color="auto"/>
+            </w:tcBorders>
+          </w:tcPr>
+          <w:p>
+            <w:pPr>
+              <w:rPr>
+                <w:sz w:val="28"/>
+                <w:szCs w:val="28"/>
+              </w:rPr>
+            </w:pPr>
+          </w:p>
+        </w:tc>
+      </w:tr>
+      <w:tr>
+        <w:tc>
+          <w:tcPr>
+            <w:tcW w:w="9350" w:type="dxa"/>
+            <w:tcBorders>
+              <w:top w:val="single" w:sz="4" w:space="0" w:color="auto"/>
+              <w:left w:val="single" w:sz="4" w:space="0" w:color="auto"/>
+              <w:bottom w:val="single" w:sz="4" w:space="0" w:color="auto"/>
+              <w:right w:val="single" w:sz="4" w:space="0" w:color="auto"/>
+            </w:tcBorders>
+          </w:tcPr>
+          <w:p>
+            <w:pPr>
+              <w:pStyle w:val="ListParagraph"/>
+              <w:numPr>
+                <w:ilvl w:val="0"/>
+                <w:numId w:val="11"/>
+              </w:numPr>
+              <w:rPr>
+                <w:sz w:val="28"/>
+                <w:szCs w:val="28"/>
+              </w:rPr>
+            </w:pPr>
+            <w:r>
+              <w:rPr>
+                <w:sz w:val="28"/>
+                <w:szCs w:val="28"/>
+              </w:rPr>
+              <w:t>Name some examples of minerals.</w:t>
+            </w:r>
+          </w:p>
+        </w:tc>
+      </w:tr>
+      <w:tr>
+        <w:tc>
+          <w:tcPr>
+            <w:tcW w:w="9350" w:type="dxa"/>
+            <w:tcBorders>
+              <w:top w:val="single" w:sz="4" w:space="0" w:color="auto"/>
+              <w:left w:val="single" w:sz="4" w:space="0" w:color="auto"/>
+              <w:bottom w:val="single" w:sz="4" w:space="0" w:color="auto"/>
+              <w:right w:val="single" w:sz="4" w:space="0" w:color="auto"/>
+            </w:tcBorders>
+          </w:tcPr>
+          <w:p>
+            <w:pPr>
+              <w:rPr>
+                <w:sz w:val="28"/>
+                <w:szCs w:val="28"/>
+              </w:rPr>
+            </w:pPr>
+          </w:p>
+        </w:tc>
+      </w:tr>
+    </w:tbl>
+    <w:p/>
+    <w:tbl>
+      <w:tblPr>
+        <w:tblStyle w:val="TableGrid"/>
+        <w:tblW w:w="0" w:type="auto"/>
+        <w:tblBorders>
+          <w:top w:val="none" w:sz="0" w:space="0" w:color="auto"/>
+          <w:left w:val="none" w:sz="0" w:space="0" w:color="auto"/>
+          <w:bottom w:val="none" w:sz="0" w:space="0" w:color="auto"/>
+          <w:right w:val="none" w:sz="0" w:space="0" w:color="auto"/>
+          <w:insideH w:val="none" w:sz="0" w:space="0" w:color="auto"/>
+          <w:insideV w:val="none" w:sz="0" w:space="0" w:color="auto"/>
+        </w:tblBorders>
+        <w:tblLook w:val="04A0" w:firstRow="1" w:lastRow="0" w:firstColumn="1" w:lastColumn="0" w:noHBand="0" w:noVBand="1"/>
+      </w:tblPr>
+      <w:tblGrid>
+        <w:gridCol w:w="9350"/>
+      </w:tblGrid>
+      <w:tr>
+        <w:tc>
+          <w:tcPr>
+            <w:tcW w:w="9350" w:type="dxa"/>
+          </w:tcPr>
+          <w:p>
+            <w:pPr>
+              <w:rPr>
+                <w:b/>
+                <w:bCs/>
+                <w:sz w:val="28"/>
+                <w:szCs w:val="28"/>
+              </w:rPr>
+            </w:pPr>
+            <w:r>
+              <w:rPr>
+                <w:b/>
+                <w:bCs/>
+                <w:sz w:val="28"/>
+                <w:szCs w:val="28"/>
+              </w:rPr>
+              <w:t>Q</w:t>
+            </w:r>
+            <w:r>
+              <w:rPr>
+                <w:b/>
+                <w:bCs/>
+                <w:sz w:val="28"/>
+                <w:szCs w:val="28"/>
+              </w:rPr>
+              <w:t>5:</w:t>
+            </w:r>
+            <w:r>
+              <w:rPr>
+                <w:b/>
+                <w:bCs/>
+                <w:sz w:val="28"/>
+                <w:szCs w:val="28"/>
+              </w:rPr>
+              <w:t xml:space="preserve"> write the fo</w:t>
+            </w:r>
+            <w:r>
+              <w:rPr>
+                <w:b/>
+                <w:bCs/>
+                <w:sz w:val="28"/>
+                <w:szCs w:val="28"/>
+              </w:rPr>
+              <w:t>u</w:t>
+            </w:r>
+            <w:r>
+              <w:rPr>
+                <w:b/>
+                <w:bCs/>
+                <w:sz w:val="28"/>
+                <w:szCs w:val="28"/>
+              </w:rPr>
+              <w:t>r cardinal directions</w:t>
+            </w:r>
+            <w:r>
+              <w:rPr>
+                <w:b/>
+                <w:bCs/>
+                <w:sz w:val="28"/>
+                <w:szCs w:val="28"/>
+              </w:rPr>
+              <w:t xml:space="preserve"> </w:t>
+            </w:r>
+            <w:r>
+              <w:rPr>
+                <w:b/>
+                <w:bCs/>
+                <w:sz w:val="28"/>
+                <w:szCs w:val="28"/>
+              </w:rPr>
+              <w:t>acco</w:t>
+            </w:r>
+            <w:r>
+              <w:rPr>
+                <w:b/>
+                <w:bCs/>
+                <w:sz w:val="28"/>
+                <w:szCs w:val="28"/>
+              </w:rPr>
+              <w:t>r</w:t>
+            </w:r>
+            <w:r>
+              <w:rPr>
+                <w:b/>
+                <w:bCs/>
+                <w:sz w:val="28"/>
+                <w:szCs w:val="28"/>
+              </w:rPr>
+              <w:t>ding to your position</w:t>
+            </w:r>
+            <w:r>
+              <w:rPr>
+                <w:b/>
+                <w:bCs/>
+                <w:sz w:val="28"/>
+                <w:szCs w:val="28"/>
+              </w:rPr>
+              <w:t>.</w:t>
+            </w:r>
+            <w:r>
+              <w:rPr>
+                <w:b/>
+                <w:bCs/>
+                <w:sz w:val="28"/>
+                <w:szCs w:val="28"/>
+              </w:rPr>
+              <w:t xml:space="preserve"> (4)</w:t>
+            </w:r>
+          </w:p>
+        </w:tc>
+      </w:tr>
+    </w:tbl>
     <w:p>
-      <w:pPr>
-        <w:pStyle w:val="Title"/>
-        <w:rPr>
-          <w:rFonts w:ascii="Aharoni" w:hAnsi="Aharoni" w:cs="Aharoni"/>
-          <w:u w:val="double"/>
-        </w:rPr>
-      </w:pPr>
-      <w:r>
-        <w:rPr>
-          <w:rFonts w:ascii="Aharoni" w:hAnsi="Aharoni" w:cs="Aharoni"/>
-          <w:u w:val="double"/>
-        </w:rPr>
-        <w:t>(Section B)</w:t>
+      <w:r>
+        <w:t xml:space="preserve">                                                              </w:t>
+      </w:r>
+      <w:r>
+        <w:tab/>
+      </w:r>
+      <w:r>
+        <w:tab/>
+      </w:r>
+    </w:p>
+    <w:p>
+      <w:pPr>
+        <w:ind w:left="2880"/>
+      </w:pPr>
+      <w:r>
+        <w:rPr>
+          <w:noProof/>
+        </w:rPr>
+        <w:drawing>
+          <wp:anchor distT="0" distB="0" distL="114300" distR="114300" simplePos="0" relativeHeight="251658240" behindDoc="0" locked="0" layoutInCell="1" allowOverlap="1" wp14:anchorId="1E233130" wp14:editId="46301AD0">
+            <wp:simplePos x="0" y="0"/>
+            <wp:positionH relativeFrom="column">
+              <wp:posOffset>1543050</wp:posOffset>
+            </wp:positionH>
+            <wp:positionV relativeFrom="paragraph">
+              <wp:posOffset>290195</wp:posOffset>
+            </wp:positionV>
+            <wp:extent cx="2228850" cy="1314450"/>
+            <wp:effectExtent l="0" t="0" r="0" b="0"/>
+            <wp:wrapSquare wrapText="bothSides"/>
+            <wp:docPr id="3" name="Picture 3"/>
+            <wp:cNvGraphicFramePr>
+              <a:graphicFrameLocks xmlns:a="http://schemas.openxmlformats.org/drawingml/2006/main" noChangeAspect="1"/>
+            </wp:cNvGraphicFramePr>
+            <a:graphic xmlns:a="http://schemas.openxmlformats.org/drawingml/2006/main">
+              <a:graphicData uri="http://schemas.openxmlformats.org/drawingml/2006/picture">
+                <pic:pic xmlns:pic="http://schemas.openxmlformats.org/drawingml/2006/picture">
+                  <pic:nvPicPr>
+                    <pic:cNvPr id="3" name="Picture 3"/>
+                    <pic:cNvPicPr/>
+                  </pic:nvPicPr>
+                  <pic:blipFill>
+                    <a:blip r:embed="rId8" cstate="print">
+                      <a:extLst>
+                        <a:ext uri="{28A0092B-C50C-407E-A947-70E740481C1C}">
+                          <a14:useLocalDpi xmlns:a14="http://schemas.microsoft.com/office/drawing/2010/main" val="0"/>
+                        </a:ext>
+                      </a:extLst>
+                    </a:blip>
+                    <a:stretch>
+                      <a:fillRect/>
+                    </a:stretch>
+                  </pic:blipFill>
+                  <pic:spPr>
+                    <a:xfrm>
+                      <a:off x="0" y="0"/>
+                      <a:ext cx="2228850" cy="1314450"/>
+                    </a:xfrm>
+                    <a:prstGeom prst="rect">
+                      <a:avLst/>
+                    </a:prstGeom>
+                  </pic:spPr>
+                </pic:pic>
+              </a:graphicData>
+            </a:graphic>
+            <wp14:sizeRelH relativeFrom="page">
+              <wp14:pctWidth>0</wp14:pctWidth>
+            </wp14:sizeRelH>
+            <wp14:sizeRelV relativeFrom="page">
+              <wp14:pctHeight>0</wp14:pctHeight>
+            </wp14:sizeRelV>
+          </wp:anchor>
+        </w:drawing>
+      </w:r>
+      <w:r>
+        <w:t xml:space="preserve">        _______________</w:t>
       </w:r>
     </w:p>
     <w:p/>
+    <w:p/>
+    <w:p>
+      <w:r>
+        <w:t>___________</w:t>
+      </w:r>
+      <w:r>
+        <w:tab/>
+      </w:r>
+      <w:r>
+        <w:tab/>
+        <w:t>___________</w:t>
+      </w:r>
+    </w:p>
+    <w:p/>
+    <w:p/>
+    <w:p>
+      <w:r>
+        <w:t xml:space="preserve">                                                                    ______________</w:t>
+      </w:r>
+    </w:p>
+    <w:p>
+      <w:r>
+        <w:br w:type="page"/>
+      </w:r>
+    </w:p>
+    <w:p/>
+    <w:tbl>
+      <w:tblPr>
+        <w:tblStyle w:val="TableGrid"/>
+        <w:tblW w:w="0" w:type="auto"/>
+        <w:tblBorders>
+          <w:top w:val="none" w:sz="0" w:space="0" w:color="auto"/>
+          <w:left w:val="none" w:sz="0" w:space="0" w:color="auto"/>
+          <w:bottom w:val="none" w:sz="0" w:space="0" w:color="auto"/>
+          <w:right w:val="none" w:sz="0" w:space="0" w:color="auto"/>
+          <w:insideH w:val="none" w:sz="0" w:space="0" w:color="auto"/>
+          <w:insideV w:val="none" w:sz="0" w:space="0" w:color="auto"/>
+        </w:tblBorders>
+        <w:tblLook w:val="04A0" w:firstRow="1" w:lastRow="0" w:firstColumn="1" w:lastColumn="0" w:noHBand="0" w:noVBand="1"/>
+      </w:tblPr>
+      <w:tblGrid>
+        <w:gridCol w:w="4645"/>
+        <w:gridCol w:w="4645"/>
+        <w:gridCol w:w="60"/>
+      </w:tblGrid>
+      <w:tr>
+        <w:tc>
+          <w:tcPr>
+            <w:tcW w:w="9350" w:type="dxa"/>
+            <w:gridSpan w:val="3"/>
+          </w:tcPr>
+          <w:p>
+            <w:pPr>
+              <w:rPr>
+                <w:b/>
+                <w:bCs/>
+                <w:sz w:val="28"/>
+                <w:szCs w:val="28"/>
+              </w:rPr>
+            </w:pPr>
+            <w:r>
+              <w:rPr>
+                <w:b/>
+                <w:bCs/>
+                <w:sz w:val="28"/>
+                <w:szCs w:val="28"/>
+              </w:rPr>
+              <w:t xml:space="preserve">Q6: </w:t>
+            </w:r>
+            <w:r>
+              <w:rPr>
+                <w:b/>
+                <w:bCs/>
+                <w:sz w:val="28"/>
+                <w:szCs w:val="28"/>
+              </w:rPr>
+              <w:t>Write the name of inventions that invented by these inventors.</w:t>
+            </w:r>
+            <w:r>
+              <w:rPr>
+                <w:b/>
+                <w:bCs/>
+                <w:sz w:val="28"/>
+                <w:szCs w:val="28"/>
+              </w:rPr>
+              <w:t xml:space="preserve"> (3)</w:t>
+            </w:r>
+          </w:p>
+          <w:p>
+            <w:pPr>
+              <w:rPr>
+                <w:b/>
+                <w:bCs/>
+              </w:rPr>
+            </w:pPr>
+          </w:p>
+        </w:tc>
+      </w:tr>
+      <w:tr>
+        <w:trPr>
+          <w:gridAfter w:val="1"/>
+          <w:wAfter w:w="60" w:type="dxa"/>
+          <w:trHeight w:val="295"/>
+        </w:trPr>
+        <w:tc>
+          <w:tcPr>
+            <w:tcW w:w="4645" w:type="dxa"/>
+            <w:tcBorders>
+              <w:top w:val="single" w:sz="4" w:space="0" w:color="auto"/>
+              <w:left w:val="single" w:sz="4" w:space="0" w:color="auto"/>
+              <w:bottom w:val="single" w:sz="4" w:space="0" w:color="auto"/>
+              <w:right w:val="single" w:sz="4" w:space="0" w:color="auto"/>
+            </w:tcBorders>
+          </w:tcPr>
+          <w:p>
+            <w:pPr>
+              <w:rPr>
+                <w:b/>
+                <w:bCs/>
+                <w:sz w:val="28"/>
+                <w:szCs w:val="28"/>
+              </w:rPr>
+            </w:pPr>
+            <w:r>
+              <w:rPr>
+                <w:b/>
+                <w:bCs/>
+                <w:sz w:val="28"/>
+                <w:szCs w:val="28"/>
+              </w:rPr>
+              <w:t>INVENTORS</w:t>
+            </w:r>
+          </w:p>
+        </w:tc>
+        <w:tc>
+          <w:tcPr>
+            <w:tcW w:w="4645" w:type="dxa"/>
+            <w:tcBorders>
+              <w:top w:val="single" w:sz="4" w:space="0" w:color="auto"/>
+              <w:left w:val="single" w:sz="4" w:space="0" w:color="auto"/>
+              <w:bottom w:val="single" w:sz="4" w:space="0" w:color="auto"/>
+              <w:right w:val="single" w:sz="4" w:space="0" w:color="auto"/>
+            </w:tcBorders>
+          </w:tcPr>
+          <w:p>
+            <w:pPr>
+              <w:rPr>
+                <w:b/>
+                <w:bCs/>
+                <w:sz w:val="28"/>
+                <w:szCs w:val="28"/>
+              </w:rPr>
+            </w:pPr>
+            <w:r>
+              <w:rPr>
+                <w:b/>
+                <w:bCs/>
+                <w:sz w:val="28"/>
+                <w:szCs w:val="28"/>
+              </w:rPr>
+              <w:t>INVENTIONS</w:t>
+            </w:r>
+          </w:p>
+        </w:tc>
+      </w:tr>
+      <w:tr>
+        <w:trPr>
+          <w:gridAfter w:val="1"/>
+          <w:wAfter w:w="60" w:type="dxa"/>
+          <w:trHeight w:val="305"/>
+        </w:trPr>
+        <w:tc>
+          <w:tcPr>
+            <w:tcW w:w="4645" w:type="dxa"/>
+            <w:tcBorders>
+              <w:top w:val="single" w:sz="4" w:space="0" w:color="auto"/>
+              <w:left w:val="single" w:sz="4" w:space="0" w:color="auto"/>
+              <w:bottom w:val="single" w:sz="4" w:space="0" w:color="auto"/>
+              <w:right w:val="single" w:sz="4" w:space="0" w:color="auto"/>
+            </w:tcBorders>
+          </w:tcPr>
+          <w:p>
+            <w:pPr>
+              <w:rPr>
+                <w:sz w:val="28"/>
+                <w:szCs w:val="28"/>
+              </w:rPr>
+            </w:pPr>
+            <w:r>
+              <w:rPr>
+                <w:sz w:val="28"/>
+                <w:szCs w:val="28"/>
+              </w:rPr>
+              <w:t>Thomas Edison</w:t>
+            </w:r>
+          </w:p>
+        </w:tc>
+        <w:tc>
+          <w:tcPr>
+            <w:tcW w:w="4645" w:type="dxa"/>
+            <w:tcBorders>
+              <w:top w:val="single" w:sz="4" w:space="0" w:color="auto"/>
+              <w:left w:val="single" w:sz="4" w:space="0" w:color="auto"/>
+              <w:bottom w:val="single" w:sz="4" w:space="0" w:color="auto"/>
+              <w:right w:val="single" w:sz="4" w:space="0" w:color="auto"/>
+            </w:tcBorders>
+          </w:tcPr>
+          <w:p>
+            <w:pPr>
+              <w:rPr>
+                <w:sz w:val="28"/>
+                <w:szCs w:val="28"/>
+              </w:rPr>
+            </w:pPr>
+          </w:p>
+        </w:tc>
+      </w:tr>
+      <w:tr>
+        <w:trPr>
+          <w:gridAfter w:val="1"/>
+          <w:wAfter w:w="60" w:type="dxa"/>
+          <w:trHeight w:val="305"/>
+        </w:trPr>
+        <w:tc>
+          <w:tcPr>
+            <w:tcW w:w="4645" w:type="dxa"/>
+            <w:tcBorders>
+              <w:top w:val="single" w:sz="4" w:space="0" w:color="auto"/>
+              <w:left w:val="single" w:sz="4" w:space="0" w:color="auto"/>
+              <w:bottom w:val="single" w:sz="4" w:space="0" w:color="auto"/>
+              <w:right w:val="single" w:sz="4" w:space="0" w:color="auto"/>
+            </w:tcBorders>
+          </w:tcPr>
+          <w:p>
+            <w:pPr>
+              <w:rPr>
+                <w:sz w:val="28"/>
+                <w:szCs w:val="28"/>
+              </w:rPr>
+            </w:pPr>
+            <w:r>
+              <w:rPr>
+                <w:sz w:val="28"/>
+                <w:szCs w:val="28"/>
+              </w:rPr>
+              <w:t>Martin copper</w:t>
+            </w:r>
+          </w:p>
+        </w:tc>
+        <w:tc>
+          <w:tcPr>
+            <w:tcW w:w="4645" w:type="dxa"/>
+            <w:tcBorders>
+              <w:top w:val="single" w:sz="4" w:space="0" w:color="auto"/>
+              <w:left w:val="single" w:sz="4" w:space="0" w:color="auto"/>
+              <w:bottom w:val="single" w:sz="4" w:space="0" w:color="auto"/>
+              <w:right w:val="single" w:sz="4" w:space="0" w:color="auto"/>
+            </w:tcBorders>
+          </w:tcPr>
+          <w:p>
+            <w:pPr>
+              <w:rPr>
+                <w:sz w:val="28"/>
+                <w:szCs w:val="28"/>
+              </w:rPr>
+            </w:pPr>
+          </w:p>
+        </w:tc>
+      </w:tr>
+      <w:tr>
+        <w:trPr>
+          <w:gridAfter w:val="1"/>
+          <w:wAfter w:w="60" w:type="dxa"/>
+          <w:trHeight w:val="305"/>
+        </w:trPr>
+        <w:tc>
+          <w:tcPr>
+            <w:tcW w:w="4645" w:type="dxa"/>
+            <w:tcBorders>
+              <w:top w:val="single" w:sz="4" w:space="0" w:color="auto"/>
+              <w:left w:val="single" w:sz="4" w:space="0" w:color="auto"/>
+              <w:bottom w:val="single" w:sz="4" w:space="0" w:color="auto"/>
+              <w:right w:val="single" w:sz="4" w:space="0" w:color="auto"/>
+            </w:tcBorders>
+          </w:tcPr>
+          <w:p>
+            <w:pPr>
+              <w:rPr>
+                <w:sz w:val="28"/>
+                <w:szCs w:val="28"/>
+              </w:rPr>
+            </w:pPr>
+            <w:r>
+              <w:rPr>
+                <w:sz w:val="28"/>
+                <w:szCs w:val="28"/>
+              </w:rPr>
+              <w:t>Charles Babbage</w:t>
+            </w:r>
+          </w:p>
+        </w:tc>
+        <w:tc>
+          <w:tcPr>
+            <w:tcW w:w="4645" w:type="dxa"/>
+            <w:tcBorders>
+              <w:top w:val="single" w:sz="4" w:space="0" w:color="auto"/>
+              <w:left w:val="single" w:sz="4" w:space="0" w:color="auto"/>
+              <w:bottom w:val="single" w:sz="4" w:space="0" w:color="auto"/>
+              <w:right w:val="single" w:sz="4" w:space="0" w:color="auto"/>
+            </w:tcBorders>
+          </w:tcPr>
+          <w:p>
+            <w:pPr>
+              <w:rPr>
+                <w:sz w:val="28"/>
+                <w:szCs w:val="28"/>
+              </w:rPr>
+            </w:pPr>
+          </w:p>
+        </w:tc>
+      </w:tr>
+    </w:tbl>
     <w:p>
       <w:pPr>
         <w:rPr>
           <w:b/>
           <w:bCs/>
-          <w:sz w:val="32"/>
-          <w:szCs w:val="32"/>
-        </w:rPr>
-      </w:pPr>
-      <w:r>
+          <w:sz w:val="28"/>
+          <w:szCs w:val="28"/>
+        </w:rPr>
+      </w:pPr>
+    </w:p>
+    <w:p>
+      <w:pPr>
         <w:rPr>
           <w:b/>
           <w:bCs/>
-          <w:sz w:val="32"/>
-          <w:szCs w:val="32"/>
-        </w:rPr>
-        <w:t xml:space="preserve">Q3 Answer the following questions: </w:t>
-      </w:r>
+          <w:sz w:val="28"/>
+          <w:szCs w:val="28"/>
+        </w:rPr>
+      </w:pPr>
       <w:r>
         <w:rPr>
           <w:b/>
           <w:bCs/>
-          <w:sz w:val="32"/>
-          <w:szCs w:val="32"/>
-        </w:rPr>
-        <w:t>(</w:t>
+          <w:sz w:val="28"/>
+          <w:szCs w:val="28"/>
+        </w:rPr>
+        <w:t>Q</w:t>
       </w:r>
       <w:r>
         <w:rPr>
           <w:b/>
           <w:bCs/>
-          <w:sz w:val="32"/>
-          <w:szCs w:val="32"/>
-        </w:rPr>
-        <w:t>any 3</w:t>
+          <w:sz w:val="28"/>
+          <w:szCs w:val="28"/>
+        </w:rPr>
+        <w:t>7</w:t>
       </w:r>
       <w:r>
         <w:rPr>
           <w:b/>
           <w:bCs/>
-          <w:sz w:val="32"/>
-          <w:szCs w:val="32"/>
-        </w:rPr>
-        <w:t>)</w:t>
+          <w:sz w:val="28"/>
+          <w:szCs w:val="28"/>
+        </w:rPr>
+        <w:t xml:space="preserve">: </w:t>
       </w:r>
       <w:r>
         <w:rPr>
           <w:b/>
           <w:bCs/>
-          <w:sz w:val="32"/>
-          <w:szCs w:val="32"/>
-        </w:rPr>
-        <w:t xml:space="preserve"> (6 Marks)</w:t>
+          <w:sz w:val="28"/>
+          <w:szCs w:val="28"/>
+        </w:rPr>
+        <w:t xml:space="preserve">How machine </w:t>
+      </w:r>
+      <w:proofErr w:type="gramStart"/>
+      <w:r>
+        <w:rPr>
+          <w:b/>
+          <w:bCs/>
+          <w:sz w:val="28"/>
+          <w:szCs w:val="28"/>
+        </w:rPr>
+        <w:t>are</w:t>
+      </w:r>
+      <w:proofErr w:type="gramEnd"/>
+      <w:r>
+        <w:rPr>
+          <w:b/>
+          <w:bCs/>
+          <w:sz w:val="28"/>
+          <w:szCs w:val="28"/>
+        </w:rPr>
+        <w:t xml:space="preserve"> helpful for us. Write some ways below</w:t>
+      </w:r>
+      <w:r>
+        <w:rPr>
+          <w:b/>
+          <w:bCs/>
+          <w:sz w:val="28"/>
+          <w:szCs w:val="28"/>
+        </w:rPr>
+        <w:t>.</w:t>
+      </w:r>
+      <w:r>
+        <w:rPr>
+          <w:b/>
+          <w:bCs/>
+          <w:sz w:val="28"/>
+          <w:szCs w:val="28"/>
+        </w:rPr>
+        <w:t xml:space="preserve"> (5)</w:t>
       </w:r>
     </w:p>
     <w:p>
       <w:pPr>
-        <w:pStyle w:val="ListParagraph"/>
-        <w:numPr>
-          <w:ilvl w:val="0"/>
-          <w:numId w:val="3"/>
-        </w:numPr>
-        <w:rPr>
-          <w:sz w:val="32"/>
-          <w:szCs w:val="32"/>
-        </w:rPr>
-      </w:pPr>
-      <w:r>
-        <w:rPr>
-          <w:sz w:val="32"/>
-          <w:szCs w:val="32"/>
-        </w:rPr>
-        <w:t>What is habitat?</w:t>
-      </w:r>
-    </w:p>
-    <w:p>
-      <w:pPr>
-        <w:rPr>
-          <w:sz w:val="32"/>
-          <w:szCs w:val="32"/>
-        </w:rPr>
-      </w:pPr>
-      <w:r>
-        <w:rPr>
-          <w:sz w:val="32"/>
-          <w:szCs w:val="32"/>
-        </w:rPr>
-        <w:t xml:space="preserve">      A.</w:t>
-      </w:r>
-      <w:r>
-        <w:rPr>
-          <w:sz w:val="32"/>
-          <w:szCs w:val="32"/>
-        </w:rPr>
-        <w:t>_____________________________________________________</w:t>
-      </w:r>
-    </w:p>
-    <w:p/>
-    <w:p>
-      <w:pPr>
-        <w:pStyle w:val="ListParagraph"/>
-        <w:numPr>
-          <w:ilvl w:val="0"/>
-          <w:numId w:val="3"/>
-        </w:numPr>
-        <w:rPr>
-          <w:sz w:val="32"/>
-          <w:szCs w:val="32"/>
-        </w:rPr>
-      </w:pPr>
-      <w:r>
-        <w:rPr>
-          <w:sz w:val="32"/>
-          <w:szCs w:val="32"/>
-        </w:rPr>
-        <w:lastRenderedPageBreak/>
-        <w:t>Name three foods from protein group?</w:t>
-      </w:r>
-    </w:p>
-    <w:p>
-      <w:pPr>
-        <w:pStyle w:val="ListParagraph"/>
-        <w:numPr>
-          <w:ilvl w:val="0"/>
-          <w:numId w:val="8"/>
-        </w:numPr>
-        <w:rPr>
-          <w:sz w:val="32"/>
-          <w:szCs w:val="32"/>
-        </w:rPr>
-      </w:pPr>
-      <w:r>
-        <w:rPr>
-          <w:sz w:val="32"/>
-          <w:szCs w:val="32"/>
-        </w:rPr>
-        <w:t>___________________________________________________</w:t>
-      </w:r>
-    </w:p>
-    <w:p>
-      <w:pPr>
-        <w:rPr>
-          <w:sz w:val="32"/>
-          <w:szCs w:val="32"/>
-        </w:rPr>
-      </w:pPr>
-    </w:p>
-    <w:p>
-      <w:pPr>
-        <w:pStyle w:val="ListParagraph"/>
-        <w:numPr>
-          <w:ilvl w:val="0"/>
-          <w:numId w:val="3"/>
-        </w:numPr>
-        <w:rPr>
-          <w:sz w:val="32"/>
-          <w:szCs w:val="32"/>
-        </w:rPr>
-      </w:pPr>
-      <w:r>
-        <w:rPr>
-          <w:sz w:val="32"/>
-          <w:szCs w:val="32"/>
-        </w:rPr>
-        <w:t>What are the animals that eat both plants and flesh called?</w:t>
-      </w:r>
-    </w:p>
-    <w:p>
-      <w:pPr>
-        <w:pStyle w:val="ListParagraph"/>
-        <w:rPr>
-          <w:sz w:val="32"/>
-          <w:szCs w:val="32"/>
-        </w:rPr>
-      </w:pPr>
-      <w:r>
-        <w:rPr>
-          <w:sz w:val="32"/>
-          <w:szCs w:val="32"/>
-        </w:rPr>
-        <w:t>A.____________________________________________________</w:t>
-      </w:r>
-    </w:p>
-    <w:p>
-      <w:pPr>
-        <w:rPr>
-          <w:sz w:val="32"/>
-          <w:szCs w:val="32"/>
-        </w:rPr>
-      </w:pPr>
-    </w:p>
-    <w:p>
-      <w:pPr>
-        <w:pStyle w:val="ListParagraph"/>
-        <w:numPr>
-          <w:ilvl w:val="0"/>
-          <w:numId w:val="3"/>
-        </w:numPr>
-        <w:rPr>
-          <w:sz w:val="32"/>
-          <w:szCs w:val="32"/>
-        </w:rPr>
-      </w:pPr>
-      <w:r>
-        <w:rPr>
-          <w:sz w:val="32"/>
-          <w:szCs w:val="32"/>
-        </w:rPr>
-        <w:t>What did the people of Karachi do to protect their village?</w:t>
-      </w:r>
-    </w:p>
-    <w:p>
-      <w:pPr>
-        <w:pStyle w:val="ListParagraph"/>
-        <w:rPr>
-          <w:sz w:val="32"/>
-          <w:szCs w:val="32"/>
-        </w:rPr>
-      </w:pPr>
-      <w:r>
-        <w:rPr>
-          <w:sz w:val="32"/>
-          <w:szCs w:val="32"/>
-        </w:rPr>
-        <w:t>A.___________________________________________________</w:t>
-      </w:r>
-    </w:p>
-    <w:p>
-      <w:pPr>
-        <w:ind w:left="360"/>
-      </w:pPr>
-    </w:p>
-    <w:p>
-      <w:pPr>
-        <w:rPr>
-          <w:b/>
-          <w:bCs/>
-          <w:sz w:val="32"/>
-          <w:szCs w:val="32"/>
-        </w:rPr>
-      </w:pPr>
-      <w:r>
-        <w:rPr>
-          <w:b/>
-          <w:bCs/>
-          <w:sz w:val="32"/>
-          <w:szCs w:val="32"/>
-        </w:rPr>
-        <w:t>Q</w:t>
-      </w:r>
-      <w:r>
-        <w:rPr>
-          <w:b/>
-          <w:bCs/>
-          <w:sz w:val="32"/>
-          <w:szCs w:val="32"/>
-        </w:rPr>
-        <w:t xml:space="preserve">4 </w:t>
-      </w:r>
-      <w:r>
-        <w:rPr>
-          <w:b/>
-          <w:bCs/>
-          <w:sz w:val="32"/>
-          <w:szCs w:val="32"/>
-        </w:rPr>
-        <w:t xml:space="preserve">Draw and </w:t>
-      </w:r>
-      <w:r>
-        <w:rPr>
-          <w:b/>
-          <w:bCs/>
-          <w:sz w:val="32"/>
-          <w:szCs w:val="32"/>
-        </w:rPr>
-        <w:t>Label</w:t>
-      </w:r>
-      <w:r>
-        <w:rPr>
-          <w:b/>
-          <w:bCs/>
-          <w:sz w:val="32"/>
-          <w:szCs w:val="32"/>
-        </w:rPr>
-        <w:t xml:space="preserve"> the diagram.</w:t>
-      </w:r>
-      <w:r>
-        <w:rPr>
-          <w:b/>
-          <w:bCs/>
-          <w:sz w:val="32"/>
-          <w:szCs w:val="32"/>
-        </w:rPr>
-        <w:t xml:space="preserve"> (10 Marks)</w:t>
-      </w:r>
-    </w:p>
-    <w:p>
-      <w:pPr>
-        <w:pStyle w:val="ListParagraph"/>
-        <w:numPr>
-          <w:ilvl w:val="0"/>
-          <w:numId w:val="4"/>
-        </w:numPr>
-        <w:rPr>
-          <w:sz w:val="32"/>
-          <w:szCs w:val="32"/>
-        </w:rPr>
-      </w:pPr>
-      <w:r>
-        <w:rPr>
-          <w:sz w:val="32"/>
-          <w:szCs w:val="32"/>
-        </w:rPr>
-        <w:t>Life cycle of</w:t>
-      </w:r>
-      <w:r>
-        <w:rPr>
-          <w:sz w:val="32"/>
-          <w:szCs w:val="32"/>
-        </w:rPr>
-        <w:t xml:space="preserve"> a</w:t>
-      </w:r>
-      <w:r>
-        <w:rPr>
-          <w:sz w:val="32"/>
-          <w:szCs w:val="32"/>
-        </w:rPr>
-        <w:t xml:space="preserve"> plant.</w:t>
-      </w:r>
-    </w:p>
-    <w:p>
+        <w:rPr>
+          <w:sz w:val="24"/>
+          <w:szCs w:val="24"/>
+        </w:rPr>
+      </w:pPr>
       <w:r>
         <w:rPr>
           <w:noProof/>
+          <w:sz w:val="24"/>
+          <w:szCs w:val="24"/>
         </w:rPr>
         <mc:AlternateContent>
           <mc:Choice Requires="wps">
             <w:drawing>
-              <wp:anchor distT="0" distB="0" distL="114300" distR="114300" simplePos="0" relativeHeight="251659264" behindDoc="0" locked="0" layoutInCell="1" allowOverlap="1" wp14:anchorId="61D34864" wp14:editId="6385D2A3">
+              <wp:anchor distT="0" distB="0" distL="114300" distR="114300" simplePos="0" relativeHeight="251668480" behindDoc="0" locked="0" layoutInCell="1" allowOverlap="1" wp14:anchorId="5582CABC" wp14:editId="361937B2">
                 <wp:simplePos x="0" y="0"/>
                 <wp:positionH relativeFrom="margin">
-                  <wp:align>center</wp:align>
+                  <wp:posOffset>4095750</wp:posOffset>
                 </wp:positionH>
                 <wp:positionV relativeFrom="paragraph">
-                  <wp:posOffset>250825</wp:posOffset>
+                  <wp:posOffset>128270</wp:posOffset>
                 </wp:positionV>
-                <wp:extent cx="5943600" cy="4305300"/>
+                <wp:extent cx="1752600" cy="495300"/>
                 <wp:effectExtent l="0" t="0" r="19050" b="19050"/>
                 <wp:wrapNone/>
-                <wp:docPr id="1311172815" name="Text Box 5"/>
+                <wp:docPr id="582344947" name="Text Box 3"/>
                 <wp:cNvGraphicFramePr/>
                 <a:graphic xmlns:a="http://schemas.openxmlformats.org/drawingml/2006/main">
                   <a:graphicData uri="http://schemas.microsoft.com/office/word/2010/wordprocessingShape">
@@ -953,7 +2598,7 @@
                       <wps:spPr>
                         <a:xfrm>
                           <a:off x="0" y="0"/>
-                          <a:ext cx="5943600" cy="4305300"/>
+                          <a:ext cx="1752600" cy="495300"/>
                         </a:xfrm>
                         <a:prstGeom prst="rect">
                           <a:avLst/>
@@ -981,19 +2626,16 @@
                     </wps:wsp>
                   </a:graphicData>
                 </a:graphic>
-                <wp14:sizeRelH relativeFrom="margin">
-                  <wp14:pctWidth>0</wp14:pctWidth>
-                </wp14:sizeRelH>
               </wp:anchor>
             </w:drawing>
           </mc:Choice>
           <mc:Fallback>
             <w:pict>
-              <v:shapetype w14:anchorId="61D34864" id="_x0000_t202" coordsize="21600,21600" o:spt="202" path="m,l,21600r21600,l21600,xe">
+              <v:shapetype w14:anchorId="5582CABC" id="_x0000_t202" coordsize="21600,21600" o:spt="202" path="m,l,21600r21600,l21600,xe">
                 <v:stroke joinstyle="miter"/>
                 <v:path gradientshapeok="t" o:connecttype="rect"/>
               </v:shapetype>
-              <v:shape id="Text Box 5" o:spid="_x0000_s1026" type="#_x0000_t202" style="position:absolute;margin-left:0;margin-top:19.75pt;width:468pt;height:339pt;z-index:251659264;visibility:visible;mso-wrap-style:square;mso-width-percent:0;mso-wrap-distance-left:9pt;mso-wrap-distance-top:0;mso-wrap-distance-right:9pt;mso-wrap-distance-bottom:0;mso-position-horizontal:center;mso-position-horizontal-relative:margin;mso-position-vertical:absolute;mso-position-vertical-relative:text;mso-width-percent:0;mso-width-relative:margin;v-text-anchor:top" o:gfxdata="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" fillcolor="white [3201]" strokeweight=".5pt">
+              <v:shape id="Text Box 3" o:spid="_x0000_s1026" type="#_x0000_t202" style="position:absolute;margin-left:322.5pt;margin-top:10.1pt;width:138pt;height:39pt;z-index:251668480;visibility:visible;mso-wrap-style:square;mso-wrap-distance-left:9pt;mso-wrap-distance-top:0;mso-wrap-distance-right:9pt;mso-wrap-distance-bottom:0;mso-position-horizontal:absolute;mso-position-horizontal-relative:margin;mso-position-vertical:absolute;mso-position-vertical-relative:text;v-text-anchor:top" o:gfxdata="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" fillcolor="white [3201]" strokeweight=".5pt">
                 <v:textbox>
                   <w:txbxContent>
                     <w:p/>
@@ -1005,271 +2647,27 @@
           </mc:Fallback>
         </mc:AlternateContent>
       </w:r>
-    </w:p>
-    <w:p/>
-    <w:p/>
-    <w:p/>
-    <w:p/>
-    <w:p/>
-    <w:p/>
-    <w:p/>
-    <w:p>
-      <w:pPr>
-        <w:rPr>
-          <w:b/>
-          <w:bCs/>
-          <w:sz w:val="32"/>
-          <w:szCs w:val="32"/>
-        </w:rPr>
-      </w:pPr>
-      <w:r>
-        <w:rPr>
-          <w:b/>
-          <w:bCs/>
-          <w:sz w:val="32"/>
-          <w:szCs w:val="32"/>
-        </w:rPr>
-        <w:br w:type="page"/>
-      </w:r>
-    </w:p>
-    <w:p>
-      <w:pPr>
-        <w:rPr>
-          <w:b/>
-          <w:bCs/>
-          <w:sz w:val="32"/>
-          <w:szCs w:val="32"/>
-        </w:rPr>
-      </w:pPr>
-      <w:r>
-        <w:rPr>
-          <w:b/>
-          <w:bCs/>
-          <w:sz w:val="32"/>
-          <w:szCs w:val="32"/>
-        </w:rPr>
-        <w:t xml:space="preserve">Q 5 write a short note on </w:t>
-      </w:r>
-      <w:r>
-        <w:rPr>
-          <w:b/>
-          <w:bCs/>
-          <w:sz w:val="32"/>
-          <w:szCs w:val="32"/>
-        </w:rPr>
-        <w:t>any two types of Resources.</w:t>
-      </w:r>
-      <w:r>
-        <w:rPr>
-          <w:b/>
-          <w:bCs/>
-          <w:sz w:val="32"/>
-          <w:szCs w:val="32"/>
-        </w:rPr>
-        <w:t xml:space="preserve"> (10 Marks)</w:t>
-      </w:r>
-    </w:p>
-    <w:tbl>
-      <w:tblPr>
-        <w:tblStyle w:val="TableGrid"/>
-        <w:tblW w:w="9360" w:type="dxa"/>
-        <w:tblLook w:val="04A0" w:firstRow="1" w:lastRow="0" w:firstColumn="1" w:lastColumn="0" w:noHBand="0" w:noVBand="1"/>
-      </w:tblPr>
-      <w:tblGrid>
-        <w:gridCol w:w="9360"/>
-      </w:tblGrid>
-      <w:tr>
-        <w:trPr>
-          <w:trHeight w:val="720"/>
-        </w:trPr>
-        <w:tc>
-          <w:tcPr>
-            <w:tcW w:w="9360" w:type="dxa"/>
-          </w:tcPr>
-          <w:p>
-            <w:pPr>
-              <w:rPr>
-                <w:sz w:val="32"/>
-                <w:szCs w:val="32"/>
-              </w:rPr>
-            </w:pPr>
-          </w:p>
-        </w:tc>
-      </w:tr>
-      <w:tr>
-        <w:trPr>
-          <w:trHeight w:val="720"/>
-        </w:trPr>
-        <w:tc>
-          <w:tcPr>
-            <w:tcW w:w="9360" w:type="dxa"/>
-          </w:tcPr>
-          <w:p>
-            <w:pPr>
-              <w:rPr>
-                <w:sz w:val="32"/>
-                <w:szCs w:val="32"/>
-              </w:rPr>
-            </w:pPr>
-          </w:p>
-        </w:tc>
-      </w:tr>
-      <w:tr>
-        <w:trPr>
-          <w:trHeight w:val="720"/>
-        </w:trPr>
-        <w:tc>
-          <w:tcPr>
-            <w:tcW w:w="9360" w:type="dxa"/>
-          </w:tcPr>
-          <w:p>
-            <w:pPr>
-              <w:rPr>
-                <w:sz w:val="32"/>
-                <w:szCs w:val="32"/>
-              </w:rPr>
-            </w:pPr>
-          </w:p>
-        </w:tc>
-      </w:tr>
-      <w:tr>
-        <w:trPr>
-          <w:trHeight w:val="720"/>
-        </w:trPr>
-        <w:tc>
-          <w:tcPr>
-            <w:tcW w:w="9360" w:type="dxa"/>
-          </w:tcPr>
-          <w:p>
-            <w:pPr>
-              <w:rPr>
-                <w:sz w:val="32"/>
-                <w:szCs w:val="32"/>
-              </w:rPr>
-            </w:pPr>
-          </w:p>
-        </w:tc>
-      </w:tr>
-      <w:tr>
-        <w:trPr>
-          <w:trHeight w:val="720"/>
-        </w:trPr>
-        <w:tc>
-          <w:tcPr>
-            <w:tcW w:w="9360" w:type="dxa"/>
-          </w:tcPr>
-          <w:p>
-            <w:pPr>
-              <w:rPr>
-                <w:sz w:val="32"/>
-                <w:szCs w:val="32"/>
-              </w:rPr>
-            </w:pPr>
-          </w:p>
-        </w:tc>
-      </w:tr>
-      <w:tr>
-        <w:trPr>
-          <w:trHeight w:val="720"/>
-        </w:trPr>
-        <w:tc>
-          <w:tcPr>
-            <w:tcW w:w="9360" w:type="dxa"/>
-          </w:tcPr>
-          <w:p>
-            <w:pPr>
-              <w:rPr>
-                <w:sz w:val="32"/>
-                <w:szCs w:val="32"/>
-              </w:rPr>
-            </w:pPr>
-          </w:p>
-        </w:tc>
-      </w:tr>
-      <w:tr>
-        <w:trPr>
-          <w:trHeight w:val="720"/>
-        </w:trPr>
-        <w:tc>
-          <w:tcPr>
-            <w:tcW w:w="9360" w:type="dxa"/>
-          </w:tcPr>
-          <w:p>
-            <w:pPr>
-              <w:rPr>
-                <w:sz w:val="32"/>
-                <w:szCs w:val="32"/>
-              </w:rPr>
-            </w:pPr>
-          </w:p>
-        </w:tc>
-      </w:tr>
-    </w:tbl>
-    <w:p>
-      <w:pPr>
-        <w:rPr>
-          <w:sz w:val="32"/>
-          <w:szCs w:val="32"/>
-        </w:rPr>
-      </w:pPr>
-    </w:p>
-    <w:p>
-      <w:pPr>
-        <w:rPr>
-          <w:b/>
-          <w:bCs/>
-          <w:sz w:val="32"/>
-          <w:szCs w:val="32"/>
-        </w:rPr>
-      </w:pPr>
-      <w:r>
-        <w:rPr>
-          <w:b/>
-          <w:bCs/>
-          <w:sz w:val="32"/>
-          <w:szCs w:val="32"/>
-        </w:rPr>
-        <w:t xml:space="preserve">Q6: </w:t>
-      </w:r>
-      <w:r>
-        <w:rPr>
-          <w:b/>
-          <w:bCs/>
-          <w:sz w:val="32"/>
-          <w:szCs w:val="32"/>
-        </w:rPr>
-        <w:t>Activity from Book, Page No# 37. (4 Marks)</w:t>
-      </w:r>
-    </w:p>
-    <w:p>
-      <w:pPr>
-        <w:spacing w:line="480" w:lineRule="auto"/>
-        <w:rPr>
-          <w:sz w:val="32"/>
-          <w:szCs w:val="32"/>
-        </w:rPr>
-      </w:pPr>
       <w:r>
         <w:rPr>
           <w:noProof/>
-          <w:sz w:val="32"/>
-          <w:szCs w:val="32"/>
+          <w:sz w:val="24"/>
+          <w:szCs w:val="24"/>
         </w:rPr>
         <mc:AlternateContent>
           <mc:Choice Requires="wps">
             <w:drawing>
-              <wp:anchor distT="0" distB="0" distL="114300" distR="114300" simplePos="0" relativeHeight="251660288" behindDoc="0" locked="0" layoutInCell="1" allowOverlap="1" wp14:anchorId="39FEA1B6" wp14:editId="30B9EE0E">
+              <wp:anchor distT="0" distB="0" distL="114300" distR="114300" simplePos="0" relativeHeight="251660288" behindDoc="0" locked="0" layoutInCell="1" allowOverlap="1" wp14:anchorId="3B2B86B3" wp14:editId="3E5F5144">
                 <wp:simplePos x="0" y="0"/>
-                <wp:positionH relativeFrom="margin">
-                  <wp:align>center</wp:align>
+                <wp:positionH relativeFrom="column">
+                  <wp:posOffset>-257175</wp:posOffset>
                 </wp:positionH>
                 <wp:positionV relativeFrom="paragraph">
-                  <wp:posOffset>136525</wp:posOffset>
+                  <wp:posOffset>128270</wp:posOffset>
                 </wp:positionV>
-                <wp:extent cx="6126480" cy="3905250"/>
-                <wp:effectExtent l="0" t="0" r="26670" b="19050"/>
+                <wp:extent cx="1752600" cy="495300"/>
+                <wp:effectExtent l="0" t="0" r="19050" b="19050"/>
                 <wp:wrapNone/>
-                <wp:docPr id="1099359500" name="Text Box 6"/>
+                <wp:docPr id="1481154867" name="Text Box 3"/>
                 <wp:cNvGraphicFramePr/>
                 <a:graphic xmlns:a="http://schemas.openxmlformats.org/drawingml/2006/main">
                   <a:graphicData uri="http://schemas.microsoft.com/office/word/2010/wordprocessingShape">
@@ -1278,7 +2676,7 @@
                       <wps:spPr>
                         <a:xfrm>
                           <a:off x="0" y="0"/>
-                          <a:ext cx="6126480" cy="3905250"/>
+                          <a:ext cx="1752600" cy="495300"/>
                         </a:xfrm>
                         <a:prstGeom prst="rect">
                           <a:avLst/>
@@ -1306,6 +2704,100 @@
                     </wps:wsp>
                   </a:graphicData>
                 </a:graphic>
+              </wp:anchor>
+            </w:drawing>
+          </mc:Choice>
+          <mc:Fallback>
+            <w:pict>
+              <v:shape w14:anchorId="3B2B86B3" id="_x0000_s1027" type="#_x0000_t202" style="position:absolute;margin-left:-20.25pt;margin-top:10.1pt;width:138pt;height:39pt;z-index:251660288;visibility:visible;mso-wrap-style:square;mso-wrap-distance-left:9pt;mso-wrap-distance-top:0;mso-wrap-distance-right:9pt;mso-wrap-distance-bottom:0;mso-position-horizontal:absolute;mso-position-horizontal-relative:text;mso-position-vertical:absolute;mso-position-vertical-relative:text;v-text-anchor:top" o:gfxdata="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" fillcolor="white [3201]" strokeweight=".5pt">
+                <v:textbox>
+                  <w:txbxContent>
+                    <w:p/>
+                  </w:txbxContent>
+                </v:textbox>
+              </v:shape>
+            </w:pict>
+          </mc:Fallback>
+        </mc:AlternateContent>
+      </w:r>
+    </w:p>
+    <w:p>
+      <w:pPr>
+        <w:rPr>
+          <w:sz w:val="24"/>
+          <w:szCs w:val="24"/>
+        </w:rPr>
+      </w:pPr>
+    </w:p>
+    <w:p>
+      <w:pPr>
+        <w:rPr>
+          <w:b/>
+          <w:bCs/>
+          <w:sz w:val="28"/>
+          <w:szCs w:val="28"/>
+        </w:rPr>
+      </w:pPr>
+      <w:r>
+        <w:rPr>
+          <w:noProof/>
+          <w:sz w:val="24"/>
+          <w:szCs w:val="24"/>
+        </w:rPr>
+        <mc:AlternateContent>
+          <mc:Choice Requires="wps">
+            <w:drawing>
+              <wp:anchor distT="0" distB="0" distL="114300" distR="114300" simplePos="0" relativeHeight="251675648" behindDoc="0" locked="0" layoutInCell="1" allowOverlap="1" wp14:anchorId="6402B397" wp14:editId="41BC5BD2">
+                <wp:simplePos x="0" y="0"/>
+                <wp:positionH relativeFrom="column">
+                  <wp:posOffset>3733165</wp:posOffset>
+                </wp:positionH>
+                <wp:positionV relativeFrom="paragraph">
+                  <wp:posOffset>91440</wp:posOffset>
+                </wp:positionV>
+                <wp:extent cx="687705" cy="466725"/>
+                <wp:effectExtent l="0" t="76200" r="36195" b="47625"/>
+                <wp:wrapNone/>
+                <wp:docPr id="2019700743" name="Arrow: Right 4"/>
+                <wp:cNvGraphicFramePr/>
+                <a:graphic xmlns:a="http://schemas.openxmlformats.org/drawingml/2006/main">
+                  <a:graphicData uri="http://schemas.microsoft.com/office/word/2010/wordprocessingShape">
+                    <wps:wsp>
+                      <wps:cNvSpPr/>
+                      <wps:spPr>
+                        <a:xfrm rot="8909983">
+                          <a:off x="0" y="0"/>
+                          <a:ext cx="687705" cy="466725"/>
+                        </a:xfrm>
+                        <a:prstGeom prst="rightArrow">
+                          <a:avLst/>
+                        </a:prstGeom>
+                      </wps:spPr>
+                      <wps:style>
+                        <a:lnRef idx="2">
+                          <a:schemeClr val="accent1">
+                            <a:shade val="15000"/>
+                          </a:schemeClr>
+                        </a:lnRef>
+                        <a:fillRef idx="1">
+                          <a:schemeClr val="accent1"/>
+                        </a:fillRef>
+                        <a:effectRef idx="0">
+                          <a:schemeClr val="accent1"/>
+                        </a:effectRef>
+                        <a:fontRef idx="minor">
+                          <a:schemeClr val="lt1"/>
+                        </a:fontRef>
+                      </wps:style>
+                      <wps:bodyPr rot="0" spcFirstLastPara="0" vertOverflow="overflow" horzOverflow="overflow" vert="horz" wrap="square" lIns="91440" tIns="45720" rIns="91440" bIns="45720" numCol="1" spcCol="0" rtlCol="0" fromWordArt="0" anchor="ctr" anchorCtr="0" forceAA="0" compatLnSpc="1">
+                        <a:prstTxWarp prst="textNoShape">
+                          <a:avLst/>
+                        </a:prstTxWarp>
+                        <a:noAutofit/>
+                      </wps:bodyPr>
+                    </wps:wsp>
+                  </a:graphicData>
+                </a:graphic>
                 <wp14:sizeRelH relativeFrom="margin">
                   <wp14:pctWidth>0</wp14:pctWidth>
                 </wp14:sizeRelH>
@@ -1314,7 +2806,377 @@
           </mc:Choice>
           <mc:Fallback>
             <w:pict>
-              <v:shape w14:anchorId="39FEA1B6" id="Text Box 6" o:spid="_x0000_s1027" type="#_x0000_t202" style="position:absolute;margin-left:0;margin-top:10.75pt;width:482.4pt;height:307.5pt;z-index:251660288;visibility:visible;mso-wrap-style:square;mso-width-percent:0;mso-wrap-distance-left:9pt;mso-wrap-distance-top:0;mso-wrap-distance-right:9pt;mso-wrap-distance-bottom:0;mso-position-horizontal:center;mso-position-horizontal-relative:margin;mso-position-vertical:absolute;mso-position-vertical-relative:text;mso-width-percent:0;mso-width-relative:margin;v-text-anchor:top" o:gfxdata="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" fillcolor="white [3201]" strokeweight=".5pt">
+              <v:shapetype w14:anchorId="1780D953" id="_x0000_t13" coordsize="21600,21600" o:spt="13" adj="16200,5400" path="m@0,l@0@1,0@1,0@2@0@2@0,21600,21600,10800xe">
+                <v:stroke joinstyle="miter"/>
+                <v:formulas>
+                  <v:f eqn="val #0"/>
+                  <v:f eqn="val #1"/>
+                  <v:f eqn="sum height 0 #1"/>
+                  <v:f eqn="sum 10800 0 #1"/>
+                  <v:f eqn="sum width 0 #0"/>
+                  <v:f eqn="prod @4 @3 10800"/>
+                  <v:f eqn="sum width 0 @5"/>
+                </v:formulas>
+                <v:path o:connecttype="custom" o:connectlocs="@0,0;0,10800;@0,21600;21600,10800" o:connectangles="270,180,90,0" textboxrect="0,@1,@6,@2"/>
+                <v:handles>
+                  <v:h position="#0,#1" xrange="0,21600" yrange="0,10800"/>
+                </v:handles>
+              </v:shapetype>
+              <v:shape id="Arrow: Right 4" o:spid="_x0000_s1026" type="#_x0000_t13" style="position:absolute;margin-left:293.95pt;margin-top:7.2pt;width:54.15pt;height:36.75pt;rotation:9732077fd;z-index:251675648;visibility:visible;mso-wrap-style:square;mso-width-percent:0;mso-wrap-distance-left:9pt;mso-wrap-distance-top:0;mso-wrap-distance-right:9pt;mso-wrap-distance-bottom:0;mso-position-horizontal:absolute;mso-position-horizontal-relative:text;mso-position-vertical:absolute;mso-position-vertical-relative:text;mso-width-percent:0;mso-width-relative:margin;v-text-anchor:middle" o:gfxdata="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" adj="14270" fillcolor="#4472c4 [3204]" strokecolor="#09101d [484]" strokeweight="1pt"/>
+            </w:pict>
+          </mc:Fallback>
+        </mc:AlternateContent>
+      </w:r>
+      <w:r>
+        <w:rPr>
+          <w:noProof/>
+          <w:sz w:val="24"/>
+          <w:szCs w:val="24"/>
+        </w:rPr>
+        <mc:AlternateContent>
+          <mc:Choice Requires="wps">
+            <w:drawing>
+              <wp:anchor distT="0" distB="0" distL="114300" distR="114300" simplePos="0" relativeHeight="251669504" behindDoc="0" locked="0" layoutInCell="1" allowOverlap="1" wp14:anchorId="33A634D7" wp14:editId="1F635602">
+                <wp:simplePos x="0" y="0"/>
+                <wp:positionH relativeFrom="column">
+                  <wp:posOffset>1073349</wp:posOffset>
+                </wp:positionH>
+                <wp:positionV relativeFrom="paragraph">
+                  <wp:posOffset>146682</wp:posOffset>
+                </wp:positionV>
+                <wp:extent cx="958957" cy="466725"/>
+                <wp:effectExtent l="19050" t="114300" r="0" b="104775"/>
+                <wp:wrapNone/>
+                <wp:docPr id="295666349" name="Arrow: Right 4"/>
+                <wp:cNvGraphicFramePr/>
+                <a:graphic xmlns:a="http://schemas.openxmlformats.org/drawingml/2006/main">
+                  <a:graphicData uri="http://schemas.microsoft.com/office/word/2010/wordprocessingShape">
+                    <wps:wsp>
+                      <wps:cNvSpPr/>
+                      <wps:spPr>
+                        <a:xfrm rot="1568180">
+                          <a:off x="0" y="0"/>
+                          <a:ext cx="958957" cy="466725"/>
+                        </a:xfrm>
+                        <a:prstGeom prst="rightArrow">
+                          <a:avLst/>
+                        </a:prstGeom>
+                      </wps:spPr>
+                      <wps:style>
+                        <a:lnRef idx="2">
+                          <a:schemeClr val="accent1">
+                            <a:shade val="15000"/>
+                          </a:schemeClr>
+                        </a:lnRef>
+                        <a:fillRef idx="1">
+                          <a:schemeClr val="accent1"/>
+                        </a:fillRef>
+                        <a:effectRef idx="0">
+                          <a:schemeClr val="accent1"/>
+                        </a:effectRef>
+                        <a:fontRef idx="minor">
+                          <a:schemeClr val="lt1"/>
+                        </a:fontRef>
+                      </wps:style>
+                      <wps:bodyPr rot="0" spcFirstLastPara="0" vertOverflow="overflow" horzOverflow="overflow" vert="horz" wrap="square" lIns="91440" tIns="45720" rIns="91440" bIns="45720" numCol="1" spcCol="0" rtlCol="0" fromWordArt="0" anchor="ctr" anchorCtr="0" forceAA="0" compatLnSpc="1">
+                        <a:prstTxWarp prst="textNoShape">
+                          <a:avLst/>
+                        </a:prstTxWarp>
+                        <a:noAutofit/>
+                      </wps:bodyPr>
+                    </wps:wsp>
+                  </a:graphicData>
+                </a:graphic>
+                <wp14:sizeRelH relativeFrom="margin">
+                  <wp14:pctWidth>0</wp14:pctWidth>
+                </wp14:sizeRelH>
+              </wp:anchor>
+            </w:drawing>
+          </mc:Choice>
+          <mc:Fallback>
+            <w:pict>
+              <v:shape w14:anchorId="290161D2" id="Arrow: Right 4" o:spid="_x0000_s1026" type="#_x0000_t13" style="position:absolute;margin-left:84.5pt;margin-top:11.55pt;width:75.5pt;height:36.75pt;rotation:1712871fd;z-index:251669504;visibility:visible;mso-wrap-style:square;mso-width-percent:0;mso-wrap-distance-left:9pt;mso-wrap-distance-top:0;mso-wrap-distance-right:9pt;mso-wrap-distance-bottom:0;mso-position-horizontal:absolute;mso-position-horizontal-relative:text;mso-position-vertical:absolute;mso-position-vertical-relative:text;mso-width-percent:0;mso-width-relative:margin;v-text-anchor:middle" o:gfxdata="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" adj="16344" fillcolor="#4472c4 [3204]" strokecolor="#09101d [484]" strokeweight="1pt"/>
+            </w:pict>
+          </mc:Fallback>
+        </mc:AlternateContent>
+      </w:r>
+      <w:r>
+        <w:rPr>
+          <w:noProof/>
+          <w:sz w:val="24"/>
+          <w:szCs w:val="24"/>
+        </w:rPr>
+        <mc:AlternateContent>
+          <mc:Choice Requires="wps">
+            <w:drawing>
+              <wp:anchor distT="0" distB="0" distL="114300" distR="114300" simplePos="0" relativeHeight="251659264" behindDoc="0" locked="0" layoutInCell="1" allowOverlap="1" wp14:anchorId="69524818" wp14:editId="526FED9E">
+                <wp:simplePos x="0" y="0"/>
+                <wp:positionH relativeFrom="margin">
+                  <wp:align>center</wp:align>
+                </wp:positionH>
+                <wp:positionV relativeFrom="paragraph">
+                  <wp:posOffset>228600</wp:posOffset>
+                </wp:positionV>
+                <wp:extent cx="1990725" cy="1333500"/>
+                <wp:effectExtent l="0" t="0" r="28575" b="19050"/>
+                <wp:wrapNone/>
+                <wp:docPr id="1707922435" name="Oval 2"/>
+                <wp:cNvGraphicFramePr/>
+                <a:graphic xmlns:a="http://schemas.openxmlformats.org/drawingml/2006/main">
+                  <a:graphicData uri="http://schemas.microsoft.com/office/word/2010/wordprocessingShape">
+                    <wps:wsp>
+                      <wps:cNvSpPr/>
+                      <wps:spPr>
+                        <a:xfrm>
+                          <a:off x="0" y="0"/>
+                          <a:ext cx="1990725" cy="1333500"/>
+                        </a:xfrm>
+                        <a:prstGeom prst="ellipse">
+                          <a:avLst/>
+                        </a:prstGeom>
+                      </wps:spPr>
+                      <wps:style>
+                        <a:lnRef idx="2">
+                          <a:schemeClr val="accent1">
+                            <a:shade val="15000"/>
+                          </a:schemeClr>
+                        </a:lnRef>
+                        <a:fillRef idx="1">
+                          <a:schemeClr val="accent1"/>
+                        </a:fillRef>
+                        <a:effectRef idx="0">
+                          <a:schemeClr val="accent1"/>
+                        </a:effectRef>
+                        <a:fontRef idx="minor">
+                          <a:schemeClr val="lt1"/>
+                        </a:fontRef>
+                      </wps:style>
+                      <wps:txbx>
+                        <w:txbxContent>
+                          <w:p>
+                            <w:pPr>
+                              <w:jc w:val="center"/>
+                              <w:rPr>
+                                <w:b/>
+                                <w:bCs/>
+                                <w:sz w:val="52"/>
+                                <w:szCs w:val="52"/>
+                              </w:rPr>
+                            </w:pPr>
+                            <w:r>
+                              <w:rPr>
+                                <w:b/>
+                                <w:bCs/>
+                                <w:sz w:val="52"/>
+                                <w:szCs w:val="52"/>
+                              </w:rPr>
+                              <w:t>Machine</w:t>
+                            </w:r>
+                          </w:p>
+                        </w:txbxContent>
+                      </wps:txbx>
+                      <wps:bodyPr rot="0" spcFirstLastPara="0" vertOverflow="overflow" horzOverflow="overflow" vert="horz" wrap="square" lIns="91440" tIns="45720" rIns="91440" bIns="45720" numCol="1" spcCol="0" rtlCol="0" fromWordArt="0" anchor="ctr" anchorCtr="0" forceAA="0" compatLnSpc="1">
+                        <a:prstTxWarp prst="textNoShape">
+                          <a:avLst/>
+                        </a:prstTxWarp>
+                        <a:noAutofit/>
+                      </wps:bodyPr>
+                    </wps:wsp>
+                  </a:graphicData>
+                </a:graphic>
+              </wp:anchor>
+            </w:drawing>
+          </mc:Choice>
+          <mc:Fallback>
+            <w:pict>
+              <v:oval w14:anchorId="69524818" id="Oval 2" o:spid="_x0000_s1028" style="position:absolute;margin-left:0;margin-top:18pt;width:156.75pt;height:105pt;z-index:251659264;visibility:visible;mso-wrap-style:square;mso-wrap-distance-left:9pt;mso-wrap-distance-top:0;mso-wrap-distance-right:9pt;mso-wrap-distance-bottom:0;mso-position-horizontal:center;mso-position-horizontal-relative:margin;mso-position-vertical:absolute;mso-position-vertical-relative:text;v-text-anchor:middle" o:gfxdata="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" fillcolor="#4472c4 [3204]" strokecolor="#09101d [484]" strokeweight="1pt">
+                <v:stroke joinstyle="miter"/>
+                <v:textbox>
+                  <w:txbxContent>
+                    <w:p>
+                      <w:pPr>
+                        <w:jc w:val="center"/>
+                        <w:rPr>
+                          <w:b/>
+                          <w:bCs/>
+                          <w:sz w:val="52"/>
+                          <w:szCs w:val="52"/>
+                        </w:rPr>
+                      </w:pPr>
+                      <w:r>
+                        <w:rPr>
+                          <w:b/>
+                          <w:bCs/>
+                          <w:sz w:val="52"/>
+                          <w:szCs w:val="52"/>
+                        </w:rPr>
+                        <w:t>Machine</w:t>
+                      </w:r>
+                    </w:p>
+                  </w:txbxContent>
+                </v:textbox>
+                <w10:wrap anchorx="margin"/>
+              </v:oval>
+            </w:pict>
+          </mc:Fallback>
+        </mc:AlternateContent>
+      </w:r>
+    </w:p>
+    <w:p>
+      <w:pPr>
+        <w:rPr>
+          <w:b/>
+          <w:bCs/>
+          <w:sz w:val="28"/>
+          <w:szCs w:val="28"/>
+        </w:rPr>
+      </w:pPr>
+    </w:p>
+    <w:p>
+      <w:pPr>
+        <w:rPr>
+          <w:b/>
+          <w:bCs/>
+          <w:sz w:val="28"/>
+          <w:szCs w:val="28"/>
+        </w:rPr>
+      </w:pPr>
+      <w:r>
+        <w:rPr>
+          <w:noProof/>
+          <w:sz w:val="24"/>
+          <w:szCs w:val="24"/>
+        </w:rPr>
+        <mc:AlternateContent>
+          <mc:Choice Requires="wps">
+            <w:drawing>
+              <wp:anchor distT="0" distB="0" distL="114300" distR="114300" simplePos="0" relativeHeight="251677696" behindDoc="0" locked="0" layoutInCell="1" allowOverlap="1" wp14:anchorId="5B0AD3AE" wp14:editId="765AFBF1">
+                <wp:simplePos x="0" y="0"/>
+                <wp:positionH relativeFrom="column">
+                  <wp:posOffset>3943350</wp:posOffset>
+                </wp:positionH>
+                <wp:positionV relativeFrom="paragraph">
+                  <wp:posOffset>90169</wp:posOffset>
+                </wp:positionV>
+                <wp:extent cx="800100" cy="466725"/>
+                <wp:effectExtent l="19050" t="19050" r="19050" b="47625"/>
+                <wp:wrapNone/>
+                <wp:docPr id="1068444290" name="Arrow: Right 4"/>
+                <wp:cNvGraphicFramePr/>
+                <a:graphic xmlns:a="http://schemas.openxmlformats.org/drawingml/2006/main">
+                  <a:graphicData uri="http://schemas.microsoft.com/office/word/2010/wordprocessingShape">
+                    <wps:wsp>
+                      <wps:cNvSpPr/>
+                      <wps:spPr>
+                        <a:xfrm rot="10800000">
+                          <a:off x="0" y="0"/>
+                          <a:ext cx="800100" cy="466725"/>
+                        </a:xfrm>
+                        <a:prstGeom prst="rightArrow">
+                          <a:avLst/>
+                        </a:prstGeom>
+                      </wps:spPr>
+                      <wps:style>
+                        <a:lnRef idx="2">
+                          <a:schemeClr val="accent1">
+                            <a:shade val="15000"/>
+                          </a:schemeClr>
+                        </a:lnRef>
+                        <a:fillRef idx="1">
+                          <a:schemeClr val="accent1"/>
+                        </a:fillRef>
+                        <a:effectRef idx="0">
+                          <a:schemeClr val="accent1"/>
+                        </a:effectRef>
+                        <a:fontRef idx="minor">
+                          <a:schemeClr val="lt1"/>
+                        </a:fontRef>
+                      </wps:style>
+                      <wps:bodyPr rot="0" spcFirstLastPara="0" vertOverflow="overflow" horzOverflow="overflow" vert="horz" wrap="square" lIns="91440" tIns="45720" rIns="91440" bIns="45720" numCol="1" spcCol="0" rtlCol="0" fromWordArt="0" anchor="ctr" anchorCtr="0" forceAA="0" compatLnSpc="1">
+                        <a:prstTxWarp prst="textNoShape">
+                          <a:avLst/>
+                        </a:prstTxWarp>
+                        <a:noAutofit/>
+                      </wps:bodyPr>
+                    </wps:wsp>
+                  </a:graphicData>
+                </a:graphic>
+                <wp14:sizeRelH relativeFrom="margin">
+                  <wp14:pctWidth>0</wp14:pctWidth>
+                </wp14:sizeRelH>
+              </wp:anchor>
+            </w:drawing>
+          </mc:Choice>
+          <mc:Fallback>
+            <w:pict>
+              <v:shape w14:anchorId="4C9C5538" id="Arrow: Right 4" o:spid="_x0000_s1026" type="#_x0000_t13" style="position:absolute;margin-left:310.5pt;margin-top:7.1pt;width:63pt;height:36.75pt;rotation:180;z-index:251677696;visibility:visible;mso-wrap-style:square;mso-width-percent:0;mso-wrap-distance-left:9pt;mso-wrap-distance-top:0;mso-wrap-distance-right:9pt;mso-wrap-distance-bottom:0;mso-position-horizontal:absolute;mso-position-horizontal-relative:text;mso-position-vertical:absolute;mso-position-vertical-relative:text;mso-width-percent:0;mso-width-relative:margin;v-text-anchor:middle" o:gfxdata="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" adj="15300" fillcolor="#4472c4 [3204]" strokecolor="#09101d [484]" strokeweight="1pt"/>
+            </w:pict>
+          </mc:Fallback>
+        </mc:AlternateContent>
+      </w:r>
+      <w:r>
+        <w:rPr>
+          <w:noProof/>
+          <w:sz w:val="24"/>
+          <w:szCs w:val="24"/>
+        </w:rPr>
+        <mc:AlternateContent>
+          <mc:Choice Requires="wps">
+            <w:drawing>
+              <wp:anchor distT="0" distB="0" distL="114300" distR="114300" simplePos="0" relativeHeight="251666432" behindDoc="0" locked="0" layoutInCell="1" allowOverlap="1" wp14:anchorId="0E26A441" wp14:editId="640322C1">
+                <wp:simplePos x="0" y="0"/>
+                <wp:positionH relativeFrom="margin">
+                  <wp:posOffset>4838700</wp:posOffset>
+                </wp:positionH>
+                <wp:positionV relativeFrom="paragraph">
+                  <wp:posOffset>128270</wp:posOffset>
+                </wp:positionV>
+                <wp:extent cx="1752600" cy="495300"/>
+                <wp:effectExtent l="0" t="0" r="19050" b="19050"/>
+                <wp:wrapNone/>
+                <wp:docPr id="288889932" name="Text Box 3"/>
+                <wp:cNvGraphicFramePr/>
+                <a:graphic xmlns:a="http://schemas.openxmlformats.org/drawingml/2006/main">
+                  <a:graphicData uri="http://schemas.microsoft.com/office/word/2010/wordprocessingShape">
+                    <wps:wsp>
+                      <wps:cNvSpPr txBox="1"/>
+                      <wps:spPr>
+                        <a:xfrm>
+                          <a:off x="0" y="0"/>
+                          <a:ext cx="1752600" cy="495300"/>
+                        </a:xfrm>
+                        <a:prstGeom prst="rect">
+                          <a:avLst/>
+                        </a:prstGeom>
+                        <a:solidFill>
+                          <a:schemeClr val="lt1"/>
+                        </a:solidFill>
+                        <a:ln w="6350">
+                          <a:solidFill>
+                            <a:prstClr val="black"/>
+                          </a:solidFill>
+                        </a:ln>
+                      </wps:spPr>
+                      <wps:txbx>
+                        <w:txbxContent>
+                          <w:p/>
+                        </w:txbxContent>
+                      </wps:txbx>
+                      <wps:bodyPr rot="0" spcFirstLastPara="0" vertOverflow="overflow" horzOverflow="overflow" vert="horz" wrap="square" lIns="91440" tIns="45720" rIns="91440" bIns="45720" numCol="1" spcCol="0" rtlCol="0" fromWordArt="0" anchor="t" anchorCtr="0" forceAA="0" compatLnSpc="1">
+                        <a:prstTxWarp prst="textNoShape">
+                          <a:avLst/>
+                        </a:prstTxWarp>
+                        <a:noAutofit/>
+                      </wps:bodyPr>
+                    </wps:wsp>
+                  </a:graphicData>
+                </a:graphic>
+              </wp:anchor>
+            </w:drawing>
+          </mc:Choice>
+          <mc:Fallback>
+            <w:pict>
+              <v:shape w14:anchorId="0E26A441" id="_x0000_s1029" type="#_x0000_t202" style="position:absolute;margin-left:381pt;margin-top:10.1pt;width:138pt;height:39pt;z-index:251666432;visibility:visible;mso-wrap-style:square;mso-wrap-distance-left:9pt;mso-wrap-distance-top:0;mso-wrap-distance-right:9pt;mso-wrap-distance-bottom:0;mso-position-horizontal:absolute;mso-position-horizontal-relative:margin;mso-position-vertical:absolute;mso-position-vertical-relative:text;v-text-anchor:top" o:gfxdata="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" fillcolor="white [3201]" strokeweight=".5pt">
                 <v:textbox>
                   <w:txbxContent>
                     <w:p/>
@@ -1326,17 +3188,78 @@
           </mc:Fallback>
         </mc:AlternateContent>
       </w:r>
-    </w:p>
-    <w:p/>
-    <w:p>
-      <w:pPr>
-        <w:ind w:left="360"/>
-      </w:pPr>
-    </w:p>
-    <w:p/>
-    <w:p>
-      <w:r>
-        <w:br w:type="page"/>
+      <w:r>
+        <w:rPr>
+          <w:noProof/>
+          <w:sz w:val="24"/>
+          <w:szCs w:val="24"/>
+        </w:rPr>
+        <mc:AlternateContent>
+          <mc:Choice Requires="wps">
+            <w:drawing>
+              <wp:anchor distT="0" distB="0" distL="114300" distR="114300" simplePos="0" relativeHeight="251662336" behindDoc="0" locked="0" layoutInCell="1" allowOverlap="1" wp14:anchorId="1198B9BE" wp14:editId="7C9DD6FC">
+                <wp:simplePos x="0" y="0"/>
+                <wp:positionH relativeFrom="column">
+                  <wp:posOffset>-447675</wp:posOffset>
+                </wp:positionH>
+                <wp:positionV relativeFrom="paragraph">
+                  <wp:posOffset>394970</wp:posOffset>
+                </wp:positionV>
+                <wp:extent cx="1752600" cy="495300"/>
+                <wp:effectExtent l="0" t="0" r="19050" b="19050"/>
+                <wp:wrapNone/>
+                <wp:docPr id="1906577857" name="Text Box 3"/>
+                <wp:cNvGraphicFramePr/>
+                <a:graphic xmlns:a="http://schemas.openxmlformats.org/drawingml/2006/main">
+                  <a:graphicData uri="http://schemas.microsoft.com/office/word/2010/wordprocessingShape">
+                    <wps:wsp>
+                      <wps:cNvSpPr txBox="1"/>
+                      <wps:spPr>
+                        <a:xfrm>
+                          <a:off x="0" y="0"/>
+                          <a:ext cx="1752600" cy="495300"/>
+                        </a:xfrm>
+                        <a:prstGeom prst="rect">
+                          <a:avLst/>
+                        </a:prstGeom>
+                        <a:solidFill>
+                          <a:schemeClr val="lt1"/>
+                        </a:solidFill>
+                        <a:ln w="6350">
+                          <a:solidFill>
+                            <a:prstClr val="black"/>
+                          </a:solidFill>
+                        </a:ln>
+                      </wps:spPr>
+                      <wps:txbx>
+                        <w:txbxContent>
+                          <w:p/>
+                        </w:txbxContent>
+                      </wps:txbx>
+                      <wps:bodyPr rot="0" spcFirstLastPara="0" vertOverflow="overflow" horzOverflow="overflow" vert="horz" wrap="square" lIns="91440" tIns="45720" rIns="91440" bIns="45720" numCol="1" spcCol="0" rtlCol="0" fromWordArt="0" anchor="t" anchorCtr="0" forceAA="0" compatLnSpc="1">
+                        <a:prstTxWarp prst="textNoShape">
+                          <a:avLst/>
+                        </a:prstTxWarp>
+                        <a:noAutofit/>
+                      </wps:bodyPr>
+                    </wps:wsp>
+                  </a:graphicData>
+                </a:graphic>
+              </wp:anchor>
+            </w:drawing>
+          </mc:Choice>
+          <mc:Fallback>
+            <w:pict>
+              <v:shape w14:anchorId="1198B9BE" id="_x0000_s1030" type="#_x0000_t202" style="position:absolute;margin-left:-35.25pt;margin-top:31.1pt;width:138pt;height:39pt;z-index:251662336;visibility:visible;mso-wrap-style:square;mso-wrap-distance-left:9pt;mso-wrap-distance-top:0;mso-wrap-distance-right:9pt;mso-wrap-distance-bottom:0;mso-position-horizontal:absolute;mso-position-horizontal-relative:text;mso-position-vertical:absolute;mso-position-vertical-relative:text;v-text-anchor:top" o:gfxdata="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" fillcolor="white [3201]" strokeweight=".5pt">
+                <v:textbox>
+                  <w:txbxContent>
+                    <w:p/>
+                  </w:txbxContent>
+                </v:textbox>
+              </v:shape>
+            </w:pict>
+          </mc:Fallback>
+        </mc:AlternateContent>
       </w:r>
     </w:p>
     <w:p>
@@ -1344,18 +3267,351 @@
         <w:rPr>
           <w:b/>
           <w:bCs/>
-          <w:sz w:val="32"/>
-          <w:szCs w:val="32"/>
-        </w:rPr>
-      </w:pPr>
-      <w:r>
+          <w:sz w:val="28"/>
+          <w:szCs w:val="28"/>
+        </w:rPr>
+      </w:pPr>
+      <w:r>
+        <w:rPr>
+          <w:noProof/>
+          <w:sz w:val="24"/>
+          <w:szCs w:val="24"/>
+        </w:rPr>
+        <mc:AlternateContent>
+          <mc:Choice Requires="wps">
+            <w:drawing>
+              <wp:anchor distT="0" distB="0" distL="114300" distR="114300" simplePos="0" relativeHeight="251671552" behindDoc="0" locked="0" layoutInCell="1" allowOverlap="1" wp14:anchorId="6EDFA5D0" wp14:editId="2D9BF693">
+                <wp:simplePos x="0" y="0"/>
+                <wp:positionH relativeFrom="column">
+                  <wp:posOffset>1371235</wp:posOffset>
+                </wp:positionH>
+                <wp:positionV relativeFrom="paragraph">
+                  <wp:posOffset>50165</wp:posOffset>
+                </wp:positionV>
+                <wp:extent cx="688169" cy="466725"/>
+                <wp:effectExtent l="38100" t="57150" r="0" b="66675"/>
+                <wp:wrapNone/>
+                <wp:docPr id="386138202" name="Arrow: Right 4"/>
+                <wp:cNvGraphicFramePr/>
+                <a:graphic xmlns:a="http://schemas.openxmlformats.org/drawingml/2006/main">
+                  <a:graphicData uri="http://schemas.microsoft.com/office/word/2010/wordprocessingShape">
+                    <wps:wsp>
+                      <wps:cNvSpPr/>
+                      <wps:spPr>
+                        <a:xfrm rot="19851060">
+                          <a:off x="0" y="0"/>
+                          <a:ext cx="688169" cy="466725"/>
+                        </a:xfrm>
+                        <a:prstGeom prst="rightArrow">
+                          <a:avLst/>
+                        </a:prstGeom>
+                      </wps:spPr>
+                      <wps:style>
+                        <a:lnRef idx="2">
+                          <a:schemeClr val="accent1">
+                            <a:shade val="15000"/>
+                          </a:schemeClr>
+                        </a:lnRef>
+                        <a:fillRef idx="1">
+                          <a:schemeClr val="accent1"/>
+                        </a:fillRef>
+                        <a:effectRef idx="0">
+                          <a:schemeClr val="accent1"/>
+                        </a:effectRef>
+                        <a:fontRef idx="minor">
+                          <a:schemeClr val="lt1"/>
+                        </a:fontRef>
+                      </wps:style>
+                      <wps:bodyPr rot="0" spcFirstLastPara="0" vertOverflow="overflow" horzOverflow="overflow" vert="horz" wrap="square" lIns="91440" tIns="45720" rIns="91440" bIns="45720" numCol="1" spcCol="0" rtlCol="0" fromWordArt="0" anchor="ctr" anchorCtr="0" forceAA="0" compatLnSpc="1">
+                        <a:prstTxWarp prst="textNoShape">
+                          <a:avLst/>
+                        </a:prstTxWarp>
+                        <a:noAutofit/>
+                      </wps:bodyPr>
+                    </wps:wsp>
+                  </a:graphicData>
+                </a:graphic>
+                <wp14:sizeRelH relativeFrom="margin">
+                  <wp14:pctWidth>0</wp14:pctWidth>
+                </wp14:sizeRelH>
+              </wp:anchor>
+            </w:drawing>
+          </mc:Choice>
+          <mc:Fallback>
+            <w:pict>
+              <v:shape w14:anchorId="562521F4" id="Arrow: Right 4" o:spid="_x0000_s1026" type="#_x0000_t13" style="position:absolute;margin-left:107.95pt;margin-top:3.95pt;width:54.2pt;height:36.75pt;rotation:-1910309fd;z-index:251671552;visibility:visible;mso-wrap-style:square;mso-width-percent:0;mso-wrap-distance-left:9pt;mso-wrap-distance-top:0;mso-wrap-distance-right:9pt;mso-wrap-distance-bottom:0;mso-position-horizontal:absolute;mso-position-horizontal-relative:text;mso-position-vertical:absolute;mso-position-vertical-relative:text;mso-width-percent:0;mso-width-relative:margin;v-text-anchor:middle" o:gfxdata="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" adj="14275" fillcolor="#4472c4 [3204]" strokecolor="#09101d [484]" strokeweight="1pt"/>
+            </w:pict>
+          </mc:Fallback>
+        </mc:AlternateContent>
+      </w:r>
+    </w:p>
+    <w:p>
+      <w:pPr>
         <w:rPr>
           <w:b/>
           <w:bCs/>
-          <w:sz w:val="32"/>
-          <w:szCs w:val="32"/>
-        </w:rPr>
-        <w:t>Q6. Answer the Following. (6 Marks)</w:t>
+          <w:sz w:val="28"/>
+          <w:szCs w:val="28"/>
+        </w:rPr>
+      </w:pPr>
+      <w:r>
+        <w:rPr>
+          <w:noProof/>
+          <w:sz w:val="24"/>
+          <w:szCs w:val="24"/>
+        </w:rPr>
+        <mc:AlternateContent>
+          <mc:Choice Requires="wps">
+            <w:drawing>
+              <wp:anchor distT="0" distB="0" distL="114300" distR="114300" simplePos="0" relativeHeight="251673600" behindDoc="0" locked="0" layoutInCell="1" allowOverlap="1" wp14:anchorId="68A4E216" wp14:editId="0F76240D">
+                <wp:simplePos x="0" y="0"/>
+                <wp:positionH relativeFrom="column">
+                  <wp:posOffset>2749550</wp:posOffset>
+                </wp:positionH>
+                <wp:positionV relativeFrom="paragraph">
+                  <wp:posOffset>184785</wp:posOffset>
+                </wp:positionV>
+                <wp:extent cx="355464" cy="466725"/>
+                <wp:effectExtent l="20320" t="17780" r="0" b="27305"/>
+                <wp:wrapNone/>
+                <wp:docPr id="1019716066" name="Arrow: Right 4"/>
+                <wp:cNvGraphicFramePr/>
+                <a:graphic xmlns:a="http://schemas.openxmlformats.org/drawingml/2006/main">
+                  <a:graphicData uri="http://schemas.microsoft.com/office/word/2010/wordprocessingShape">
+                    <wps:wsp>
+                      <wps:cNvSpPr/>
+                      <wps:spPr>
+                        <a:xfrm rot="16200000">
+                          <a:off x="0" y="0"/>
+                          <a:ext cx="355464" cy="466725"/>
+                        </a:xfrm>
+                        <a:prstGeom prst="rightArrow">
+                          <a:avLst/>
+                        </a:prstGeom>
+                      </wps:spPr>
+                      <wps:style>
+                        <a:lnRef idx="2">
+                          <a:schemeClr val="accent1">
+                            <a:shade val="15000"/>
+                          </a:schemeClr>
+                        </a:lnRef>
+                        <a:fillRef idx="1">
+                          <a:schemeClr val="accent1"/>
+                        </a:fillRef>
+                        <a:effectRef idx="0">
+                          <a:schemeClr val="accent1"/>
+                        </a:effectRef>
+                        <a:fontRef idx="minor">
+                          <a:schemeClr val="lt1"/>
+                        </a:fontRef>
+                      </wps:style>
+                      <wps:bodyPr rot="0" spcFirstLastPara="0" vertOverflow="overflow" horzOverflow="overflow" vert="horz" wrap="square" lIns="91440" tIns="45720" rIns="91440" bIns="45720" numCol="1" spcCol="0" rtlCol="0" fromWordArt="0" anchor="ctr" anchorCtr="0" forceAA="0" compatLnSpc="1">
+                        <a:prstTxWarp prst="textNoShape">
+                          <a:avLst/>
+                        </a:prstTxWarp>
+                        <a:noAutofit/>
+                      </wps:bodyPr>
+                    </wps:wsp>
+                  </a:graphicData>
+                </a:graphic>
+                <wp14:sizeRelH relativeFrom="margin">
+                  <wp14:pctWidth>0</wp14:pctWidth>
+                </wp14:sizeRelH>
+              </wp:anchor>
+            </w:drawing>
+          </mc:Choice>
+          <mc:Fallback>
+            <w:pict>
+              <v:shape w14:anchorId="62047270" id="Arrow: Right 4" o:spid="_x0000_s1026" type="#_x0000_t13" style="position:absolute;margin-left:216.5pt;margin-top:14.55pt;width:28pt;height:36.75pt;rotation:-90;z-index:251673600;visibility:visible;mso-wrap-style:square;mso-width-percent:0;mso-wrap-distance-left:9pt;mso-wrap-distance-top:0;mso-wrap-distance-right:9pt;mso-wrap-distance-bottom:0;mso-position-horizontal:absolute;mso-position-horizontal-relative:text;mso-position-vertical:absolute;mso-position-vertical-relative:text;mso-width-percent:0;mso-width-relative:margin;v-text-anchor:middle" o:gfxdata="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" adj="10800" fillcolor="#4472c4 [3204]" strokecolor="#09101d [484]" strokeweight="1pt"/>
+            </w:pict>
+          </mc:Fallback>
+        </mc:AlternateContent>
+      </w:r>
+    </w:p>
+    <w:p>
+      <w:pPr>
+        <w:rPr>
+          <w:b/>
+          <w:bCs/>
+          <w:sz w:val="28"/>
+          <w:szCs w:val="28"/>
+        </w:rPr>
+      </w:pPr>
+      <w:r>
+        <w:rPr>
+          <w:noProof/>
+          <w:sz w:val="24"/>
+          <w:szCs w:val="24"/>
+        </w:rPr>
+        <mc:AlternateContent>
+          <mc:Choice Requires="wps">
+            <w:drawing>
+              <wp:anchor distT="0" distB="0" distL="114300" distR="114300" simplePos="0" relativeHeight="251664384" behindDoc="0" locked="0" layoutInCell="1" allowOverlap="1" wp14:anchorId="3E722691" wp14:editId="2AB92EA5">
+                <wp:simplePos x="0" y="0"/>
+                <wp:positionH relativeFrom="margin">
+                  <wp:align>center</wp:align>
+                </wp:positionH>
+                <wp:positionV relativeFrom="paragraph">
+                  <wp:posOffset>264160</wp:posOffset>
+                </wp:positionV>
+                <wp:extent cx="1752600" cy="495300"/>
+                <wp:effectExtent l="0" t="0" r="19050" b="19050"/>
+                <wp:wrapNone/>
+                <wp:docPr id="702461869" name="Text Box 3"/>
+                <wp:cNvGraphicFramePr/>
+                <a:graphic xmlns:a="http://schemas.openxmlformats.org/drawingml/2006/main">
+                  <a:graphicData uri="http://schemas.microsoft.com/office/word/2010/wordprocessingShape">
+                    <wps:wsp>
+                      <wps:cNvSpPr txBox="1"/>
+                      <wps:spPr>
+                        <a:xfrm>
+                          <a:off x="0" y="0"/>
+                          <a:ext cx="1752600" cy="495300"/>
+                        </a:xfrm>
+                        <a:prstGeom prst="rect">
+                          <a:avLst/>
+                        </a:prstGeom>
+                        <a:solidFill>
+                          <a:schemeClr val="lt1"/>
+                        </a:solidFill>
+                        <a:ln w="6350">
+                          <a:solidFill>
+                            <a:prstClr val="black"/>
+                          </a:solidFill>
+                        </a:ln>
+                      </wps:spPr>
+                      <wps:txbx>
+                        <w:txbxContent>
+                          <w:p/>
+                        </w:txbxContent>
+                      </wps:txbx>
+                      <wps:bodyPr rot="0" spcFirstLastPara="0" vertOverflow="overflow" horzOverflow="overflow" vert="horz" wrap="square" lIns="91440" tIns="45720" rIns="91440" bIns="45720" numCol="1" spcCol="0" rtlCol="0" fromWordArt="0" anchor="t" anchorCtr="0" forceAA="0" compatLnSpc="1">
+                        <a:prstTxWarp prst="textNoShape">
+                          <a:avLst/>
+                        </a:prstTxWarp>
+                        <a:noAutofit/>
+                      </wps:bodyPr>
+                    </wps:wsp>
+                  </a:graphicData>
+                </a:graphic>
+              </wp:anchor>
+            </w:drawing>
+          </mc:Choice>
+          <mc:Fallback>
+            <w:pict>
+              <v:shape w14:anchorId="3E722691" id="_x0000_s1031" type="#_x0000_t202" style="position:absolute;margin-left:0;margin-top:20.8pt;width:138pt;height:39pt;z-index:251664384;visibility:visible;mso-wrap-style:square;mso-wrap-distance-left:9pt;mso-wrap-distance-top:0;mso-wrap-distance-right:9pt;mso-wrap-distance-bottom:0;mso-position-horizontal:center;mso-position-horizontal-relative:margin;mso-position-vertical:absolute;mso-position-vertical-relative:text;v-text-anchor:top" o:gfxdata="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" fillcolor="white [3201]" strokeweight=".5pt">
+                <v:textbox>
+                  <w:txbxContent>
+                    <w:p/>
+                  </w:txbxContent>
+                </v:textbox>
+                <w10:wrap anchorx="margin"/>
+              </v:shape>
+            </w:pict>
+          </mc:Fallback>
+        </mc:AlternateContent>
+      </w:r>
+    </w:p>
+    <w:p>
+      <w:pPr>
+        <w:rPr>
+          <w:b/>
+          <w:bCs/>
+          <w:sz w:val="28"/>
+          <w:szCs w:val="28"/>
+        </w:rPr>
+      </w:pPr>
+    </w:p>
+    <w:p>
+      <w:pPr>
+        <w:rPr>
+          <w:b/>
+          <w:bCs/>
+          <w:sz w:val="28"/>
+          <w:szCs w:val="28"/>
+        </w:rPr>
+      </w:pPr>
+    </w:p>
+    <w:p>
+      <w:pPr>
+        <w:rPr>
+          <w:b/>
+          <w:bCs/>
+          <w:sz w:val="28"/>
+          <w:szCs w:val="28"/>
+        </w:rPr>
+      </w:pPr>
+      <w:r>
+        <w:rPr>
+          <w:b/>
+          <w:bCs/>
+          <w:sz w:val="28"/>
+          <w:szCs w:val="28"/>
+        </w:rPr>
+        <w:t>Q</w:t>
+      </w:r>
+      <w:r>
+        <w:rPr>
+          <w:b/>
+          <w:bCs/>
+          <w:sz w:val="28"/>
+          <w:szCs w:val="28"/>
+        </w:rPr>
+        <w:t>8</w:t>
+      </w:r>
+      <w:r>
+        <w:rPr>
+          <w:b/>
+          <w:bCs/>
+          <w:sz w:val="28"/>
+          <w:szCs w:val="28"/>
+        </w:rPr>
+        <w:t xml:space="preserve">: </w:t>
+      </w:r>
+      <w:r>
+        <w:rPr>
+          <w:b/>
+          <w:bCs/>
+          <w:sz w:val="28"/>
+          <w:szCs w:val="28"/>
+        </w:rPr>
+        <w:t>Write definition of any 1.</w:t>
+      </w:r>
+      <w:r>
+        <w:rPr>
+          <w:b/>
+          <w:bCs/>
+          <w:sz w:val="28"/>
+          <w:szCs w:val="28"/>
+        </w:rPr>
+        <w:tab/>
+      </w:r>
+      <w:r>
+        <w:rPr>
+          <w:b/>
+          <w:bCs/>
+          <w:sz w:val="28"/>
+          <w:szCs w:val="28"/>
+        </w:rPr>
+        <w:t>(</w:t>
+      </w:r>
+      <w:r>
+        <w:rPr>
+          <w:b/>
+          <w:bCs/>
+          <w:sz w:val="28"/>
+          <w:szCs w:val="28"/>
+        </w:rPr>
+        <w:t>5</w:t>
+      </w:r>
+      <w:r>
+        <w:rPr>
+          <w:b/>
+          <w:bCs/>
+          <w:sz w:val="28"/>
+          <w:szCs w:val="28"/>
+        </w:rPr>
+        <w:t>)</w:t>
       </w:r>
     </w:p>
     <w:tbl>
@@ -1365,108 +3621,36 @@
         <w:tblLook w:val="04A0" w:firstRow="1" w:lastRow="0" w:firstColumn="1" w:lastColumn="0" w:noHBand="0" w:noVBand="1"/>
       </w:tblPr>
       <w:tblGrid>
-        <w:gridCol w:w="3116"/>
-        <w:gridCol w:w="1559"/>
-        <w:gridCol w:w="1558"/>
-        <w:gridCol w:w="3117"/>
+        <w:gridCol w:w="9350"/>
       </w:tblGrid>
       <w:tr>
-        <w:trPr>
-          <w:trHeight w:val="432"/>
-        </w:trPr>
         <w:tc>
           <w:tcPr>
             <w:tcW w:w="9350" w:type="dxa"/>
-            <w:gridSpan w:val="4"/>
-            <w:tcBorders>
-              <w:top w:val="nil"/>
-              <w:left w:val="nil"/>
-              <w:bottom w:val="single" w:sz="4" w:space="0" w:color="auto"/>
-              <w:right w:val="nil"/>
-            </w:tcBorders>
           </w:tcPr>
           <w:p>
             <w:pPr>
               <w:pStyle w:val="ListParagraph"/>
               <w:numPr>
                 <w:ilvl w:val="0"/>
-                <w:numId w:val="11"/>
+                <w:numId w:val="12"/>
               </w:numPr>
-              <w:rPr>
-                <w:sz w:val="32"/>
-                <w:szCs w:val="32"/>
-              </w:rPr>
-            </w:pPr>
-            <w:r>
-              <w:rPr>
-                <w:sz w:val="32"/>
-                <w:szCs w:val="32"/>
-              </w:rPr>
-              <w:t>Name Three Animals that eat Meat.</w:t>
-            </w:r>
-          </w:p>
-        </w:tc>
-      </w:tr>
-      <w:tr>
-        <w:trPr>
-          <w:trHeight w:val="576"/>
-        </w:trPr>
-        <w:tc>
-          <w:tcPr>
-            <w:tcW w:w="3116" w:type="dxa"/>
-            <w:tcBorders>
-              <w:top w:val="single" w:sz="4" w:space="0" w:color="auto"/>
-              <w:bottom w:val="single" w:sz="4" w:space="0" w:color="auto"/>
-            </w:tcBorders>
-          </w:tcPr>
-          <w:p>
-            <w:pPr>
               <w:rPr>
                 <w:b/>
                 <w:bCs/>
-                <w:sz w:val="32"/>
-                <w:szCs w:val="32"/>
-              </w:rPr>
-            </w:pPr>
-          </w:p>
-        </w:tc>
-        <w:tc>
-          <w:tcPr>
-            <w:tcW w:w="3117" w:type="dxa"/>
-            <w:gridSpan w:val="2"/>
-            <w:tcBorders>
-              <w:top w:val="single" w:sz="4" w:space="0" w:color="auto"/>
-              <w:bottom w:val="single" w:sz="4" w:space="0" w:color="auto"/>
-            </w:tcBorders>
-          </w:tcPr>
-          <w:p>
-            <w:pPr>
+                <w:sz w:val="28"/>
+                <w:szCs w:val="28"/>
+              </w:rPr>
+            </w:pPr>
+            <w:r>
               <w:rPr>
                 <w:b/>
                 <w:bCs/>
-                <w:sz w:val="32"/>
-                <w:szCs w:val="32"/>
-              </w:rPr>
-            </w:pPr>
-          </w:p>
-        </w:tc>
-        <w:tc>
-          <w:tcPr>
-            <w:tcW w:w="3117" w:type="dxa"/>
-            <w:tcBorders>
-              <w:top w:val="single" w:sz="4" w:space="0" w:color="auto"/>
-              <w:bottom w:val="single" w:sz="4" w:space="0" w:color="auto"/>
-            </w:tcBorders>
-          </w:tcPr>
-          <w:p>
-            <w:pPr>
-              <w:rPr>
-                <w:b/>
-                <w:bCs/>
-                <w:sz w:val="32"/>
-                <w:szCs w:val="32"/>
-              </w:rPr>
-            </w:pPr>
+                <w:sz w:val="28"/>
+                <w:szCs w:val="28"/>
+              </w:rPr>
+              <w:t xml:space="preserve">Pully.                           2) Lever </w:t>
+            </w:r>
           </w:p>
         </w:tc>
       </w:tr>
@@ -1476,64 +3660,15 @@
         </w:trPr>
         <w:tc>
           <w:tcPr>
-            <w:tcW w:w="3116" w:type="dxa"/>
-            <w:tcBorders>
-              <w:top w:val="single" w:sz="4" w:space="0" w:color="auto"/>
-              <w:left w:val="nil"/>
-              <w:bottom w:val="nil"/>
-              <w:right w:val="nil"/>
-            </w:tcBorders>
+            <w:tcW w:w="9350" w:type="dxa"/>
           </w:tcPr>
           <w:p>
             <w:pPr>
               <w:rPr>
                 <w:b/>
                 <w:bCs/>
-                <w:sz w:val="32"/>
-                <w:szCs w:val="32"/>
-              </w:rPr>
-            </w:pPr>
-          </w:p>
-        </w:tc>
-        <w:tc>
-          <w:tcPr>
-            <w:tcW w:w="3117" w:type="dxa"/>
-            <w:gridSpan w:val="2"/>
-            <w:tcBorders>
-              <w:top w:val="single" w:sz="4" w:space="0" w:color="auto"/>
-              <w:left w:val="nil"/>
-              <w:bottom w:val="nil"/>
-              <w:right w:val="nil"/>
-            </w:tcBorders>
-          </w:tcPr>
-          <w:p>
-            <w:pPr>
-              <w:rPr>
-                <w:b/>
-                <w:bCs/>
-                <w:sz w:val="32"/>
-                <w:szCs w:val="32"/>
-              </w:rPr>
-            </w:pPr>
-          </w:p>
-        </w:tc>
-        <w:tc>
-          <w:tcPr>
-            <w:tcW w:w="3117" w:type="dxa"/>
-            <w:tcBorders>
-              <w:top w:val="single" w:sz="4" w:space="0" w:color="auto"/>
-              <w:left w:val="nil"/>
-              <w:bottom w:val="nil"/>
-              <w:right w:val="nil"/>
-            </w:tcBorders>
-          </w:tcPr>
-          <w:p>
-            <w:pPr>
-              <w:rPr>
-                <w:b/>
-                <w:bCs/>
-                <w:sz w:val="32"/>
-                <w:szCs w:val="32"/>
+                <w:sz w:val="28"/>
+                <w:szCs w:val="28"/>
               </w:rPr>
             </w:pPr>
           </w:p>
@@ -1546,76 +3681,14 @@
         <w:tc>
           <w:tcPr>
             <w:tcW w:w="9350" w:type="dxa"/>
-            <w:gridSpan w:val="4"/>
-            <w:tcBorders>
-              <w:top w:val="nil"/>
-              <w:left w:val="nil"/>
-              <w:bottom w:val="single" w:sz="4" w:space="0" w:color="auto"/>
-              <w:right w:val="nil"/>
-            </w:tcBorders>
-          </w:tcPr>
-          <w:p>
-            <w:pPr>
-              <w:pStyle w:val="ListParagraph"/>
-              <w:numPr>
-                <w:ilvl w:val="0"/>
-                <w:numId w:val="11"/>
-              </w:numPr>
-              <w:rPr>
-                <w:sz w:val="32"/>
-                <w:szCs w:val="32"/>
-              </w:rPr>
-            </w:pPr>
-            <w:r>
-              <w:rPr>
-                <w:sz w:val="32"/>
-                <w:szCs w:val="32"/>
-              </w:rPr>
-              <w:t>Name Two Animals that eat Plants.</w:t>
-            </w:r>
-          </w:p>
-        </w:tc>
-      </w:tr>
-      <w:tr>
-        <w:trPr>
-          <w:trHeight w:val="576"/>
-        </w:trPr>
-        <w:tc>
-          <w:tcPr>
-            <w:tcW w:w="4675" w:type="dxa"/>
-            <w:gridSpan w:val="2"/>
-            <w:tcBorders>
-              <w:top w:val="single" w:sz="4" w:space="0" w:color="auto"/>
-              <w:bottom w:val="single" w:sz="4" w:space="0" w:color="auto"/>
-            </w:tcBorders>
           </w:tcPr>
           <w:p>
             <w:pPr>
               <w:rPr>
                 <w:b/>
                 <w:bCs/>
-                <w:sz w:val="32"/>
-                <w:szCs w:val="32"/>
-              </w:rPr>
-            </w:pPr>
-          </w:p>
-        </w:tc>
-        <w:tc>
-          <w:tcPr>
-            <w:tcW w:w="4675" w:type="dxa"/>
-            <w:gridSpan w:val="2"/>
-            <w:tcBorders>
-              <w:top w:val="single" w:sz="4" w:space="0" w:color="auto"/>
-              <w:bottom w:val="single" w:sz="4" w:space="0" w:color="auto"/>
-            </w:tcBorders>
-          </w:tcPr>
-          <w:p>
-            <w:pPr>
-              <w:rPr>
-                <w:b/>
-                <w:bCs/>
-                <w:sz w:val="32"/>
-                <w:szCs w:val="32"/>
+                <w:sz w:val="28"/>
+                <w:szCs w:val="28"/>
               </w:rPr>
             </w:pPr>
           </w:p>
@@ -1627,64 +3700,15 @@
         </w:trPr>
         <w:tc>
           <w:tcPr>
-            <w:tcW w:w="3116" w:type="dxa"/>
-            <w:tcBorders>
-              <w:top w:val="single" w:sz="4" w:space="0" w:color="auto"/>
-              <w:left w:val="nil"/>
-              <w:bottom w:val="nil"/>
-              <w:right w:val="nil"/>
-            </w:tcBorders>
+            <w:tcW w:w="9350" w:type="dxa"/>
           </w:tcPr>
           <w:p>
             <w:pPr>
               <w:rPr>
                 <w:b/>
                 <w:bCs/>
-                <w:sz w:val="32"/>
-                <w:szCs w:val="32"/>
-              </w:rPr>
-            </w:pPr>
-          </w:p>
-        </w:tc>
-        <w:tc>
-          <w:tcPr>
-            <w:tcW w:w="3117" w:type="dxa"/>
-            <w:gridSpan w:val="2"/>
-            <w:tcBorders>
-              <w:top w:val="single" w:sz="4" w:space="0" w:color="auto"/>
-              <w:left w:val="nil"/>
-              <w:bottom w:val="nil"/>
-              <w:right w:val="nil"/>
-            </w:tcBorders>
-          </w:tcPr>
-          <w:p>
-            <w:pPr>
-              <w:rPr>
-                <w:b/>
-                <w:bCs/>
-                <w:sz w:val="32"/>
-                <w:szCs w:val="32"/>
-              </w:rPr>
-            </w:pPr>
-          </w:p>
-        </w:tc>
-        <w:tc>
-          <w:tcPr>
-            <w:tcW w:w="3117" w:type="dxa"/>
-            <w:tcBorders>
-              <w:top w:val="single" w:sz="4" w:space="0" w:color="auto"/>
-              <w:left w:val="nil"/>
-              <w:bottom w:val="nil"/>
-              <w:right w:val="nil"/>
-            </w:tcBorders>
-          </w:tcPr>
-          <w:p>
-            <w:pPr>
-              <w:rPr>
-                <w:b/>
-                <w:bCs/>
-                <w:sz w:val="32"/>
-                <w:szCs w:val="32"/>
+                <w:sz w:val="28"/>
+                <w:szCs w:val="28"/>
               </w:rPr>
             </w:pPr>
           </w:p>
@@ -1697,74 +3721,34 @@
         <w:tc>
           <w:tcPr>
             <w:tcW w:w="9350" w:type="dxa"/>
-            <w:gridSpan w:val="4"/>
-            <w:tcBorders>
-              <w:top w:val="nil"/>
-              <w:left w:val="nil"/>
-              <w:bottom w:val="single" w:sz="4" w:space="0" w:color="auto"/>
-              <w:right w:val="nil"/>
-            </w:tcBorders>
-          </w:tcPr>
-          <w:p>
-            <w:pPr>
-              <w:pStyle w:val="ListParagraph"/>
-              <w:numPr>
-                <w:ilvl w:val="0"/>
-                <w:numId w:val="11"/>
-              </w:numPr>
-              <w:rPr>
-                <w:sz w:val="32"/>
-                <w:szCs w:val="32"/>
-              </w:rPr>
-            </w:pPr>
-            <w:r>
-              <w:rPr>
-                <w:sz w:val="32"/>
-                <w:szCs w:val="32"/>
-              </w:rPr>
-              <w:t>Name Two Animals that Eat Meat and Plants.</w:t>
-            </w:r>
+          </w:tcPr>
+          <w:p>
+            <w:pPr>
+              <w:rPr>
+                <w:b/>
+                <w:bCs/>
+                <w:sz w:val="28"/>
+                <w:szCs w:val="28"/>
+              </w:rPr>
+            </w:pPr>
           </w:p>
         </w:tc>
       </w:tr>
       <w:tr>
         <w:trPr>
-          <w:trHeight w:val="576"/>
+          <w:trHeight w:val="432"/>
         </w:trPr>
         <w:tc>
           <w:tcPr>
-            <w:tcW w:w="4675" w:type="dxa"/>
-            <w:gridSpan w:val="2"/>
-            <w:tcBorders>
-              <w:top w:val="single" w:sz="4" w:space="0" w:color="auto"/>
-            </w:tcBorders>
+            <w:tcW w:w="9350" w:type="dxa"/>
           </w:tcPr>
           <w:p>
             <w:pPr>
               <w:rPr>
                 <w:b/>
                 <w:bCs/>
-                <w:sz w:val="32"/>
-                <w:szCs w:val="32"/>
-              </w:rPr>
-            </w:pPr>
-          </w:p>
-        </w:tc>
-        <w:tc>
-          <w:tcPr>
-            <w:tcW w:w="4675" w:type="dxa"/>
-            <w:gridSpan w:val="2"/>
-            <w:tcBorders>
-              <w:top w:val="single" w:sz="4" w:space="0" w:color="auto"/>
-            </w:tcBorders>
-          </w:tcPr>
-          <w:p>
-            <w:pPr>
-              <w:rPr>
-                <w:b/>
-                <w:bCs/>
-                <w:sz w:val="32"/>
-                <w:szCs w:val="32"/>
+                <w:sz w:val="28"/>
+                <w:szCs w:val="28"/>
               </w:rPr>
             </w:pPr>
           </w:p>
@@ -1776,8 +3760,8 @@
         <w:rPr>
           <w:b/>
           <w:bCs/>
-          <w:sz w:val="32"/>
-          <w:szCs w:val="32"/>
+          <w:sz w:val="28"/>
+          <w:szCs w:val="28"/>
         </w:rPr>
       </w:pPr>
     </w:p>
@@ -1786,27 +3770,127 @@
         <w:rPr>
           <w:b/>
           <w:bCs/>
-          <w:sz w:val="24"/>
-          <w:szCs w:val="24"/>
+          <w:sz w:val="28"/>
+          <w:szCs w:val="28"/>
         </w:rPr>
       </w:pPr>
       <w:r>
         <w:rPr>
           <w:b/>
           <w:bCs/>
-          <w:sz w:val="32"/>
-          <w:szCs w:val="32"/>
-        </w:rPr>
-        <w:t xml:space="preserve">Q7. Fill the following timeline and mention the year according. </w:t>
-      </w:r>
-      <w:r>
+          <w:sz w:val="28"/>
+          <w:szCs w:val="28"/>
+        </w:rPr>
+        <w:br w:type="page"/>
+      </w:r>
+    </w:p>
+    <w:p>
+      <w:pPr>
         <w:rPr>
           <w:b/>
           <w:bCs/>
-          <w:sz w:val="24"/>
-          <w:szCs w:val="24"/>
-        </w:rPr>
-        <w:t>(3 Marks)</w:t>
+          <w:sz w:val="28"/>
+          <w:szCs w:val="28"/>
+        </w:rPr>
+      </w:pPr>
+      <w:r>
+        <w:rPr>
+          <w:b/>
+          <w:bCs/>
+          <w:sz w:val="28"/>
+          <w:szCs w:val="28"/>
+        </w:rPr>
+        <w:t>Q</w:t>
+      </w:r>
+      <w:r>
+        <w:rPr>
+          <w:b/>
+          <w:bCs/>
+          <w:sz w:val="28"/>
+          <w:szCs w:val="28"/>
+        </w:rPr>
+        <w:t>9</w:t>
+      </w:r>
+      <w:r>
+        <w:rPr>
+          <w:b/>
+          <w:bCs/>
+          <w:sz w:val="28"/>
+          <w:szCs w:val="28"/>
+        </w:rPr>
+        <w:t xml:space="preserve">: </w:t>
+      </w:r>
+      <w:r>
+        <w:rPr>
+          <w:b/>
+          <w:bCs/>
+          <w:sz w:val="28"/>
+          <w:szCs w:val="28"/>
+        </w:rPr>
+        <w:t>W</w:t>
+      </w:r>
+      <w:r>
+        <w:rPr>
+          <w:b/>
+          <w:bCs/>
+          <w:sz w:val="28"/>
+          <w:szCs w:val="28"/>
+        </w:rPr>
+        <w:t>rite Planets</w:t>
+      </w:r>
+      <w:r>
+        <w:rPr>
+          <w:b/>
+          <w:bCs/>
+          <w:sz w:val="28"/>
+          <w:szCs w:val="28"/>
+        </w:rPr>
+        <w:t xml:space="preserve"> </w:t>
+      </w:r>
+      <w:r>
+        <w:rPr>
+          <w:b/>
+          <w:bCs/>
+          <w:sz w:val="28"/>
+          <w:szCs w:val="28"/>
+        </w:rPr>
+        <w:t>name</w:t>
+      </w:r>
+      <w:r>
+        <w:rPr>
+          <w:b/>
+          <w:bCs/>
+          <w:sz w:val="28"/>
+          <w:szCs w:val="28"/>
+        </w:rPr>
+        <w:t>.</w:t>
+      </w:r>
+      <w:r>
+        <w:rPr>
+          <w:b/>
+          <w:bCs/>
+          <w:sz w:val="28"/>
+          <w:szCs w:val="28"/>
+        </w:rPr>
+        <w:t xml:space="preserve"> (</w:t>
+      </w:r>
+      <w:r>
+        <w:rPr>
+          <w:b/>
+          <w:bCs/>
+          <w:sz w:val="28"/>
+          <w:szCs w:val="28"/>
+        </w:rPr>
+        <w:t>8</w:t>
+      </w:r>
+      <w:r>
+        <w:rPr>
+          <w:b/>
+          <w:bCs/>
+          <w:sz w:val="28"/>
+          <w:szCs w:val="28"/>
+        </w:rPr>
+        <w:t>)</w:t>
       </w:r>
     </w:p>
     <w:tbl>
@@ -1816,123 +3900,128 @@
         <w:tblLook w:val="04A0" w:firstRow="1" w:lastRow="0" w:firstColumn="1" w:lastColumn="0" w:noHBand="0" w:noVBand="1"/>
       </w:tblPr>
       <w:tblGrid>
-        <w:gridCol w:w="3116"/>
-        <w:gridCol w:w="3117"/>
-        <w:gridCol w:w="3117"/>
+        <w:gridCol w:w="4675"/>
+        <w:gridCol w:w="4675"/>
       </w:tblGrid>
       <w:tr>
-        <w:tc>
-          <w:tcPr>
-            <w:tcW w:w="3116" w:type="dxa"/>
-            <w:vAlign w:val="center"/>
-          </w:tcPr>
-          <w:p>
-            <w:pPr>
-              <w:rPr>
-                <w:sz w:val="32"/>
-                <w:szCs w:val="32"/>
-              </w:rPr>
-            </w:pPr>
-            <w:r>
-              <w:rPr>
-                <w:sz w:val="32"/>
-                <w:szCs w:val="32"/>
-              </w:rPr>
-              <w:t>I was born on</w:t>
-            </w:r>
-          </w:p>
-        </w:tc>
-        <w:tc>
-          <w:tcPr>
-            <w:tcW w:w="3117" w:type="dxa"/>
-            <w:vAlign w:val="center"/>
-          </w:tcPr>
-          <w:p>
-            <w:pPr>
-              <w:rPr>
-                <w:sz w:val="32"/>
-                <w:szCs w:val="32"/>
-              </w:rPr>
-            </w:pPr>
-            <w:r>
-              <w:rPr>
-                <w:sz w:val="32"/>
-                <w:szCs w:val="32"/>
-              </w:rPr>
-              <w:t>I started working when I was</w:t>
-            </w:r>
-          </w:p>
-        </w:tc>
-        <w:tc>
-          <w:tcPr>
-            <w:tcW w:w="3117" w:type="dxa"/>
-            <w:vAlign w:val="center"/>
-          </w:tcPr>
-          <w:p>
-            <w:pPr>
-              <w:rPr>
-                <w:sz w:val="32"/>
-                <w:szCs w:val="32"/>
-              </w:rPr>
-            </w:pPr>
-            <w:r>
-              <w:rPr>
-                <w:sz w:val="32"/>
-                <w:szCs w:val="32"/>
-              </w:rPr>
-              <w:t>I started school when I was</w:t>
-            </w:r>
+        <w:trPr>
+          <w:trHeight w:val="576"/>
+        </w:trPr>
+        <w:tc>
+          <w:tcPr>
+            <w:tcW w:w="4675" w:type="dxa"/>
+          </w:tcPr>
+          <w:p>
+            <w:pPr>
+              <w:rPr>
+                <w:sz w:val="24"/>
+                <w:szCs w:val="24"/>
+              </w:rPr>
+            </w:pPr>
+          </w:p>
+        </w:tc>
+        <w:tc>
+          <w:tcPr>
+            <w:tcW w:w="4675" w:type="dxa"/>
+          </w:tcPr>
+          <w:p>
+            <w:pPr>
+              <w:rPr>
+                <w:sz w:val="24"/>
+                <w:szCs w:val="24"/>
+              </w:rPr>
+            </w:pPr>
           </w:p>
         </w:tc>
       </w:tr>
       <w:tr>
         <w:trPr>
-          <w:trHeight w:val="864"/>
+          <w:trHeight w:val="576"/>
         </w:trPr>
         <w:tc>
           <w:tcPr>
-            <w:tcW w:w="3116" w:type="dxa"/>
-            <w:vAlign w:val="center"/>
-          </w:tcPr>
-          <w:p>
-            <w:pPr>
-              <w:rPr>
-                <w:b/>
-                <w:bCs/>
-                <w:sz w:val="32"/>
-                <w:szCs w:val="32"/>
-              </w:rPr>
-            </w:pPr>
-          </w:p>
-        </w:tc>
-        <w:tc>
-          <w:tcPr>
-            <w:tcW w:w="3117" w:type="dxa"/>
-            <w:vAlign w:val="center"/>
-          </w:tcPr>
-          <w:p>
-            <w:pPr>
-              <w:rPr>
-                <w:b/>
-                <w:bCs/>
-                <w:sz w:val="32"/>
-                <w:szCs w:val="32"/>
-              </w:rPr>
-            </w:pPr>
-          </w:p>
-        </w:tc>
-        <w:tc>
-          <w:tcPr>
-            <w:tcW w:w="3117" w:type="dxa"/>
-            <w:vAlign w:val="center"/>
-          </w:tcPr>
-          <w:p>
-            <w:pPr>
-              <w:rPr>
-                <w:b/>
-                <w:bCs/>
-                <w:sz w:val="32"/>
-                <w:szCs w:val="32"/>
+            <w:tcW w:w="4675" w:type="dxa"/>
+          </w:tcPr>
+          <w:p>
+            <w:pPr>
+              <w:rPr>
+                <w:sz w:val="24"/>
+                <w:szCs w:val="24"/>
+              </w:rPr>
+            </w:pPr>
+          </w:p>
+        </w:tc>
+        <w:tc>
+          <w:tcPr>
+            <w:tcW w:w="4675" w:type="dxa"/>
+          </w:tcPr>
+          <w:p>
+            <w:pPr>
+              <w:rPr>
+                <w:sz w:val="24"/>
+                <w:szCs w:val="24"/>
+              </w:rPr>
+            </w:pPr>
+          </w:p>
+        </w:tc>
+      </w:tr>
+      <w:tr>
+        <w:trPr>
+          <w:trHeight w:val="576"/>
+        </w:trPr>
+        <w:tc>
+          <w:tcPr>
+            <w:tcW w:w="4675" w:type="dxa"/>
+          </w:tcPr>
+          <w:p>
+            <w:pPr>
+              <w:rPr>
+                <w:sz w:val="24"/>
+                <w:szCs w:val="24"/>
+              </w:rPr>
+            </w:pPr>
+          </w:p>
+        </w:tc>
+        <w:tc>
+          <w:tcPr>
+            <w:tcW w:w="4675" w:type="dxa"/>
+          </w:tcPr>
+          <w:p>
+            <w:pPr>
+              <w:rPr>
+                <w:sz w:val="24"/>
+                <w:szCs w:val="24"/>
+              </w:rPr>
+            </w:pPr>
+          </w:p>
+        </w:tc>
+      </w:tr>
+      <w:tr>
+        <w:trPr>
+          <w:trHeight w:val="576"/>
+        </w:trPr>
+        <w:tc>
+          <w:tcPr>
+            <w:tcW w:w="4675" w:type="dxa"/>
+          </w:tcPr>
+          <w:p>
+            <w:pPr>
+              <w:rPr>
+                <w:sz w:val="24"/>
+                <w:szCs w:val="24"/>
+              </w:rPr>
+            </w:pPr>
+          </w:p>
+        </w:tc>
+        <w:tc>
+          <w:tcPr>
+            <w:tcW w:w="4675" w:type="dxa"/>
+          </w:tcPr>
+          <w:p>
+            <w:pPr>
+              <w:rPr>
+                <w:sz w:val="24"/>
+                <w:szCs w:val="24"/>
               </w:rPr>
             </w:pPr>
           </w:p>
@@ -1944,14 +4033,311 @@
         <w:rPr>
           <w:b/>
           <w:bCs/>
-          <w:sz w:val="32"/>
-          <w:szCs w:val="32"/>
+          <w:sz w:val="28"/>
+          <w:szCs w:val="28"/>
+        </w:rPr>
+      </w:pPr>
+    </w:p>
+    <w:p>
+      <w:pPr>
+        <w:rPr>
+          <w:b/>
+          <w:bCs/>
+          <w:sz w:val="28"/>
+          <w:szCs w:val="28"/>
+        </w:rPr>
+      </w:pPr>
+      <w:r>
+        <w:rPr>
+          <w:b/>
+          <w:bCs/>
+          <w:sz w:val="28"/>
+          <w:szCs w:val="28"/>
+        </w:rPr>
+        <w:t>Q</w:t>
+      </w:r>
+      <w:r>
+        <w:rPr>
+          <w:b/>
+          <w:bCs/>
+          <w:sz w:val="28"/>
+          <w:szCs w:val="28"/>
+        </w:rPr>
+        <w:t>10</w:t>
+      </w:r>
+      <w:r>
+        <w:rPr>
+          <w:b/>
+          <w:bCs/>
+          <w:sz w:val="28"/>
+          <w:szCs w:val="28"/>
+        </w:rPr>
+        <w:t xml:space="preserve">: </w:t>
+      </w:r>
+      <w:r>
+        <w:rPr>
+          <w:b/>
+          <w:bCs/>
+          <w:sz w:val="28"/>
+          <w:szCs w:val="28"/>
+        </w:rPr>
+        <w:t>Look at the Picture</w:t>
+      </w:r>
+      <w:r>
+        <w:rPr>
+          <w:b/>
+          <w:bCs/>
+          <w:sz w:val="28"/>
+          <w:szCs w:val="28"/>
+        </w:rPr>
+        <w:t>.</w:t>
+      </w:r>
+      <w:r>
+        <w:rPr>
+          <w:b/>
+          <w:bCs/>
+          <w:sz w:val="28"/>
+          <w:szCs w:val="28"/>
+        </w:rPr>
+        <w:t xml:space="preserve"> Write the type of simple machine in the given space under the picture</w:t>
+      </w:r>
+      <w:r>
+        <w:rPr>
+          <w:b/>
+          <w:bCs/>
+          <w:sz w:val="28"/>
+          <w:szCs w:val="28"/>
+        </w:rPr>
+        <w:t xml:space="preserve"> (</w:t>
+      </w:r>
+      <w:r>
+        <w:rPr>
+          <w:b/>
+          <w:bCs/>
+          <w:sz w:val="28"/>
+          <w:szCs w:val="28"/>
+        </w:rPr>
+        <w:t>2</w:t>
+      </w:r>
+      <w:r>
+        <w:rPr>
+          <w:b/>
+          <w:bCs/>
+          <w:sz w:val="28"/>
+          <w:szCs w:val="28"/>
+        </w:rPr>
+        <w:t>)</w:t>
+      </w:r>
+      <w:r>
+        <w:rPr>
+          <w:b/>
+          <w:bCs/>
+          <w:sz w:val="28"/>
+          <w:szCs w:val="28"/>
+        </w:rPr>
+        <w:t>.</w:t>
+      </w:r>
+    </w:p>
+    <w:p>
+      <w:pPr>
+        <w:rPr>
+          <w:b/>
+          <w:bCs/>
+          <w:sz w:val="28"/>
+          <w:szCs w:val="28"/>
+        </w:rPr>
+      </w:pPr>
+      <w:r>
+        <w:rPr>
+          <w:b/>
+          <w:bCs/>
+          <w:noProof/>
+          <w:sz w:val="28"/>
+          <w:szCs w:val="28"/>
+        </w:rPr>
+        <w:drawing>
+          <wp:anchor distT="0" distB="0" distL="114300" distR="114300" simplePos="0" relativeHeight="251678720" behindDoc="0" locked="0" layoutInCell="1" allowOverlap="1" wp14:anchorId="451828E4" wp14:editId="1CE7E864">
+            <wp:simplePos x="0" y="0"/>
+            <wp:positionH relativeFrom="column">
+              <wp:posOffset>0</wp:posOffset>
+            </wp:positionH>
+            <wp:positionV relativeFrom="paragraph">
+              <wp:posOffset>96520</wp:posOffset>
+            </wp:positionV>
+            <wp:extent cx="2581275" cy="2000250"/>
+            <wp:effectExtent l="0" t="0" r="9525" b="0"/>
+            <wp:wrapSquare wrapText="bothSides"/>
+            <wp:docPr id="1013377488" name="Picture 5"/>
+            <wp:cNvGraphicFramePr>
+              <a:graphicFrameLocks xmlns:a="http://schemas.openxmlformats.org/drawingml/2006/main" noChangeAspect="1"/>
+            </wp:cNvGraphicFramePr>
+            <a:graphic xmlns:a="http://schemas.openxmlformats.org/drawingml/2006/main">
+              <a:graphicData uri="http://schemas.openxmlformats.org/drawingml/2006/picture">
+                <pic:pic xmlns:pic="http://schemas.openxmlformats.org/drawingml/2006/picture">
+                  <pic:nvPicPr>
+                    <pic:cNvPr id="1013377488" name="Picture 1013377488"/>
+                    <pic:cNvPicPr/>
+                  </pic:nvPicPr>
+                  <pic:blipFill>
+                    <a:blip r:embed="rId9">
+                      <a:extLst>
+                        <a:ext uri="{28A0092B-C50C-407E-A947-70E740481C1C}">
+                          <a14:useLocalDpi xmlns:a14="http://schemas.microsoft.com/office/drawing/2010/main" val="0"/>
+                        </a:ext>
+                      </a:extLst>
+                    </a:blip>
+                    <a:stretch>
+                      <a:fillRect/>
+                    </a:stretch>
+                  </pic:blipFill>
+                  <pic:spPr>
+                    <a:xfrm>
+                      <a:off x="0" y="0"/>
+                      <a:ext cx="2581275" cy="2000250"/>
+                    </a:xfrm>
+                    <a:prstGeom prst="rect">
+                      <a:avLst/>
+                    </a:prstGeom>
+                  </pic:spPr>
+                </pic:pic>
+              </a:graphicData>
+            </a:graphic>
+            <wp14:sizeRelH relativeFrom="page">
+              <wp14:pctWidth>0</wp14:pctWidth>
+            </wp14:sizeRelH>
+            <wp14:sizeRelV relativeFrom="page">
+              <wp14:pctHeight>0</wp14:pctHeight>
+            </wp14:sizeRelV>
+          </wp:anchor>
+        </w:drawing>
+      </w:r>
+      <w:r>
+        <w:rPr>
+          <w:b/>
+          <w:bCs/>
+          <w:noProof/>
+          <w:sz w:val="28"/>
+          <w:szCs w:val="28"/>
+        </w:rPr>
+        <w:drawing>
+          <wp:anchor distT="0" distB="0" distL="114300" distR="114300" simplePos="0" relativeHeight="251679744" behindDoc="0" locked="0" layoutInCell="1" allowOverlap="1" wp14:anchorId="7AE17E17" wp14:editId="216BEB46">
+            <wp:simplePos x="0" y="0"/>
+            <wp:positionH relativeFrom="column">
+              <wp:posOffset>2705100</wp:posOffset>
+            </wp:positionH>
+            <wp:positionV relativeFrom="paragraph">
+              <wp:posOffset>1270</wp:posOffset>
+            </wp:positionV>
+            <wp:extent cx="3162300" cy="2095500"/>
+            <wp:effectExtent l="0" t="0" r="0" b="0"/>
+            <wp:wrapSquare wrapText="bothSides"/>
+            <wp:docPr id="355662530" name="Picture 6"/>
+            <wp:cNvGraphicFramePr>
+              <a:graphicFrameLocks xmlns:a="http://schemas.openxmlformats.org/drawingml/2006/main" noChangeAspect="1"/>
+            </wp:cNvGraphicFramePr>
+            <a:graphic xmlns:a="http://schemas.openxmlformats.org/drawingml/2006/main">
+              <a:graphicData uri="http://schemas.openxmlformats.org/drawingml/2006/picture">
+                <pic:pic xmlns:pic="http://schemas.openxmlformats.org/drawingml/2006/picture">
+                  <pic:nvPicPr>
+                    <pic:cNvPr id="355662530" name="Picture 355662530"/>
+                    <pic:cNvPicPr/>
+                  </pic:nvPicPr>
+                  <pic:blipFill>
+                    <a:blip r:embed="rId10">
+                      <a:extLst>
+                        <a:ext uri="{28A0092B-C50C-407E-A947-70E740481C1C}">
+                          <a14:useLocalDpi xmlns:a14="http://schemas.microsoft.com/office/drawing/2010/main" val="0"/>
+                        </a:ext>
+                      </a:extLst>
+                    </a:blip>
+                    <a:stretch>
+                      <a:fillRect/>
+                    </a:stretch>
+                  </pic:blipFill>
+                  <pic:spPr>
+                    <a:xfrm>
+                      <a:off x="0" y="0"/>
+                      <a:ext cx="3162300" cy="2095500"/>
+                    </a:xfrm>
+                    <a:prstGeom prst="rect">
+                      <a:avLst/>
+                    </a:prstGeom>
+                  </pic:spPr>
+                </pic:pic>
+              </a:graphicData>
+            </a:graphic>
+            <wp14:sizeRelH relativeFrom="page">
+              <wp14:pctWidth>0</wp14:pctWidth>
+            </wp14:sizeRelH>
+            <wp14:sizeRelV relativeFrom="page">
+              <wp14:pctHeight>0</wp14:pctHeight>
+            </wp14:sizeRelV>
+          </wp:anchor>
+        </w:drawing>
+      </w:r>
+    </w:p>
+    <w:tbl>
+      <w:tblPr>
+        <w:tblStyle w:val="TableGrid"/>
+        <w:tblW w:w="0" w:type="auto"/>
+        <w:tblLook w:val="04A0" w:firstRow="1" w:lastRow="0" w:firstColumn="1" w:lastColumn="0" w:noHBand="0" w:noVBand="1"/>
+      </w:tblPr>
+      <w:tblGrid>
+        <w:gridCol w:w="4675"/>
+        <w:gridCol w:w="4675"/>
+      </w:tblGrid>
+      <w:tr>
+        <w:trPr>
+          <w:trHeight w:val="720"/>
+        </w:trPr>
+        <w:tc>
+          <w:tcPr>
+            <w:tcW w:w="4675" w:type="dxa"/>
+          </w:tcPr>
+          <w:p>
+            <w:pPr>
+              <w:tabs>
+                <w:tab w:val="left" w:pos="1800"/>
+              </w:tabs>
+              <w:rPr>
+                <w:sz w:val="28"/>
+                <w:szCs w:val="28"/>
+              </w:rPr>
+            </w:pPr>
+          </w:p>
+        </w:tc>
+        <w:tc>
+          <w:tcPr>
+            <w:tcW w:w="4675" w:type="dxa"/>
+          </w:tcPr>
+          <w:p>
+            <w:pPr>
+              <w:tabs>
+                <w:tab w:val="left" w:pos="1800"/>
+              </w:tabs>
+              <w:rPr>
+                <w:sz w:val="28"/>
+                <w:szCs w:val="28"/>
+              </w:rPr>
+            </w:pPr>
+          </w:p>
+        </w:tc>
+      </w:tr>
+    </w:tbl>
+    <w:p>
+      <w:pPr>
+        <w:tabs>
+          <w:tab w:val="left" w:pos="1800"/>
+        </w:tabs>
+        <w:rPr>
+          <w:sz w:val="28"/>
+          <w:szCs w:val="28"/>
         </w:rPr>
       </w:pPr>
     </w:p>
     <w:sectPr>
-      <w:pgSz w:w="12240" w:h="15840"/>
-      <w:pgMar w:top="1440" w:right="1440" w:bottom="1440" w:left="1440" w:header="720" w:footer="720" w:gutter="0"/>
+      <w:pgSz w:w="11906" w:h="16838" w:code="9"/>
+      <w:pgMar w:top="720" w:right="720" w:bottom="720" w:left="720" w:header="720" w:footer="720" w:gutter="0"/>
       <w:cols w:space="720"/>
       <w:docGrid w:linePitch="360"/>
     </w:sectPr>
@@ -1960,7 +4346,7 @@
 </file>
 
 <file path=word/endnotes.xml><?xml version="1.0" encoding="utf-8"?>
-<w:endnotes xmlns:wpc="http://schemas.microsoft.com/office/word/2010/wordprocessingCanvas" xmlns:cx="http://schemas.microsoft.com/office/drawing/2014/chartex" xmlns:cx1="http://schemas.microsoft.com/office/drawing/2015/9/8/chartex" xmlns:cx2="http://schemas.microsoft.com/office/drawing/2015/10/21/chartex" xmlns:cx3="http://schemas.microsoft.com/office/drawing/2016/5/9/chartex" xmlns:cx4="http://schemas.microsoft.com/office/drawing/2016/5/10/chartex" xmlns:cx5="http://schemas.microsoft.com/office/drawing/2016/5/11/chartex" xmlns:cx6="http://schemas.microsoft.com/office/drawing/2016/5/12/chartex" xmlns:cx7="http://schemas.microsoft.com/office/drawing/2016/5/13/chartex" xmlns:cx8="http://schemas.microsoft.com/office/drawing/2016/5/14/chartex" xmlns:mc="http://schemas.openxmlformats.org/markup-compatibility/2006" xmlns:aink="http://schemas.microsoft.com/office/drawing/2016/ink" xmlns:am3d="http://schemas.microsoft.com/office/drawing/2017/model3d" xmlns:o="urn:schemas-microsoft-com:office:office" xmlns:oel="http://schemas.microsoft.com/office/2019/extlst" xmlns:r="http://schemas.openxmlformats.org/officeDocument/2006/relationships" xmlns:m="http://schemas.openxmlformats.org/officeDocument/2006/math" xmlns:v="urn:schemas-microsoft-com:vml" xmlns:wp14="http://schemas.microsoft.com/office/word/2010/wordprocessingDrawing" xmlns:wp="http://schemas.openxmlformats.org/drawingml/2006/wordprocessingDrawing" xmlns:w10="urn:schemas-microsoft-com:office:word" xmlns:w="http://schemas.openxmlformats.org/wordprocessingml/2006/main" xmlns:w14="http://schemas.microsoft.com/office/word/2010/wordml" xmlns:w15="http://schemas.microsoft.com/office/word/2012/wordml" xmlns:w16cex="http://schemas.microsoft.com/office/word/2018/wordml/cex" xmlns:w16cid="http://schemas.microsoft.com/office/word/2016/wordml/cid" xmlns:w16="http://schemas.microsoft.com/office/word/2018/wordml" xmlns:w16du="http://schemas.microsoft.com/office/word/2023/wordml/word16du" xmlns:w16sdtdh="http://schemas.microsoft.com/office/word/2020/wordml/sdtdatahash" xmlns:w16se="http://schemas.microsoft.com/office/word/2015/wordml/symex" xmlns:wpg="http://schemas.microsoft.com/office/word/2010/wordprocessingGroup" xmlns:wpi="http://schemas.microsoft.com/office/word/2010/wordprocessingInk" xmlns:wne="http://schemas.microsoft.com/office/word/2006/wordml" xmlns:wps="http://schemas.microsoft.com/office/word/2010/wordprocessingShape" mc:Ignorable="w14 w15 w16se w16cid w16 w16cex w16sdtdh w16du wp14">
+<w:endnotes xmlns:wpc="http://schemas.microsoft.com/office/word/2010/wordprocessingCanvas" xmlns:cx="http://schemas.microsoft.com/office/drawing/2014/chartex" xmlns:cx1="http://schemas.microsoft.com/office/drawing/2015/9/8/chartex" xmlns:cx2="http://schemas.microsoft.com/office/drawing/2015/10/21/chartex" xmlns:cx3="http://schemas.microsoft.com/office/drawing/2016/5/9/chartex" xmlns:cx4="http://schemas.microsoft.com/office/drawing/2016/5/10/chartex" xmlns:cx5="http://schemas.microsoft.com/office/drawing/2016/5/11/chartex" xmlns:cx6="http://schemas.microsoft.com/office/drawing/2016/5/12/chartex" xmlns:cx7="http://schemas.microsoft.com/office/drawing/2016/5/13/chartex" xmlns:cx8="http://schemas.microsoft.com/office/drawing/2016/5/14/chartex" xmlns:mc="http://schemas.openxmlformats.org/markup-compatibility/2006" xmlns:aink="http://schemas.microsoft.com/office/drawing/2016/ink" xmlns:am3d="http://schemas.microsoft.com/office/drawing/2017/model3d" xmlns:o="urn:schemas-microsoft-com:office:office" xmlns:oel="http://schemas.microsoft.com/office/2019/extlst" xmlns:r="http://schemas.openxmlformats.org/officeDocument/2006/relationships" xmlns:m="http://schemas.openxmlformats.org/officeDocument/2006/math" xmlns:v="urn:schemas-microsoft-com:vml" xmlns:wp14="http://schemas.microsoft.com/office/word/2010/wordprocessingDrawing" xmlns:wp="http://schemas.openxmlformats.org/drawingml/2006/wordprocessingDrawing" xmlns:w10="urn:schemas-microsoft-com:office:word" xmlns:w="http://schemas.openxmlformats.org/wordprocessingml/2006/main" xmlns:w14="http://schemas.microsoft.com/office/word/2010/wordml" xmlns:w15="http://schemas.microsoft.com/office/word/2012/wordml" xmlns:w16cex="http://schemas.microsoft.com/office/word/2018/wordml/cex" xmlns:w16cid="http://schemas.microsoft.com/office/word/2016/wordml/cid" xmlns:w16="http://schemas.microsoft.com/office/word/2018/wordml" xmlns:w16du="http://schemas.microsoft.com/office/word/2023/wordml/word16du" xmlns:w16sdtdh="http://schemas.microsoft.com/office/word/2020/wordml/sdtdatahash" xmlns:w16sdtfl="http://schemas.microsoft.com/office/word/2024/wordml/sdtformatlock" xmlns:w16se="http://schemas.microsoft.com/office/word/2015/wordml/symex" xmlns:wpg="http://schemas.microsoft.com/office/word/2010/wordprocessingGroup" xmlns:wpi="http://schemas.microsoft.com/office/word/2010/wordprocessingInk" xmlns:wne="http://schemas.microsoft.com/office/word/2006/wordml" xmlns:wps="http://schemas.microsoft.com/office/word/2010/wordprocessingShape" mc:Ignorable="w14 w15 w16se w16cid w16 w16cex w16sdtdh w16sdtfl w16du wp14">
   <w:endnote w:type="separator" w:id="-1">
     <w:p>
       <w:pPr>
@@ -1985,7 +4371,7 @@
 </file>
 
 <file path=word/footnotes.xml><?xml version="1.0" encoding="utf-8"?>
-<w:footnotes xmlns:wpc="http://schemas.microsoft.com/office/word/2010/wordprocessingCanvas" xmlns:cx="http://schemas.microsoft.com/office/drawing/2014/chartex" xmlns:cx1="http://schemas.microsoft.com/office/drawing/2015/9/8/chartex" xmlns:cx2="http://schemas.microsoft.com/office/drawing/2015/10/21/chartex" xmlns:cx3="http://schemas.microsoft.com/office/drawing/2016/5/9/chartex" xmlns:cx4="http://schemas.microsoft.com/office/drawing/2016/5/10/chartex" xmlns:cx5="http://schemas.microsoft.com/office/drawing/2016/5/11/chartex" xmlns:cx6="http://schemas.microsoft.com/office/drawing/2016/5/12/chartex" xmlns:cx7="http://schemas.microsoft.com/office/drawing/2016/5/13/chartex" xmlns:cx8="http://schemas.microsoft.com/office/drawing/2016/5/14/chartex" xmlns:mc="http://schemas.openxmlformats.org/markup-compatibility/2006" xmlns:aink="http://schemas.microsoft.com/office/drawing/2016/ink" xmlns:am3d="http://schemas.microsoft.com/office/drawing/2017/model3d" xmlns:o="urn:schemas-microsoft-com:office:office" xmlns:oel="http://schemas.microsoft.com/office/2019/extlst" xmlns:r="http://schemas.openxmlformats.org/officeDocument/2006/relationships" xmlns:m="http://schemas.openxmlformats.org/officeDocument/2006/math" xmlns:v="urn:schemas-microsoft-com:vml" xmlns:wp14="http://schemas.microsoft.com/office/word/2010/wordprocessingDrawing" xmlns:wp="http://schemas.openxmlformats.org/drawingml/2006/wordprocessingDrawing" xmlns:w10="urn:schemas-microsoft-com:office:word" xmlns:w="http://schemas.openxmlformats.org/wordprocessingml/2006/main" xmlns:w14="http://schemas.microsoft.com/office/word/2010/wordml" xmlns:w15="http://schemas.microsoft.com/office/word/2012/wordml" xmlns:w16cex="http://schemas.microsoft.com/office/word/2018/wordml/cex" xmlns:w16cid="http://schemas.microsoft.com/office/word/2016/wordml/cid" xmlns:w16="http://schemas.microsoft.com/office/word/2018/wordml" xmlns:w16du="http://schemas.microsoft.com/office/word/2023/wordml/word16du" xmlns:w16sdtdh="http://schemas.microsoft.com/office/word/2020/wordml/sdtdatahash" xmlns:w16se="http://schemas.microsoft.com/office/word/2015/wordml/symex" xmlns:wpg="http://schemas.microsoft.com/office/word/2010/wordprocessingGroup" xmlns:wpi="http://schemas.microsoft.com/office/word/2010/wordprocessingInk" xmlns:wne="http://schemas.microsoft.com/office/word/2006/wordml" xmlns:wps="http://schemas.microsoft.com/office/word/2010/wordprocessingShape" mc:Ignorable="w14 w15 w16se w16cid w16 w16cex w16sdtdh w16du wp14">
+<w:footnotes xmlns:wpc="http://schemas.microsoft.com/office/word/2010/wordprocessingCanvas" xmlns:cx="http://schemas.microsoft.com/office/drawing/2014/chartex" xmlns:cx1="http://schemas.microsoft.com/office/drawing/2015/9/8/chartex" xmlns:cx2="http://schemas.microsoft.com/office/drawing/2015/10/21/chartex" xmlns:cx3="http://schemas.microsoft.com/office/drawing/2016/5/9/chartex" xmlns:cx4="http://schemas.microsoft.com/office/drawing/2016/5/10/chartex" xmlns:cx5="http://schemas.microsoft.com/office/drawing/2016/5/11/chartex" xmlns:cx6="http://schemas.microsoft.com/office/drawing/2016/5/12/chartex" xmlns:cx7="http://schemas.microsoft.com/office/drawing/2016/5/13/chartex" xmlns:cx8="http://schemas.microsoft.com/office/drawing/2016/5/14/chartex" xmlns:mc="http://schemas.openxmlformats.org/markup-compatibility/2006" xmlns:aink="http://schemas.microsoft.com/office/drawing/2016/ink" xmlns:am3d="http://schemas.microsoft.com/office/drawing/2017/model3d" xmlns:o="urn:schemas-microsoft-com:office:office" xmlns:oel="http://schemas.microsoft.com/office/2019/extlst" xmlns:r="http://schemas.openxmlformats.org/officeDocument/2006/relationships" xmlns:m="http://schemas.openxmlformats.org/officeDocument/2006/math" xmlns:v="urn:schemas-microsoft-com:vml" xmlns:wp14="http://schemas.microsoft.com/office/word/2010/wordprocessingDrawing" xmlns:wp="http://schemas.openxmlformats.org/drawingml/2006/wordprocessingDrawing" xmlns:w10="urn:schemas-microsoft-com:office:word" xmlns:w="http://schemas.openxmlformats.org/wordprocessingml/2006/main" xmlns:w14="http://schemas.microsoft.com/office/word/2010/wordml" xmlns:w15="http://schemas.microsoft.com/office/word/2012/wordml" xmlns:w16cex="http://schemas.microsoft.com/office/word/2018/wordml/cex" xmlns:w16cid="http://schemas.microsoft.com/office/word/2016/wordml/cid" xmlns:w16="http://schemas.microsoft.com/office/word/2018/wordml" xmlns:w16du="http://schemas.microsoft.com/office/word/2023/wordml/word16du" xmlns:w16sdtdh="http://schemas.microsoft.com/office/word/2020/wordml/sdtdatahash" xmlns:w16sdtfl="http://schemas.microsoft.com/office/word/2024/wordml/sdtformatlock" xmlns:w16se="http://schemas.microsoft.com/office/word/2015/wordml/symex" xmlns:wpg="http://schemas.microsoft.com/office/word/2010/wordprocessingGroup" xmlns:wpi="http://schemas.microsoft.com/office/word/2010/wordprocessingInk" xmlns:wne="http://schemas.microsoft.com/office/word/2006/wordml" xmlns:wps="http://schemas.microsoft.com/office/word/2010/wordprocessingShape" mc:Ignorable="w14 w15 w16se w16cid w16 w16cex w16sdtdh w16sdtfl w16du wp14">
   <w:footnote w:type="separator" w:id="-1">
     <w:p>
       <w:pPr>
@@ -2010,19 +4396,22 @@
 </file>
 
 <file path=word/numbering.xml><?xml version="1.0" encoding="utf-8"?>
-<w:numbering xmlns:wpc="http://schemas.microsoft.com/office/word/2010/wordprocessingCanvas" xmlns:cx="http://schemas.microsoft.com/office/drawing/2014/chartex" xmlns:cx1="http://schemas.microsoft.com/office/drawing/2015/9/8/chartex" xmlns:cx2="http://schemas.microsoft.com/office/drawing/2015/10/21/chartex" xmlns:cx3="http://schemas.microsoft.com/office/drawing/2016/5/9/chartex" xmlns:cx4="http://schemas.microsoft.com/office/drawing/2016/5/10/chartex" xmlns:cx5="http://schemas.microsoft.com/office/drawing/2016/5/11/chartex" xmlns:cx6="http://schemas.microsoft.com/office/drawing/2016/5/12/chartex" xmlns:cx7="http://schemas.microsoft.com/office/drawing/2016/5/13/chartex" xmlns:cx8="http://schemas.microsoft.com/office/drawing/2016/5/14/chartex" xmlns:mc="http://schemas.openxmlformats.org/markup-compatibility/2006" xmlns:aink="http://schemas.microsoft.com/office/drawing/2016/ink" xmlns:am3d="http://schemas.microsoft.com/office/drawing/2017/model3d" xmlns:o="urn:schemas-microsoft-com:office:office" xmlns:oel="http://schemas.microsoft.com/office/2019/extlst" xmlns:r="http://schemas.openxmlformats.org/officeDocument/2006/relationships" xmlns:m="http://schemas.openxmlformats.org/officeDocument/2006/math" xmlns:v="urn:schemas-microsoft-com:vml" xmlns:wp14="http://schemas.microsoft.com/office/word/2010/wordprocessingDrawing" xmlns:wp="http://schemas.openxmlformats.org/drawingml/2006/wordprocessingDrawing" xmlns:w10="urn:schemas-microsoft-com:office:word" xmlns:w="http://schemas.openxmlformats.org/wordprocessingml/2006/main" xmlns:w14="http://schemas.microsoft.com/office/word/2010/wordml" xmlns:w15="http://schemas.microsoft.com/office/word/2012/wordml" xmlns:w16cex="http://schemas.microsoft.com/office/word/2018/wordml/cex" xmlns:w16cid="http://schemas.microsoft.com/office/word/2016/wordml/cid" xmlns:w16="http://schemas.microsoft.com/office/word/2018/wordml" xmlns:w16du="http://schemas.microsoft.com/office/word/2023/wordml/word16du" xmlns:w16sdtdh="http://schemas.microsoft.com/office/word/2020/wordml/sdtdatahash" xmlns:w16se="http://schemas.microsoft.com/office/word/2015/wordml/symex" xmlns:wpg="http://schemas.microsoft.com/office/word/2010/wordprocessingGroup" xmlns:wpi="http://schemas.microsoft.com/office/word/2010/wordprocessingInk" xmlns:wne="http://schemas.microsoft.com/office/word/2006/wordml" xmlns:wps="http://schemas.microsoft.com/office/word/2010/wordprocessingShape" mc:Ignorable="w14 w15 w16se w16cid w16 w16cex w16sdtdh w16du wp14">
+<w:numbering xmlns:wpc="http://schemas.microsoft.com/office/word/2010/wordprocessingCanvas" xmlns:cx="http://schemas.microsoft.com/office/drawing/2014/chartex" xmlns:cx1="http://schemas.microsoft.com/office/drawing/2015/9/8/chartex" xmlns:cx2="http://schemas.microsoft.com/office/drawing/2015/10/21/chartex" xmlns:cx3="http://schemas.microsoft.com/office/drawing/2016/5/9/chartex" xmlns:cx4="http://schemas.microsoft.com/office/drawing/2016/5/10/chartex" xmlns:cx5="http://schemas.microsoft.com/office/drawing/2016/5/11/chartex" xmlns:cx6="http://schemas.microsoft.com/office/drawing/2016/5/12/chartex" xmlns:cx7="http://schemas.microsoft.com/office/drawing/2016/5/13/chartex" xmlns:cx8="http://schemas.microsoft.com/office/drawing/2016/5/14/chartex" xmlns:mc="http://schemas.openxmlformats.org/markup-compatibility/2006" xmlns:aink="http://schemas.microsoft.com/office/drawing/2016/ink" xmlns:am3d="http://schemas.microsoft.com/office/drawing/2017/model3d" xmlns:o="urn:schemas-microsoft-com:office:office" xmlns:oel="http://schemas.microsoft.com/office/2019/extlst" xmlns:r="http://schemas.openxmlformats.org/officeDocument/2006/relationships" xmlns:m="http://schemas.openxmlformats.org/officeDocument/2006/math" xmlns:v="urn:schemas-microsoft-com:vml" xmlns:wp14="http://schemas.microsoft.com/office/word/2010/wordprocessingDrawing" xmlns:wp="http://schemas.openxmlformats.org/drawingml/2006/wordprocessingDrawing" xmlns:w10="urn:schemas-microsoft-com:office:word" xmlns:w="http://schemas.openxmlformats.org/wordprocessingml/2006/main" xmlns:w14="http://schemas.microsoft.com/office/word/2010/wordml" xmlns:w15="http://schemas.microsoft.com/office/word/2012/wordml" xmlns:w16cex="http://schemas.microsoft.com/office/word/2018/wordml/cex" xmlns:w16cid="http://schemas.microsoft.com/office/word/2016/wordml/cid" xmlns:w16="http://schemas.microsoft.com/office/word/2018/wordml" xmlns:w16du="http://schemas.microsoft.com/office/word/2023/wordml/word16du" xmlns:w16sdtdh="http://schemas.microsoft.com/office/word/2020/wordml/sdtdatahash" xmlns:w16sdtfl="http://schemas.microsoft.com/office/word/2024/wordml/sdtformatlock" xmlns:w16se="http://schemas.microsoft.com/office/word/2015/wordml/symex" xmlns:wpg="http://schemas.microsoft.com/office/word/2010/wordprocessingGroup" xmlns:wpi="http://schemas.microsoft.com/office/word/2010/wordprocessingInk" xmlns:wne="http://schemas.microsoft.com/office/word/2006/wordml" xmlns:wps="http://schemas.microsoft.com/office/word/2010/wordprocessingShape" mc:Ignorable="w14 w15 w16se w16cid w16 w16cex w16sdtdh w16sdtfl w16du wp14">
   <w:abstractNum w:abstractNumId="0" w15:restartNumberingAfterBreak="0">
-    <w:nsid w:val="06B15435"/>
+    <w:nsid w:val="04573D8F"/>
     <w:multiLevelType w:val="hybridMultilevel"/>
-    <w:tmpl w:val="808047D6"/>
-    <w:lvl w:ilvl="0" w:tplc="0409000F">
-      <w:start w:val="1"/>
-      <w:numFmt w:val="decimal"/>
-      <w:lvlText w:val="%1."/>
-      <w:lvlJc w:val="left"/>
-      <w:pPr>
-        <w:ind w:left="1080" w:hanging="360"/>
-      </w:pPr>
+    <w:tmpl w:val="5268B0FA"/>
+    <w:lvl w:ilvl="0" w:tplc="04090017">
+      <w:start w:val="1"/>
+      <w:numFmt w:val="lowerLetter"/>
+      <w:lvlText w:val="%1)"/>
+      <w:lvlJc w:val="left"/>
+      <w:pPr>
+        <w:ind w:left="720" w:hanging="360"/>
+      </w:pPr>
+      <w:rPr>
+        <w:rFonts w:hint="default"/>
+      </w:rPr>
     </w:lvl>
     <w:lvl w:ilvl="1" w:tplc="04090019" w:tentative="1">
       <w:start w:val="1"/>
@@ -2030,7 +4419,7 @@
       <w:lvlText w:val="%2."/>
       <w:lvlJc w:val="left"/>
       <w:pPr>
-        <w:ind w:left="1800" w:hanging="360"/>
+        <w:ind w:left="1440" w:hanging="360"/>
       </w:pPr>
     </w:lvl>
     <w:lvl w:ilvl="2" w:tplc="0409001B" w:tentative="1">
@@ -2039,7 +4428,7 @@
       <w:lvlText w:val="%3."/>
       <w:lvlJc w:val="right"/>
       <w:pPr>
-        <w:ind w:left="2520" w:hanging="180"/>
+        <w:ind w:left="2160" w:hanging="180"/>
       </w:pPr>
     </w:lvl>
     <w:lvl w:ilvl="3" w:tplc="0409000F" w:tentative="1">
@@ -2048,7 +4437,7 @@
       <w:lvlText w:val="%4."/>
       <w:lvlJc w:val="left"/>
       <w:pPr>
-        <w:ind w:left="3240" w:hanging="360"/>
+        <w:ind w:left="2880" w:hanging="360"/>
       </w:pPr>
     </w:lvl>
     <w:lvl w:ilvl="4" w:tplc="04090019" w:tentative="1">
@@ -2057,7 +4446,7 @@
       <w:lvlText w:val="%5."/>
       <w:lvlJc w:val="left"/>
       <w:pPr>
-        <w:ind w:left="3960" w:hanging="360"/>
+        <w:ind w:left="3600" w:hanging="360"/>
       </w:pPr>
     </w:lvl>
     <w:lvl w:ilvl="5" w:tplc="0409001B" w:tentative="1">
@@ -2066,7 +4455,7 @@
       <w:lvlText w:val="%6."/>
       <w:lvlJc w:val="right"/>
       <w:pPr>
-        <w:ind w:left="4680" w:hanging="180"/>
+        <w:ind w:left="4320" w:hanging="180"/>
       </w:pPr>
     </w:lvl>
     <w:lvl w:ilvl="6" w:tplc="0409000F" w:tentative="1">
@@ -2075,7 +4464,7 @@
       <w:lvlText w:val="%7."/>
       <w:lvlJc w:val="left"/>
       <w:pPr>
-        <w:ind w:left="5400" w:hanging="360"/>
+        <w:ind w:left="5040" w:hanging="360"/>
       </w:pPr>
     </w:lvl>
     <w:lvl w:ilvl="7" w:tplc="04090019" w:tentative="1">
@@ -2084,7 +4473,7 @@
       <w:lvlText w:val="%8."/>
       <w:lvlJc w:val="left"/>
       <w:pPr>
-        <w:ind w:left="6120" w:hanging="360"/>
+        <w:ind w:left="5760" w:hanging="360"/>
       </w:pPr>
     </w:lvl>
     <w:lvl w:ilvl="8" w:tplc="0409001B" w:tentative="1">
@@ -2093,18 +4482,18 @@
       <w:lvlText w:val="%9."/>
       <w:lvlJc w:val="right"/>
       <w:pPr>
-        <w:ind w:left="6840" w:hanging="180"/>
+        <w:ind w:left="6480" w:hanging="180"/>
       </w:pPr>
     </w:lvl>
   </w:abstractNum>
   <w:abstractNum w:abstractNumId="1" w15:restartNumberingAfterBreak="0">
-    <w:nsid w:val="1CB75BB4"/>
+    <w:nsid w:val="10F53660"/>
     <w:multiLevelType w:val="hybridMultilevel"/>
-    <w:tmpl w:val="57421416"/>
-    <w:lvl w:ilvl="0" w:tplc="C90C76C2">
-      <w:start w:val="1"/>
-      <w:numFmt w:val="decimal"/>
-      <w:lvlText w:val="%1-"/>
+    <w:tmpl w:val="04688BA4"/>
+    <w:lvl w:ilvl="0" w:tplc="04090017">
+      <w:start w:val="1"/>
+      <w:numFmt w:val="lowerLetter"/>
+      <w:lvlText w:val="%1)"/>
       <w:lvlJc w:val="left"/>
       <w:pPr>
         <w:ind w:left="720" w:hanging="360"/>
@@ -2187,13 +4576,13 @@
     </w:lvl>
   </w:abstractNum>
   <w:abstractNum w:abstractNumId="2" w15:restartNumberingAfterBreak="0">
-    <w:nsid w:val="1F331FBD"/>
+    <w:nsid w:val="22776988"/>
     <w:multiLevelType w:val="hybridMultilevel"/>
-    <w:tmpl w:val="E6644108"/>
-    <w:lvl w:ilvl="0" w:tplc="0A3C211E">
-      <w:start w:val="1"/>
-      <w:numFmt w:val="decimal"/>
-      <w:lvlText w:val="%1-"/>
+    <w:tmpl w:val="C4F8E7AA"/>
+    <w:lvl w:ilvl="0" w:tplc="04090017">
+      <w:start w:val="1"/>
+      <w:numFmt w:val="lowerLetter"/>
+      <w:lvlText w:val="%1)"/>
       <w:lvlJc w:val="left"/>
       <w:pPr>
         <w:ind w:left="720" w:hanging="360"/>
@@ -2276,10 +4665,10 @@
     </w:lvl>
   </w:abstractNum>
   <w:abstractNum w:abstractNumId="3" w15:restartNumberingAfterBreak="0">
-    <w:nsid w:val="253A6976"/>
+    <w:nsid w:val="2D780248"/>
     <w:multiLevelType w:val="hybridMultilevel"/>
-    <w:tmpl w:val="B3D44950"/>
-    <w:lvl w:ilvl="0" w:tplc="F2CAC01E">
+    <w:tmpl w:val="1FC08F56"/>
+    <w:lvl w:ilvl="0" w:tplc="EF425B6E">
       <w:start w:val="1"/>
       <w:numFmt w:val="decimal"/>
       <w:lvlText w:val="%1-"/>
@@ -2365,13 +4754,13 @@
     </w:lvl>
   </w:abstractNum>
   <w:abstractNum w:abstractNumId="4" w15:restartNumberingAfterBreak="0">
-    <w:nsid w:val="37D05A4B"/>
+    <w:nsid w:val="3A89470C"/>
     <w:multiLevelType w:val="hybridMultilevel"/>
-    <w:tmpl w:val="B06234EA"/>
-    <w:lvl w:ilvl="0" w:tplc="3AE6FF7A">
-      <w:start w:val="1"/>
-      <w:numFmt w:val="decimal"/>
-      <w:lvlText w:val="%1-"/>
+    <w:tmpl w:val="F5267E00"/>
+    <w:lvl w:ilvl="0" w:tplc="04090017">
+      <w:start w:val="1"/>
+      <w:numFmt w:val="lowerLetter"/>
+      <w:lvlText w:val="%1)"/>
       <w:lvlJc w:val="left"/>
       <w:pPr>
         <w:ind w:left="720" w:hanging="360"/>
@@ -2454,13 +4843,13 @@
     </w:lvl>
   </w:abstractNum>
   <w:abstractNum w:abstractNumId="5" w15:restartNumberingAfterBreak="0">
-    <w:nsid w:val="3E1B52BC"/>
+    <w:nsid w:val="3EEB0C19"/>
     <w:multiLevelType w:val="hybridMultilevel"/>
-    <w:tmpl w:val="D08C15BA"/>
-    <w:lvl w:ilvl="0" w:tplc="0409000F">
+    <w:tmpl w:val="A336F8D2"/>
+    <w:lvl w:ilvl="0" w:tplc="65F833E0">
       <w:start w:val="1"/>
       <w:numFmt w:val="decimal"/>
-      <w:lvlText w:val="%1."/>
+      <w:lvlText w:val="%1-"/>
       <w:lvlJc w:val="left"/>
       <w:pPr>
         <w:ind w:left="720" w:hanging="360"/>
@@ -2543,13 +4932,13 @@
     </w:lvl>
   </w:abstractNum>
   <w:abstractNum w:abstractNumId="6" w15:restartNumberingAfterBreak="0">
-    <w:nsid w:val="43B82D8F"/>
+    <w:nsid w:val="461A0540"/>
     <w:multiLevelType w:val="hybridMultilevel"/>
-    <w:tmpl w:val="5FA807A0"/>
-    <w:lvl w:ilvl="0" w:tplc="ABD220D8">
+    <w:tmpl w:val="3AF681F0"/>
+    <w:lvl w:ilvl="0" w:tplc="04090011">
       <w:start w:val="1"/>
       <w:numFmt w:val="decimal"/>
-      <w:lvlText w:val="%1."/>
+      <w:lvlText w:val="%1)"/>
       <w:lvlJc w:val="left"/>
       <w:pPr>
         <w:ind w:left="720" w:hanging="360"/>
@@ -2632,16 +5021,16 @@
     </w:lvl>
   </w:abstractNum>
   <w:abstractNum w:abstractNumId="7" w15:restartNumberingAfterBreak="0">
-    <w:nsid w:val="459E7F7E"/>
+    <w:nsid w:val="4A0A2CAC"/>
     <w:multiLevelType w:val="hybridMultilevel"/>
-    <w:tmpl w:val="12F486D2"/>
-    <w:lvl w:ilvl="0" w:tplc="3B185B9E">
+    <w:tmpl w:val="D8C6C7B8"/>
+    <w:lvl w:ilvl="0" w:tplc="A95CB652">
       <w:start w:val="1"/>
       <w:numFmt w:val="upperLetter"/>
-      <w:lvlText w:val="%1."/>
-      <w:lvlJc w:val="left"/>
-      <w:pPr>
-        <w:ind w:left="1080" w:hanging="360"/>
+      <w:lvlText w:val="%1)"/>
+      <w:lvlJc w:val="left"/>
+      <w:pPr>
+        <w:ind w:left="720" w:hanging="360"/>
       </w:pPr>
       <w:rPr>
         <w:rFonts w:hint="default"/>
@@ -2653,7 +5042,7 @@
       <w:lvlText w:val="%2."/>
       <w:lvlJc w:val="left"/>
       <w:pPr>
-        <w:ind w:left="1800" w:hanging="360"/>
+        <w:ind w:left="1440" w:hanging="360"/>
       </w:pPr>
     </w:lvl>
     <w:lvl w:ilvl="2" w:tplc="0409001B" w:tentative="1">
@@ -2662,7 +5051,7 @@
       <w:lvlText w:val="%3."/>
       <w:lvlJc w:val="right"/>
       <w:pPr>
-        <w:ind w:left="2520" w:hanging="180"/>
+        <w:ind w:left="2160" w:hanging="180"/>
       </w:pPr>
     </w:lvl>
     <w:lvl w:ilvl="3" w:tplc="0409000F" w:tentative="1">
@@ -2671,7 +5060,7 @@
       <w:lvlText w:val="%4."/>
       <w:lvlJc w:val="left"/>
       <w:pPr>
-        <w:ind w:left="3240" w:hanging="360"/>
+        <w:ind w:left="2880" w:hanging="360"/>
       </w:pPr>
     </w:lvl>
     <w:lvl w:ilvl="4" w:tplc="04090019" w:tentative="1">
@@ -2680,7 +5069,7 @@
       <w:lvlText w:val="%5."/>
       <w:lvlJc w:val="left"/>
       <w:pPr>
-        <w:ind w:left="3960" w:hanging="360"/>
+        <w:ind w:left="3600" w:hanging="360"/>
       </w:pPr>
     </w:lvl>
     <w:lvl w:ilvl="5" w:tplc="0409001B" w:tentative="1">
@@ -2689,7 +5078,7 @@
       <w:lvlText w:val="%6."/>
       <w:lvlJc w:val="right"/>
       <w:pPr>
-        <w:ind w:left="4680" w:hanging="180"/>
+        <w:ind w:left="4320" w:hanging="180"/>
       </w:pPr>
     </w:lvl>
     <w:lvl w:ilvl="6" w:tplc="0409000F" w:tentative="1">
@@ -2698,7 +5087,7 @@
       <w:lvlText w:val="%7."/>
       <w:lvlJc w:val="left"/>
       <w:pPr>
-        <w:ind w:left="5400" w:hanging="360"/>
+        <w:ind w:left="5040" w:hanging="360"/>
       </w:pPr>
     </w:lvl>
     <w:lvl w:ilvl="7" w:tplc="04090019" w:tentative="1">
@@ -2707,7 +5096,7 @@
       <w:lvlText w:val="%8."/>
       <w:lvlJc w:val="left"/>
       <w:pPr>
-        <w:ind w:left="6120" w:hanging="360"/>
+        <w:ind w:left="5760" w:hanging="360"/>
       </w:pPr>
     </w:lvl>
     <w:lvl w:ilvl="8" w:tplc="0409001B" w:tentative="1">
@@ -2716,18 +5105,18 @@
       <w:lvlText w:val="%9."/>
       <w:lvlJc w:val="right"/>
       <w:pPr>
-        <w:ind w:left="6840" w:hanging="180"/>
+        <w:ind w:left="6480" w:hanging="180"/>
       </w:pPr>
     </w:lvl>
   </w:abstractNum>
   <w:abstractNum w:abstractNumId="8" w15:restartNumberingAfterBreak="0">
-    <w:nsid w:val="574E0366"/>
+    <w:nsid w:val="512A06C4"/>
     <w:multiLevelType w:val="hybridMultilevel"/>
-    <w:tmpl w:val="66A440EA"/>
-    <w:lvl w:ilvl="0" w:tplc="0409000F">
-      <w:start w:val="1"/>
-      <w:numFmt w:val="decimal"/>
-      <w:lvlText w:val="%1."/>
+    <w:tmpl w:val="BDD8B7EC"/>
+    <w:lvl w:ilvl="0" w:tplc="04090017">
+      <w:start w:val="1"/>
+      <w:numFmt w:val="lowerLetter"/>
+      <w:lvlText w:val="%1)"/>
       <w:lvlJc w:val="left"/>
       <w:pPr>
         <w:ind w:left="720" w:hanging="360"/>
@@ -2810,13 +5199,13 @@
     </w:lvl>
   </w:abstractNum>
   <w:abstractNum w:abstractNumId="9" w15:restartNumberingAfterBreak="0">
-    <w:nsid w:val="5A8F694C"/>
+    <w:nsid w:val="5C805C40"/>
     <w:multiLevelType w:val="hybridMultilevel"/>
-    <w:tmpl w:val="BDCCDA9C"/>
-    <w:lvl w:ilvl="0" w:tplc="F852EFF8">
-      <w:start w:val="1"/>
-      <w:numFmt w:val="decimal"/>
-      <w:lvlText w:val="%1-"/>
+    <w:tmpl w:val="134E0888"/>
+    <w:lvl w:ilvl="0" w:tplc="04090017">
+      <w:start w:val="1"/>
+      <w:numFmt w:val="lowerLetter"/>
+      <w:lvlText w:val="%1)"/>
       <w:lvlJc w:val="left"/>
       <w:pPr>
         <w:ind w:left="720" w:hanging="360"/>
@@ -2899,10 +5288,10 @@
     </w:lvl>
   </w:abstractNum>
   <w:abstractNum w:abstractNumId="10" w15:restartNumberingAfterBreak="0">
-    <w:nsid w:val="7B717E83"/>
+    <w:nsid w:val="5F824A7C"/>
     <w:multiLevelType w:val="hybridMultilevel"/>
-    <w:tmpl w:val="4EE281F4"/>
-    <w:lvl w:ilvl="0" w:tplc="22C64C30">
+    <w:tmpl w:val="5740AC08"/>
+    <w:lvl w:ilvl="0" w:tplc="01D6C3A6">
       <w:start w:val="1"/>
       <w:numFmt w:val="decimal"/>
       <w:lvlText w:val="%1-"/>
@@ -2987,44 +5376,136 @@
       </w:pPr>
     </w:lvl>
   </w:abstractNum>
-  <w:num w:numId="1" w16cid:durableId="2027949614">
+  <w:abstractNum w:abstractNumId="11" w15:restartNumberingAfterBreak="0">
+    <w:nsid w:val="62EC47AF"/>
+    <w:multiLevelType w:val="hybridMultilevel"/>
+    <w:tmpl w:val="9844F9B4"/>
+    <w:lvl w:ilvl="0" w:tplc="88E640C8">
+      <w:start w:val="1"/>
+      <w:numFmt w:val="decimal"/>
+      <w:lvlText w:val="%1-"/>
+      <w:lvlJc w:val="left"/>
+      <w:pPr>
+        <w:ind w:left="720" w:hanging="360"/>
+      </w:pPr>
+      <w:rPr>
+        <w:rFonts w:hint="default"/>
+      </w:rPr>
+    </w:lvl>
+    <w:lvl w:ilvl="1" w:tplc="04090019" w:tentative="1">
+      <w:start w:val="1"/>
+      <w:numFmt w:val="lowerLetter"/>
+      <w:lvlText w:val="%2."/>
+      <w:lvlJc w:val="left"/>
+      <w:pPr>
+        <w:ind w:left="1440" w:hanging="360"/>
+      </w:pPr>
+    </w:lvl>
+    <w:lvl w:ilvl="2" w:tplc="0409001B" w:tentative="1">
+      <w:start w:val="1"/>
+      <w:numFmt w:val="lowerRoman"/>
+      <w:lvlText w:val="%3."/>
+      <w:lvlJc w:val="right"/>
+      <w:pPr>
+        <w:ind w:left="2160" w:hanging="180"/>
+      </w:pPr>
+    </w:lvl>
+    <w:lvl w:ilvl="3" w:tplc="0409000F" w:tentative="1">
+      <w:start w:val="1"/>
+      <w:numFmt w:val="decimal"/>
+      <w:lvlText w:val="%4."/>
+      <w:lvlJc w:val="left"/>
+      <w:pPr>
+        <w:ind w:left="2880" w:hanging="360"/>
+      </w:pPr>
+    </w:lvl>
+    <w:lvl w:ilvl="4" w:tplc="04090019" w:tentative="1">
+      <w:start w:val="1"/>
+      <w:numFmt w:val="lowerLetter"/>
+      <w:lvlText w:val="%5."/>
+      <w:lvlJc w:val="left"/>
+      <w:pPr>
+        <w:ind w:left="3600" w:hanging="360"/>
+      </w:pPr>
+    </w:lvl>
+    <w:lvl w:ilvl="5" w:tplc="0409001B" w:tentative="1">
+      <w:start w:val="1"/>
+      <w:numFmt w:val="lowerRoman"/>
+      <w:lvlText w:val="%6."/>
+      <w:lvlJc w:val="right"/>
+      <w:pPr>
+        <w:ind w:left="4320" w:hanging="180"/>
+      </w:pPr>
+    </w:lvl>
+    <w:lvl w:ilvl="6" w:tplc="0409000F" w:tentative="1">
+      <w:start w:val="1"/>
+      <w:numFmt w:val="decimal"/>
+      <w:lvlText w:val="%7."/>
+      <w:lvlJc w:val="left"/>
+      <w:pPr>
+        <w:ind w:left="5040" w:hanging="360"/>
+      </w:pPr>
+    </w:lvl>
+    <w:lvl w:ilvl="7" w:tplc="04090019" w:tentative="1">
+      <w:start w:val="1"/>
+      <w:numFmt w:val="lowerLetter"/>
+      <w:lvlText w:val="%8."/>
+      <w:lvlJc w:val="left"/>
+      <w:pPr>
+        <w:ind w:left="5760" w:hanging="360"/>
+      </w:pPr>
+    </w:lvl>
+    <w:lvl w:ilvl="8" w:tplc="0409001B" w:tentative="1">
+      <w:start w:val="1"/>
+      <w:numFmt w:val="lowerRoman"/>
+      <w:lvlText w:val="%9."/>
+      <w:lvlJc w:val="right"/>
+      <w:pPr>
+        <w:ind w:left="6480" w:hanging="180"/>
+      </w:pPr>
+    </w:lvl>
+  </w:abstractNum>
+  <w:num w:numId="1" w16cid:durableId="179517018">
+    <w:abstractNumId w:val="11"/>
+  </w:num>
+  <w:num w:numId="2" w16cid:durableId="1935435522">
+    <w:abstractNumId w:val="3"/>
+  </w:num>
+  <w:num w:numId="3" w16cid:durableId="1422138048">
+    <w:abstractNumId w:val="7"/>
+  </w:num>
+  <w:num w:numId="4" w16cid:durableId="478428057">
+    <w:abstractNumId w:val="2"/>
+  </w:num>
+  <w:num w:numId="5" w16cid:durableId="1960837663">
+    <w:abstractNumId w:val="8"/>
+  </w:num>
+  <w:num w:numId="6" w16cid:durableId="652220935">
+    <w:abstractNumId w:val="0"/>
+  </w:num>
+  <w:num w:numId="7" w16cid:durableId="1944216827">
     <w:abstractNumId w:val="9"/>
   </w:num>
-  <w:num w:numId="2" w16cid:durableId="2130589562">
+  <w:num w:numId="8" w16cid:durableId="660698879">
+    <w:abstractNumId w:val="1"/>
+  </w:num>
+  <w:num w:numId="9" w16cid:durableId="504561871">
+    <w:abstractNumId w:val="4"/>
+  </w:num>
+  <w:num w:numId="10" w16cid:durableId="359938322">
     <w:abstractNumId w:val="10"/>
   </w:num>
-  <w:num w:numId="3" w16cid:durableId="633102688">
-    <w:abstractNumId w:val="4"/>
+  <w:num w:numId="11" w16cid:durableId="998727399">
+    <w:abstractNumId w:val="5"/>
   </w:num>
-  <w:num w:numId="4" w16cid:durableId="1363630074">
-    <w:abstractNumId w:val="3"/>
-  </w:num>
-  <w:num w:numId="5" w16cid:durableId="738744871">
-    <w:abstractNumId w:val="2"/>
-  </w:num>
-  <w:num w:numId="6" w16cid:durableId="894966821">
-    <w:abstractNumId w:val="1"/>
-  </w:num>
-  <w:num w:numId="7" w16cid:durableId="1133789053">
+  <w:num w:numId="12" w16cid:durableId="201332941">
     <w:abstractNumId w:val="6"/>
-  </w:num>
-  <w:num w:numId="8" w16cid:durableId="892497343">
-    <w:abstractNumId w:val="7"/>
-  </w:num>
-  <w:num w:numId="9" w16cid:durableId="712312783">
-    <w:abstractNumId w:val="8"/>
-  </w:num>
-  <w:num w:numId="10" w16cid:durableId="1677150699">
-    <w:abstractNumId w:val="0"/>
-  </w:num>
-  <w:num w:numId="11" w16cid:durableId="583539946">
-    <w:abstractNumId w:val="5"/>
   </w:num>
 </w:numbering>
 </file>
 
 <file path=word/styles.xml><?xml version="1.0" encoding="utf-8"?>
-<w:styles xmlns:mc="http://schemas.openxmlformats.org/markup-compatibility/2006" xmlns:r="http://schemas.openxmlformats.org/officeDocument/2006/relationships" xmlns:w="http://schemas.openxmlformats.org/wordprocessingml/2006/main" xmlns:w14="http://schemas.microsoft.com/office/word/2010/wordml" xmlns:w15="http://schemas.microsoft.com/office/word/2012/wordml" xmlns:w16cex="http://schemas.microsoft.com/office/word/2018/wordml/cex" xmlns:w16cid="http://schemas.microsoft.com/office/word/2016/wordml/cid" xmlns:w16="http://schemas.microsoft.com/office/word/2018/wordml" xmlns:w16du="http://schemas.microsoft.com/office/word/2023/wordml/word16du" xmlns:w16sdtdh="http://schemas.microsoft.com/office/word/2020/wordml/sdtdatahash" xmlns:w16se="http://schemas.microsoft.com/office/word/2015/wordml/symex" mc:Ignorable="w14 w15 w16se w16cid w16 w16cex w16sdtdh w16du">
+<w:styles xmlns:mc="http://schemas.openxmlformats.org/markup-compatibility/2006" xmlns:r="http://schemas.openxmlformats.org/officeDocument/2006/relationships" xmlns:w="http://schemas.openxmlformats.org/wordprocessingml/2006/main" xmlns:w14="http://schemas.microsoft.com/office/word/2010/wordml" xmlns:w15="http://schemas.microsoft.com/office/word/2012/wordml" xmlns:w16cex="http://schemas.microsoft.com/office/word/2018/wordml/cex" xmlns:w16cid="http://schemas.microsoft.com/office/word/2016/wordml/cid" xmlns:w16="http://schemas.microsoft.com/office/word/2018/wordml" xmlns:w16du="http://schemas.microsoft.com/office/word/2023/wordml/word16du" xmlns:w16sdtdh="http://schemas.microsoft.com/office/word/2020/wordml/sdtdatahash" xmlns:w16sdtfl="http://schemas.microsoft.com/office/word/2024/wordml/sdtformatlock" xmlns:w16se="http://schemas.microsoft.com/office/word/2015/wordml/symex" mc:Ignorable="w14 w15 w16se w16cid w16 w16cex w16sdtdh w16sdtfl w16du">
   <w:docDefaults>
     <w:rPrDefault>
       <w:rPr>
@@ -3421,6 +5902,7 @@
   <w:style w:type="paragraph" w:default="1" w:styleId="Normal">
     <w:name w:val="Normal"/>
     <w:qFormat/>
+    <w:rsid w:val="00BF29AC"/>
   </w:style>
   <w:style w:type="character" w:default="1" w:styleId="DefaultParagraphFont">
     <w:name w:val="Default Paragraph Font"/>
@@ -3449,38 +5931,14 @@
     <w:semiHidden/>
     <w:unhideWhenUsed/>
   </w:style>
-  <w:style w:type="paragraph" w:styleId="Title">
-    <w:name w:val="Title"/>
-    <w:basedOn w:val="Normal"/>
-    <w:next w:val="Normal"/>
-    <w:link w:val="TitleChar"/>
-    <w:uiPriority w:val="10"/>
-    <w:qFormat/>
-    <w:rsid w:val="0010210C"/>
-    <w:pPr>
-      <w:spacing w:after="0" w:line="240" w:lineRule="auto"/>
-      <w:contextualSpacing/>
-    </w:pPr>
+  <w:style w:type="character" w:styleId="PlaceholderText">
+    <w:name w:val="Placeholder Text"/>
+    <w:basedOn w:val="DefaultParagraphFont"/>
+    <w:uiPriority w:val="99"/>
+    <w:semiHidden/>
+    <w:rsid w:val="00A62CA8"/>
     <w:rPr>
-      <w:rFonts w:asciiTheme="majorHAnsi" w:eastAsiaTheme="majorEastAsia" w:hAnsiTheme="majorHAnsi" w:cstheme="majorBidi"/>
-      <w:spacing w:val="-10"/>
-      <w:kern w:val="28"/>
-      <w:sz w:val="56"/>
-      <w:szCs w:val="56"/>
-    </w:rPr>
-  </w:style>
-  <w:style w:type="character" w:customStyle="1" w:styleId="TitleChar">
-    <w:name w:val="Title Char"/>
-    <w:basedOn w:val="DefaultParagraphFont"/>
-    <w:link w:val="Title"/>
-    <w:uiPriority w:val="10"/>
-    <w:rsid w:val="0010210C"/>
-    <w:rPr>
-      <w:rFonts w:asciiTheme="majorHAnsi" w:eastAsiaTheme="majorEastAsia" w:hAnsiTheme="majorHAnsi" w:cstheme="majorBidi"/>
-      <w:spacing w:val="-10"/>
-      <w:kern w:val="28"/>
-      <w:sz w:val="56"/>
-      <w:szCs w:val="56"/>
+      <w:color w:val="808080"/>
     </w:rPr>
   </w:style>
   <w:style w:type="paragraph" w:styleId="ListParagraph">
@@ -3488,7 +5946,7 @@
     <w:basedOn w:val="Normal"/>
     <w:uiPriority w:val="34"/>
     <w:qFormat/>
-    <w:rsid w:val="0010210C"/>
+    <w:rsid w:val="00CC2F19"/>
     <w:pPr>
       <w:ind w:left="720"/>
       <w:contextualSpacing/>
@@ -3498,7 +5956,7 @@
     <w:name w:val="Table Grid"/>
     <w:basedOn w:val="TableNormal"/>
     <w:uiPriority w:val="39"/>
-    <w:rsid w:val="00581A25"/>
+    <w:rsid w:val="000130DF"/>
     <w:pPr>
       <w:spacing w:after="0" w:line="240" w:lineRule="auto"/>
     </w:pPr>
@@ -3519,7 +5977,7 @@
     <w:link w:val="HeaderChar"/>
     <w:uiPriority w:val="99"/>
     <w:unhideWhenUsed/>
-    <w:rsid w:val="00B82609"/>
+    <w:rsid w:val="00414CDB"/>
     <w:pPr>
       <w:tabs>
         <w:tab w:val="center" w:pos="4680"/>
@@ -3533,7 +5991,7 @@
     <w:basedOn w:val="DefaultParagraphFont"/>
     <w:link w:val="Header"/>
     <w:uiPriority w:val="99"/>
-    <w:rsid w:val="00B82609"/>
+    <w:rsid w:val="00414CDB"/>
   </w:style>
   <w:style w:type="paragraph" w:styleId="Footer">
     <w:name w:val="footer"/>
@@ -3541,7 +5999,7 @@
     <w:link w:val="FooterChar"/>
     <w:uiPriority w:val="99"/>
     <w:unhideWhenUsed/>
-    <w:rsid w:val="00B82609"/>
+    <w:rsid w:val="00414CDB"/>
     <w:pPr>
       <w:tabs>
         <w:tab w:val="center" w:pos="4680"/>
@@ -3555,7 +6013,7 @@
     <w:basedOn w:val="DefaultParagraphFont"/>
     <w:link w:val="Footer"/>
     <w:uiPriority w:val="99"/>
-    <w:rsid w:val="00B82609"/>
+    <w:rsid w:val="00414CDB"/>
   </w:style>
 </w:styles>
 </file>
@@ -3853,4 +6311,16 @@
     </a:ext>
   </a:extLst>
 </a:theme>
+</file>
+
+<file path=customXml/item1.xml><?xml version="1.0" encoding="utf-8"?>
+<b:Sources xmlns:b="http://schemas.openxmlformats.org/officeDocument/2006/bibliography" xmlns="http://schemas.openxmlformats.org/officeDocument/2006/bibliography" SelectedStyle="\APASixthEditionOfficeOnline.xsl" StyleName="APA" Version="6"/>
+</file>
+
+<file path=customXml/itemProps1.xml><?xml version="1.0" encoding="utf-8"?>
+<ds:datastoreItem xmlns:ds="http://schemas.openxmlformats.org/officeDocument/2006/customXml" ds:itemID="{978F211F-86A2-4512-AC3C-AB63971C44FF}">
+  <ds:schemaRefs>
+    <ds:schemaRef ds:uri="http://schemas.openxmlformats.org/officeDocument/2006/bibliography"/>
+  </ds:schemaRefs>
+</ds:datastoreItem>
 </file>